--- a/Week1/Week 1 Task Report.docx
+++ b/Week1/Week 1 Task Report.docx
@@ -212,39 +212,43 @@
     <w:p>
       <w:pPr>
         <w:numPr>
-          <w:numId w:val="0"/>
-        </w:numPr>
-        <w:rPr>
-          <w:rFonts w:hint="eastAsia" w:eastAsia="Malgun Gothic"/>
-          <w:lang w:val="en-US" w:eastAsia="ko-KR"/>
-        </w:rPr>
-      </w:pPr>
-    </w:p>
-    <w:p>
-      <w:pPr>
-        <w:numPr>
-          <w:numId w:val="0"/>
-        </w:numPr>
-        <w:rPr>
-          <w:rFonts w:hint="default" w:eastAsia="Malgun Gothic"/>
-          <w:lang w:val="en-US" w:eastAsia="ko-KR"/>
-        </w:rPr>
-      </w:pPr>
-    </w:p>
-    <w:p>
-      <w:pPr>
-        <w:numPr>
-          <w:numId w:val="0"/>
-        </w:numPr>
-        <w:rPr>
-          <w:rFonts w:hint="default" w:eastAsia="Malgun Gothic"/>
-          <w:lang w:val="en-US" w:eastAsia="ko-KR"/>
-        </w:rPr>
-      </w:pPr>
-    </w:p>
-    <w:p>
-      <w:pPr>
-        <w:numPr>
+          <w:ilvl w:val="0"/>
+          <w:numId w:val="0"/>
+        </w:numPr>
+        <w:rPr>
+          <w:rFonts w:hint="eastAsia" w:eastAsia="Malgun Gothic"/>
+          <w:lang w:val="en-US" w:eastAsia="ko-KR"/>
+        </w:rPr>
+      </w:pPr>
+    </w:p>
+    <w:p>
+      <w:pPr>
+        <w:numPr>
+          <w:ilvl w:val="0"/>
+          <w:numId w:val="0"/>
+        </w:numPr>
+        <w:rPr>
+          <w:rFonts w:hint="default" w:eastAsia="Malgun Gothic"/>
+          <w:lang w:val="en-US" w:eastAsia="ko-KR"/>
+        </w:rPr>
+      </w:pPr>
+    </w:p>
+    <w:p>
+      <w:pPr>
+        <w:numPr>
+          <w:ilvl w:val="0"/>
+          <w:numId w:val="0"/>
+        </w:numPr>
+        <w:rPr>
+          <w:rFonts w:hint="default" w:eastAsia="Malgun Gothic"/>
+          <w:lang w:val="en-US" w:eastAsia="ko-KR"/>
+        </w:rPr>
+      </w:pPr>
+    </w:p>
+    <w:p>
+      <w:pPr>
+        <w:numPr>
+          <w:ilvl w:val="0"/>
           <w:numId w:val="0"/>
         </w:numPr>
         <w:rPr>
@@ -282,17 +286,19 @@
     <w:p>
       <w:pPr>
         <w:numPr>
-          <w:numId w:val="0"/>
-        </w:numPr>
-        <w:rPr>
-          <w:rFonts w:hint="eastAsia" w:eastAsia="Malgun Gothic"/>
-          <w:lang w:val="en-US" w:eastAsia="ko-KR"/>
-        </w:rPr>
-      </w:pPr>
-    </w:p>
-    <w:p>
-      <w:pPr>
-        <w:numPr>
+          <w:ilvl w:val="0"/>
+          <w:numId w:val="0"/>
+        </w:numPr>
+        <w:rPr>
+          <w:rFonts w:hint="eastAsia" w:eastAsia="Malgun Gothic"/>
+          <w:lang w:val="en-US" w:eastAsia="ko-KR"/>
+        </w:rPr>
+      </w:pPr>
+    </w:p>
+    <w:p>
+      <w:pPr>
+        <w:numPr>
+          <w:ilvl w:val="0"/>
           <w:numId w:val="0"/>
         </w:numPr>
         <w:rPr>
@@ -315,28 +321,31 @@
     <w:p>
       <w:pPr>
         <w:numPr>
-          <w:numId w:val="0"/>
-        </w:numPr>
-        <w:rPr>
-          <w:rFonts w:hint="eastAsia" w:eastAsia="Malgun Gothic"/>
-          <w:lang w:val="en-US" w:eastAsia="ko-KR"/>
-        </w:rPr>
-      </w:pPr>
-    </w:p>
-    <w:p>
-      <w:pPr>
-        <w:numPr>
-          <w:numId w:val="0"/>
-        </w:numPr>
-        <w:rPr>
-          <w:rFonts w:hint="default" w:eastAsia="Malgun Gothic"/>
-          <w:lang w:val="en-US" w:eastAsia="ko-KR"/>
-        </w:rPr>
-      </w:pPr>
-    </w:p>
-    <w:p>
-      <w:pPr>
-        <w:numPr>
+          <w:ilvl w:val="0"/>
+          <w:numId w:val="0"/>
+        </w:numPr>
+        <w:rPr>
+          <w:rFonts w:hint="eastAsia" w:eastAsia="Malgun Gothic"/>
+          <w:lang w:val="en-US" w:eastAsia="ko-KR"/>
+        </w:rPr>
+      </w:pPr>
+    </w:p>
+    <w:p>
+      <w:pPr>
+        <w:numPr>
+          <w:ilvl w:val="0"/>
+          <w:numId w:val="0"/>
+        </w:numPr>
+        <w:rPr>
+          <w:rFonts w:hint="default" w:eastAsia="Malgun Gothic"/>
+          <w:lang w:val="en-US" w:eastAsia="ko-KR"/>
+        </w:rPr>
+      </w:pPr>
+    </w:p>
+    <w:p>
+      <w:pPr>
+        <w:numPr>
+          <w:ilvl w:val="0"/>
           <w:numId w:val="0"/>
         </w:numPr>
         <w:rPr>
@@ -391,6 +400,7 @@
     <w:p>
       <w:pPr>
         <w:numPr>
+          <w:ilvl w:val="0"/>
           <w:numId w:val="0"/>
         </w:numPr>
         <w:rPr>
@@ -445,28 +455,31 @@
     <w:p>
       <w:pPr>
         <w:numPr>
-          <w:numId w:val="0"/>
-        </w:numPr>
-        <w:rPr>
-          <w:rFonts w:hint="eastAsia" w:eastAsia="Malgun Gothic"/>
-          <w:lang w:val="en-US" w:eastAsia="ko-KR"/>
-        </w:rPr>
-      </w:pPr>
-    </w:p>
-    <w:p>
-      <w:pPr>
-        <w:numPr>
-          <w:numId w:val="0"/>
-        </w:numPr>
-        <w:rPr>
-          <w:rFonts w:hint="eastAsia" w:eastAsia="Malgun Gothic"/>
-          <w:lang w:val="en-US" w:eastAsia="ko-KR"/>
-        </w:rPr>
-      </w:pPr>
-    </w:p>
-    <w:p>
-      <w:pPr>
-        <w:numPr>
+          <w:ilvl w:val="0"/>
+          <w:numId w:val="0"/>
+        </w:numPr>
+        <w:rPr>
+          <w:rFonts w:hint="eastAsia" w:eastAsia="Malgun Gothic"/>
+          <w:lang w:val="en-US" w:eastAsia="ko-KR"/>
+        </w:rPr>
+      </w:pPr>
+    </w:p>
+    <w:p>
+      <w:pPr>
+        <w:numPr>
+          <w:ilvl w:val="0"/>
+          <w:numId w:val="0"/>
+        </w:numPr>
+        <w:rPr>
+          <w:rFonts w:hint="eastAsia" w:eastAsia="Malgun Gothic"/>
+          <w:lang w:val="en-US" w:eastAsia="ko-KR"/>
+        </w:rPr>
+      </w:pPr>
+    </w:p>
+    <w:p>
+      <w:pPr>
+        <w:numPr>
+          <w:ilvl w:val="0"/>
           <w:numId w:val="0"/>
         </w:numPr>
         <w:rPr>
@@ -480,14 +493,11 @@
     <w:p>
       <w:pPr>
         <w:numPr>
-          <w:numId w:val="0"/>
-        </w:numPr>
-        <w:rPr>
-          <w:rFonts w:hint="default" w:eastAsia="Malgun Gothic"/>
-          <w:b/>
-          <w:bCs/>
-          <w:sz w:val="28"/>
-          <w:szCs w:val="28"/>
+          <w:ilvl w:val="0"/>
+          <w:numId w:val="0"/>
+        </w:numPr>
+        <w:rPr>
+          <w:rFonts w:hint="default" w:eastAsia="Malgun Gothic"/>
           <w:lang w:val="en-US" w:eastAsia="ko-KR"/>
         </w:rPr>
       </w:pPr>
@@ -506,17 +516,7 @@
     <w:p>
       <w:pPr>
         <w:numPr>
-          <w:numId w:val="0"/>
-        </w:numPr>
-        <w:rPr>
-          <w:rFonts w:hint="default" w:eastAsia="Malgun Gothic"/>
-          <w:lang w:val="en-US" w:eastAsia="ko-KR"/>
-        </w:rPr>
-      </w:pPr>
-    </w:p>
-    <w:p>
-      <w:pPr>
-        <w:numPr>
+          <w:ilvl w:val="0"/>
           <w:numId w:val="0"/>
         </w:numPr>
         <w:rPr>
@@ -555,17 +555,19 @@
     <w:p>
       <w:pPr>
         <w:numPr>
-          <w:numId w:val="0"/>
-        </w:numPr>
-        <w:rPr>
-          <w:rFonts w:hint="eastAsia" w:eastAsia="Malgun Gothic"/>
-          <w:lang w:val="en-US" w:eastAsia="ko-KR"/>
-        </w:rPr>
-      </w:pPr>
-    </w:p>
-    <w:p>
-      <w:pPr>
-        <w:numPr>
+          <w:ilvl w:val="0"/>
+          <w:numId w:val="0"/>
+        </w:numPr>
+        <w:rPr>
+          <w:rFonts w:hint="eastAsia" w:eastAsia="Malgun Gothic"/>
+          <w:lang w:val="en-US" w:eastAsia="ko-KR"/>
+        </w:rPr>
+      </w:pPr>
+    </w:p>
+    <w:p>
+      <w:pPr>
+        <w:numPr>
+          <w:ilvl w:val="0"/>
           <w:numId w:val="0"/>
         </w:numPr>
         <w:rPr>
@@ -588,6 +590,7 @@
     <w:p>
       <w:pPr>
         <w:numPr>
+          <w:ilvl w:val="0"/>
           <w:numId w:val="0"/>
         </w:numPr>
         <w:rPr>
@@ -610,19 +613,21 @@
     <w:p>
       <w:pPr>
         <w:numPr>
-          <w:numId w:val="0"/>
-        </w:numPr>
-        <w:rPr>
-          <w:rFonts w:hint="eastAsia" w:ascii="等线" w:hAnsi="等线" w:eastAsia="等线" w:cs="等线"/>
-          <w:sz w:val="21"/>
-          <w:szCs w:val="21"/>
-          <w:lang w:val="en-US" w:eastAsia="zh-CN"/>
-        </w:rPr>
-      </w:pPr>
-    </w:p>
-    <w:p>
-      <w:pPr>
-        <w:numPr>
+          <w:ilvl w:val="0"/>
+          <w:numId w:val="0"/>
+        </w:numPr>
+        <w:rPr>
+          <w:rFonts w:hint="eastAsia" w:ascii="等线" w:hAnsi="等线" w:eastAsia="等线" w:cs="等线"/>
+          <w:sz w:val="21"/>
+          <w:szCs w:val="21"/>
+          <w:lang w:val="en-US" w:eastAsia="zh-CN"/>
+        </w:rPr>
+      </w:pPr>
+    </w:p>
+    <w:p>
+      <w:pPr>
+        <w:numPr>
+          <w:ilvl w:val="0"/>
           <w:numId w:val="0"/>
         </w:numPr>
         <w:rPr>
@@ -645,19 +650,21 @@
     <w:p>
       <w:pPr>
         <w:numPr>
-          <w:numId w:val="0"/>
-        </w:numPr>
-        <w:rPr>
-          <w:rFonts w:hint="eastAsia" w:ascii="等线" w:hAnsi="等线" w:eastAsia="等线" w:cs="等线"/>
-          <w:sz w:val="21"/>
-          <w:szCs w:val="21"/>
-          <w:lang w:val="en-US" w:eastAsia="zh-CN"/>
-        </w:rPr>
-      </w:pPr>
-    </w:p>
-    <w:p>
-      <w:pPr>
-        <w:numPr>
+          <w:ilvl w:val="0"/>
+          <w:numId w:val="0"/>
+        </w:numPr>
+        <w:rPr>
+          <w:rFonts w:hint="eastAsia" w:ascii="等线" w:hAnsi="等线" w:eastAsia="等线" w:cs="等线"/>
+          <w:sz w:val="21"/>
+          <w:szCs w:val="21"/>
+          <w:lang w:val="en-US" w:eastAsia="zh-CN"/>
+        </w:rPr>
+      </w:pPr>
+    </w:p>
+    <w:p>
+      <w:pPr>
+        <w:numPr>
+          <w:ilvl w:val="0"/>
           <w:numId w:val="0"/>
         </w:numPr>
         <w:rPr>
@@ -680,116 +687,213 @@
     <w:p>
       <w:pPr>
         <w:numPr>
-          <w:numId w:val="0"/>
-        </w:numPr>
-        <w:rPr>
-          <w:rFonts w:hint="eastAsia" w:eastAsia="Malgun Gothic"/>
-          <w:lang w:val="en-US" w:eastAsia="ko-KR"/>
-        </w:rPr>
-      </w:pPr>
-    </w:p>
-    <w:p>
-      <w:pPr>
-        <w:numPr>
-          <w:numId w:val="0"/>
-        </w:numPr>
-        <w:rPr>
-          <w:rFonts w:hint="default" w:eastAsia="Malgun Gothic"/>
-          <w:lang w:val="en-US" w:eastAsia="ko-KR"/>
-        </w:rPr>
-      </w:pPr>
-    </w:p>
-    <w:p>
-      <w:pPr>
-        <w:numPr>
-          <w:numId w:val="0"/>
-        </w:numPr>
-        <w:rPr>
-          <w:rFonts w:hint="default" w:eastAsia="Malgun Gothic"/>
-          <w:lang w:val="en-US" w:eastAsia="ko-KR"/>
-        </w:rPr>
-      </w:pPr>
-    </w:p>
-    <w:p>
-      <w:pPr>
-        <w:numPr>
-          <w:numId w:val="0"/>
-        </w:numPr>
-        <w:rPr>
-          <w:rFonts w:hint="default" w:eastAsia="Malgun Gothic"/>
-          <w:lang w:val="en-US" w:eastAsia="ko-KR"/>
-        </w:rPr>
-      </w:pPr>
-    </w:p>
-    <w:p>
-      <w:pPr>
-        <w:numPr>
-          <w:numId w:val="0"/>
-        </w:numPr>
-        <w:rPr>
-          <w:rFonts w:hint="default" w:eastAsia="Malgun Gothic"/>
-          <w:lang w:val="en-US" w:eastAsia="ko-KR"/>
-        </w:rPr>
-      </w:pPr>
-    </w:p>
-    <w:p>
-      <w:pPr>
-        <w:numPr>
-          <w:numId w:val="0"/>
-        </w:numPr>
-        <w:rPr>
-          <w:rFonts w:hint="default" w:eastAsia="Malgun Gothic"/>
-          <w:lang w:val="en-US" w:eastAsia="ko-KR"/>
-        </w:rPr>
-      </w:pPr>
-    </w:p>
-    <w:p>
-      <w:pPr>
-        <w:numPr>
-          <w:numId w:val="0"/>
-        </w:numPr>
-        <w:rPr>
-          <w:rFonts w:hint="default" w:eastAsia="Malgun Gothic"/>
-          <w:lang w:val="en-US" w:eastAsia="ko-KR"/>
-        </w:rPr>
-      </w:pPr>
-    </w:p>
-    <w:p>
-      <w:pPr>
-        <w:numPr>
-          <w:numId w:val="0"/>
-        </w:numPr>
-        <w:rPr>
-          <w:rFonts w:hint="default" w:eastAsia="Malgun Gothic"/>
-          <w:lang w:val="en-US" w:eastAsia="ko-KR"/>
-        </w:rPr>
-      </w:pPr>
-    </w:p>
-    <w:p>
-      <w:pPr>
-        <w:numPr>
-          <w:numId w:val="0"/>
-        </w:numPr>
-        <w:rPr>
-          <w:rFonts w:hint="default" w:eastAsia="Malgun Gothic"/>
-          <w:lang w:val="en-US" w:eastAsia="ko-KR"/>
-        </w:rPr>
-      </w:pPr>
-    </w:p>
-    <w:p>
-      <w:pPr>
-        <w:numPr>
-          <w:numId w:val="0"/>
-        </w:numPr>
-        <w:rPr>
-          <w:rFonts w:hint="default" w:eastAsia="Malgun Gothic"/>
-          <w:lang w:val="en-US" w:eastAsia="ko-KR"/>
-        </w:rPr>
-      </w:pPr>
-    </w:p>
-    <w:p>
-      <w:pPr>
-        <w:numPr>
+          <w:ilvl w:val="0"/>
+          <w:numId w:val="0"/>
+        </w:numPr>
+        <w:rPr>
+          <w:rFonts w:hint="eastAsia" w:eastAsia="Malgun Gothic"/>
+          <w:lang w:val="en-US" w:eastAsia="ko-KR"/>
+        </w:rPr>
+      </w:pPr>
+    </w:p>
+    <w:p>
+      <w:pPr>
+        <w:numPr>
+          <w:ilvl w:val="0"/>
+          <w:numId w:val="0"/>
+        </w:numPr>
+        <w:rPr>
+          <w:rFonts w:hint="default" w:eastAsia="Malgun Gothic"/>
+          <w:lang w:val="en-US" w:eastAsia="ko-KR"/>
+        </w:rPr>
+      </w:pPr>
+    </w:p>
+    <w:p>
+      <w:pPr>
+        <w:numPr>
+          <w:ilvl w:val="0"/>
+          <w:numId w:val="0"/>
+        </w:numPr>
+        <w:rPr>
+          <w:rFonts w:hint="default" w:eastAsia="Malgun Gothic"/>
+          <w:lang w:val="en-US" w:eastAsia="ko-KR"/>
+        </w:rPr>
+      </w:pPr>
+    </w:p>
+    <w:p>
+      <w:pPr>
+        <w:numPr>
+          <w:ilvl w:val="0"/>
+          <w:numId w:val="0"/>
+        </w:numPr>
+        <w:rPr>
+          <w:rFonts w:hint="default" w:eastAsia="Malgun Gothic"/>
+          <w:lang w:val="en-US" w:eastAsia="ko-KR"/>
+        </w:rPr>
+      </w:pPr>
+      <w:r>
+        <w:rPr>
+          <w:rFonts w:hint="default" w:eastAsia="Malgun Gothic"/>
+          <w:lang w:val="en-US" w:eastAsia="ko-KR"/>
+        </w:rPr>
+        <w:drawing>
+          <wp:inline distT="0" distB="0" distL="114300" distR="114300">
+            <wp:extent cx="4880610" cy="2025650"/>
+            <wp:effectExtent l="0" t="0" r="8890" b="6350"/>
+            <wp:docPr id="3" name="Picture 3" descr="1_Raw_Audio_Waveform"/>
+            <wp:cNvGraphicFramePr>
+              <a:graphicFrameLocks xmlns:a="http://schemas.openxmlformats.org/drawingml/2006/main" noChangeAspect="1"/>
+            </wp:cNvGraphicFramePr>
+            <a:graphic xmlns:a="http://schemas.openxmlformats.org/drawingml/2006/main">
+              <a:graphicData uri="http://schemas.openxmlformats.org/drawingml/2006/picture">
+                <pic:pic xmlns:pic="http://schemas.openxmlformats.org/drawingml/2006/picture">
+                  <pic:nvPicPr>
+                    <pic:cNvPr id="3" name="Picture 3" descr="1_Raw_Audio_Waveform"/>
+                    <pic:cNvPicPr>
+                      <a:picLocks noChangeAspect="1"/>
+                    </pic:cNvPicPr>
+                  </pic:nvPicPr>
+                  <pic:blipFill>
+                    <a:blip r:embed="rId6"/>
+                    <a:stretch>
+                      <a:fillRect/>
+                    </a:stretch>
+                  </pic:blipFill>
+                  <pic:spPr>
+                    <a:xfrm>
+                      <a:off x="0" y="0"/>
+                      <a:ext cx="4880610" cy="2025650"/>
+                    </a:xfrm>
+                    <a:prstGeom prst="rect">
+                      <a:avLst/>
+                    </a:prstGeom>
+                  </pic:spPr>
+                </pic:pic>
+              </a:graphicData>
+            </a:graphic>
+          </wp:inline>
+        </w:drawing>
+      </w:r>
+    </w:p>
+    <w:p>
+      <w:pPr>
+        <w:numPr>
+          <w:ilvl w:val="0"/>
+          <w:numId w:val="0"/>
+        </w:numPr>
+        <w:rPr>
+          <w:rFonts w:hint="default" w:eastAsia="Malgun Gothic"/>
+          <w:lang w:val="en-US" w:eastAsia="ko-KR"/>
+        </w:rPr>
+      </w:pPr>
+    </w:p>
+    <w:p>
+      <w:pPr>
+        <w:numPr>
+          <w:ilvl w:val="0"/>
+          <w:numId w:val="0"/>
+        </w:numPr>
+        <w:rPr>
+          <w:rFonts w:hint="default" w:eastAsia="Malgun Gothic"/>
+          <w:lang w:val="en-US" w:eastAsia="ko-KR"/>
+        </w:rPr>
+      </w:pPr>
+      <w:r>
+        <w:rPr>
+          <w:rFonts w:hint="default" w:eastAsia="Malgun Gothic"/>
+          <w:lang w:val="en-US" w:eastAsia="ko-KR"/>
+        </w:rPr>
+        <w:drawing>
+          <wp:inline distT="0" distB="0" distL="114300" distR="114300">
+            <wp:extent cx="5274310" cy="1883410"/>
+            <wp:effectExtent l="0" t="0" r="8890" b="8890"/>
+            <wp:docPr id="5" name="Picture 5" descr="2_Fourier_Transform"/>
+            <wp:cNvGraphicFramePr>
+              <a:graphicFrameLocks xmlns:a="http://schemas.openxmlformats.org/drawingml/2006/main" noChangeAspect="1"/>
+            </wp:cNvGraphicFramePr>
+            <a:graphic xmlns:a="http://schemas.openxmlformats.org/drawingml/2006/main">
+              <a:graphicData uri="http://schemas.openxmlformats.org/drawingml/2006/picture">
+                <pic:pic xmlns:pic="http://schemas.openxmlformats.org/drawingml/2006/picture">
+                  <pic:nvPicPr>
+                    <pic:cNvPr id="5" name="Picture 5" descr="2_Fourier_Transform"/>
+                    <pic:cNvPicPr>
+                      <a:picLocks noChangeAspect="1"/>
+                    </pic:cNvPicPr>
+                  </pic:nvPicPr>
+                  <pic:blipFill>
+                    <a:blip r:embed="rId7"/>
+                    <a:stretch>
+                      <a:fillRect/>
+                    </a:stretch>
+                  </pic:blipFill>
+                  <pic:spPr>
+                    <a:xfrm>
+                      <a:off x="0" y="0"/>
+                      <a:ext cx="5274310" cy="1883410"/>
+                    </a:xfrm>
+                    <a:prstGeom prst="rect">
+                      <a:avLst/>
+                    </a:prstGeom>
+                  </pic:spPr>
+                </pic:pic>
+              </a:graphicData>
+            </a:graphic>
+          </wp:inline>
+        </w:drawing>
+      </w:r>
+    </w:p>
+    <w:p>
+      <w:pPr>
+        <w:numPr>
+          <w:ilvl w:val="0"/>
+          <w:numId w:val="0"/>
+        </w:numPr>
+        <w:rPr>
+          <w:rFonts w:hint="default" w:eastAsia="Malgun Gothic"/>
+          <w:lang w:val="en-US" w:eastAsia="ko-KR"/>
+        </w:rPr>
+      </w:pPr>
+    </w:p>
+    <w:p>
+      <w:pPr>
+        <w:numPr>
+          <w:ilvl w:val="0"/>
+          <w:numId w:val="0"/>
+        </w:numPr>
+        <w:rPr>
+          <w:rFonts w:hint="default" w:eastAsia="Malgun Gothic"/>
+          <w:lang w:val="en-US" w:eastAsia="ko-KR"/>
+        </w:rPr>
+      </w:pPr>
+    </w:p>
+    <w:p>
+      <w:pPr>
+        <w:numPr>
+          <w:ilvl w:val="0"/>
+          <w:numId w:val="0"/>
+        </w:numPr>
+        <w:rPr>
+          <w:rFonts w:hint="default" w:eastAsia="Malgun Gothic"/>
+          <w:lang w:val="en-US" w:eastAsia="ko-KR"/>
+        </w:rPr>
+      </w:pPr>
+    </w:p>
+    <w:p>
+      <w:pPr>
+        <w:numPr>
+          <w:ilvl w:val="0"/>
+          <w:numId w:val="0"/>
+        </w:numPr>
+        <w:rPr>
+          <w:rFonts w:hint="default" w:eastAsia="Malgun Gothic"/>
+          <w:lang w:val="en-US" w:eastAsia="ko-KR"/>
+        </w:rPr>
+      </w:pPr>
+    </w:p>
+    <w:p>
+      <w:pPr>
+        <w:numPr>
+          <w:ilvl w:val="0"/>
           <w:numId w:val="0"/>
         </w:numPr>
         <w:rPr>
@@ -841,17 +945,19 @@
     <w:p>
       <w:pPr>
         <w:numPr>
-          <w:numId w:val="0"/>
-        </w:numPr>
-        <w:rPr>
-          <w:rFonts w:hint="default" w:eastAsia="Malgun Gothic"/>
-          <w:lang w:val="en-US" w:eastAsia="ko-KR"/>
-        </w:rPr>
-      </w:pPr>
-    </w:p>
-    <w:p>
-      <w:pPr>
-        <w:numPr>
+          <w:ilvl w:val="0"/>
+          <w:numId w:val="0"/>
+        </w:numPr>
+        <w:rPr>
+          <w:rFonts w:hint="default" w:eastAsia="Malgun Gothic"/>
+          <w:lang w:val="en-US" w:eastAsia="ko-KR"/>
+        </w:rPr>
+      </w:pPr>
+    </w:p>
+    <w:p>
+      <w:pPr>
+        <w:numPr>
+          <w:ilvl w:val="0"/>
           <w:numId w:val="0"/>
         </w:numPr>
         <w:rPr>
@@ -910,6 +1016,7 @@
     <w:p>
       <w:pPr>
         <w:numPr>
+          <w:ilvl w:val="0"/>
           <w:numId w:val="0"/>
         </w:numPr>
         <w:rPr>
@@ -968,19 +1075,21 @@
     <w:p>
       <w:pPr>
         <w:numPr>
-          <w:numId w:val="0"/>
-        </w:numPr>
-        <w:rPr>
-          <w:rFonts w:hint="eastAsia" w:ascii="等线" w:hAnsi="等线" w:eastAsia="等线" w:cs="等线"/>
-          <w:sz w:val="21"/>
-          <w:szCs w:val="21"/>
-          <w:lang w:val="en-US" w:eastAsia="ko-KR"/>
-        </w:rPr>
-      </w:pPr>
-    </w:p>
-    <w:p>
-      <w:pPr>
-        <w:numPr>
+          <w:ilvl w:val="0"/>
+          <w:numId w:val="0"/>
+        </w:numPr>
+        <w:rPr>
+          <w:rFonts w:hint="eastAsia" w:ascii="等线" w:hAnsi="等线" w:eastAsia="等线" w:cs="等线"/>
+          <w:sz w:val="21"/>
+          <w:szCs w:val="21"/>
+          <w:lang w:val="en-US" w:eastAsia="ko-KR"/>
+        </w:rPr>
+      </w:pPr>
+    </w:p>
+    <w:p>
+      <w:pPr>
+        <w:numPr>
+          <w:ilvl w:val="0"/>
           <w:numId w:val="0"/>
         </w:numPr>
         <w:rPr>
@@ -1021,6 +1130,7 @@
     <w:p>
       <w:pPr>
         <w:numPr>
+          <w:ilvl w:val="0"/>
           <w:numId w:val="0"/>
         </w:numPr>
         <w:rPr>
@@ -1079,19 +1189,21 @@
     <w:p>
       <w:pPr>
         <w:numPr>
-          <w:numId w:val="0"/>
-        </w:numPr>
-        <w:rPr>
-          <w:rFonts w:hint="eastAsia" w:ascii="等线" w:hAnsi="等线" w:eastAsia="等线" w:cs="等线"/>
-          <w:sz w:val="21"/>
-          <w:szCs w:val="21"/>
-          <w:lang w:val="en-US" w:eastAsia="ko-KR"/>
-        </w:rPr>
-      </w:pPr>
-    </w:p>
-    <w:p>
-      <w:pPr>
-        <w:numPr>
+          <w:ilvl w:val="0"/>
+          <w:numId w:val="0"/>
+        </w:numPr>
+        <w:rPr>
+          <w:rFonts w:hint="eastAsia" w:ascii="等线" w:hAnsi="等线" w:eastAsia="等线" w:cs="等线"/>
+          <w:sz w:val="21"/>
+          <w:szCs w:val="21"/>
+          <w:lang w:val="en-US" w:eastAsia="ko-KR"/>
+        </w:rPr>
+      </w:pPr>
+    </w:p>
+    <w:p>
+      <w:pPr>
+        <w:numPr>
+          <w:ilvl w:val="0"/>
           <w:numId w:val="0"/>
         </w:numPr>
         <w:rPr>
@@ -1168,41 +1280,146 @@
     <w:p>
       <w:pPr>
         <w:numPr>
-          <w:numId w:val="0"/>
-        </w:numPr>
-        <w:rPr>
-          <w:rFonts w:hint="default" w:eastAsia="Malgun Gothic"/>
-          <w:lang w:val="en-US" w:eastAsia="ko-KR"/>
-        </w:rPr>
-      </w:pPr>
-    </w:p>
-    <w:p>
-      <w:pPr>
-        <w:numPr>
-          <w:numId w:val="0"/>
-        </w:numPr>
-        <w:rPr>
-          <w:rFonts w:hint="default" w:eastAsia="Malgun Gothic"/>
-          <w:lang w:val="en-US" w:eastAsia="ko-KR"/>
-        </w:rPr>
-      </w:pPr>
-    </w:p>
-    <w:p>
-      <w:pPr>
-        <w:numPr>
-          <w:numId w:val="0"/>
-        </w:numPr>
-        <w:rPr>
-          <w:rFonts w:hint="default" w:eastAsia="Malgun Gothic"/>
-          <w:lang w:val="en-US" w:eastAsia="ko-KR"/>
-        </w:rPr>
-      </w:pPr>
-      <w:bookmarkStart w:id="0" w:name="_GoBack"/>
-      <w:bookmarkEnd w:id="0"/>
-    </w:p>
-    <w:p>
-      <w:pPr>
-        <w:numPr>
+          <w:ilvl w:val="0"/>
+          <w:numId w:val="0"/>
+        </w:numPr>
+        <w:rPr>
+          <w:rFonts w:hint="default" w:eastAsia="Malgun Gothic"/>
+          <w:lang w:val="en-US" w:eastAsia="ko-KR"/>
+        </w:rPr>
+      </w:pPr>
+    </w:p>
+    <w:p>
+      <w:pPr>
+        <w:numPr>
+          <w:ilvl w:val="0"/>
+          <w:numId w:val="0"/>
+        </w:numPr>
+        <w:rPr>
+          <w:rFonts w:hint="default" w:eastAsia="Malgun Gothic"/>
+          <w:lang w:val="en-US" w:eastAsia="ko-KR"/>
+        </w:rPr>
+      </w:pPr>
+    </w:p>
+    <w:p>
+      <w:pPr>
+        <w:numPr>
+          <w:ilvl w:val="0"/>
+          <w:numId w:val="0"/>
+        </w:numPr>
+        <w:rPr>
+          <w:rFonts w:hint="default" w:eastAsia="Malgun Gothic"/>
+          <w:lang w:val="en-US" w:eastAsia="ko-KR"/>
+        </w:rPr>
+      </w:pPr>
+      <w:r>
+        <w:rPr>
+          <w:rFonts w:hint="default" w:eastAsia="Malgun Gothic"/>
+          <w:lang w:val="en-US" w:eastAsia="ko-KR"/>
+        </w:rPr>
+        <w:drawing>
+          <wp:inline distT="0" distB="0" distL="114300" distR="114300">
+            <wp:extent cx="5274310" cy="1883410"/>
+            <wp:effectExtent l="0" t="0" r="8890" b="8890"/>
+            <wp:docPr id="4" name="Picture 4" descr="2_Fourier_Transform"/>
+            <wp:cNvGraphicFramePr>
+              <a:graphicFrameLocks xmlns:a="http://schemas.openxmlformats.org/drawingml/2006/main" noChangeAspect="1"/>
+            </wp:cNvGraphicFramePr>
+            <a:graphic xmlns:a="http://schemas.openxmlformats.org/drawingml/2006/main">
+              <a:graphicData uri="http://schemas.openxmlformats.org/drawingml/2006/picture">
+                <pic:pic xmlns:pic="http://schemas.openxmlformats.org/drawingml/2006/picture">
+                  <pic:nvPicPr>
+                    <pic:cNvPr id="4" name="Picture 4" descr="2_Fourier_Transform"/>
+                    <pic:cNvPicPr>
+                      <a:picLocks noChangeAspect="1"/>
+                    </pic:cNvPicPr>
+                  </pic:nvPicPr>
+                  <pic:blipFill>
+                    <a:blip r:embed="rId7"/>
+                    <a:stretch>
+                      <a:fillRect/>
+                    </a:stretch>
+                  </pic:blipFill>
+                  <pic:spPr>
+                    <a:xfrm>
+                      <a:off x="0" y="0"/>
+                      <a:ext cx="5274310" cy="1883410"/>
+                    </a:xfrm>
+                    <a:prstGeom prst="rect">
+                      <a:avLst/>
+                    </a:prstGeom>
+                  </pic:spPr>
+                </pic:pic>
+              </a:graphicData>
+            </a:graphic>
+          </wp:inline>
+        </w:drawing>
+      </w:r>
+    </w:p>
+    <w:p>
+      <w:pPr>
+        <w:numPr>
+          <w:ilvl w:val="0"/>
+          <w:numId w:val="0"/>
+        </w:numPr>
+        <w:rPr>
+          <w:rFonts w:hint="default" w:eastAsia="Malgun Gothic"/>
+          <w:lang w:val="en-US" w:eastAsia="ko-KR"/>
+        </w:rPr>
+      </w:pPr>
+    </w:p>
+    <w:p>
+      <w:pPr>
+        <w:numPr>
+          <w:ilvl w:val="0"/>
+          <w:numId w:val="0"/>
+        </w:numPr>
+        <w:rPr>
+          <w:rFonts w:hint="default" w:eastAsia="Malgun Gothic"/>
+          <w:lang w:val="en-US" w:eastAsia="ko-KR"/>
+        </w:rPr>
+      </w:pPr>
+    </w:p>
+    <w:p>
+      <w:pPr>
+        <w:numPr>
+          <w:ilvl w:val="0"/>
+          <w:numId w:val="0"/>
+        </w:numPr>
+        <w:rPr>
+          <w:rFonts w:hint="default" w:eastAsia="Malgun Gothic"/>
+          <w:lang w:val="en-US" w:eastAsia="ko-KR"/>
+        </w:rPr>
+      </w:pPr>
+    </w:p>
+    <w:p>
+      <w:pPr>
+        <w:numPr>
+          <w:ilvl w:val="0"/>
+          <w:numId w:val="0"/>
+        </w:numPr>
+        <w:rPr>
+          <w:rFonts w:hint="default" w:eastAsia="Malgun Gothic"/>
+          <w:lang w:val="en-US" w:eastAsia="ko-KR"/>
+        </w:rPr>
+      </w:pPr>
+    </w:p>
+    <w:p>
+      <w:pPr>
+        <w:numPr>
+          <w:ilvl w:val="0"/>
+          <w:numId w:val="0"/>
+        </w:numPr>
+        <w:rPr>
+          <w:rFonts w:hint="default" w:eastAsia="Malgun Gothic"/>
+          <w:lang w:val="en-US" w:eastAsia="ko-KR"/>
+        </w:rPr>
+      </w:pPr>
+    </w:p>
+    <w:p>
+      <w:pPr>
+        <w:numPr>
+          <w:ilvl w:val="0"/>
           <w:numId w:val="0"/>
         </w:numPr>
         <w:rPr>
@@ -1242,17 +1459,19 @@
     <w:p>
       <w:pPr>
         <w:numPr>
-          <w:numId w:val="0"/>
-        </w:numPr>
-        <w:rPr>
-          <w:rFonts w:hint="eastAsia" w:eastAsia="Malgun Gothic"/>
-          <w:lang w:val="en-US" w:eastAsia="ko-KR"/>
-        </w:rPr>
-      </w:pPr>
-    </w:p>
-    <w:p>
-      <w:pPr>
-        <w:numPr>
+          <w:ilvl w:val="0"/>
+          <w:numId w:val="0"/>
+        </w:numPr>
+        <w:rPr>
+          <w:rFonts w:hint="eastAsia" w:eastAsia="Malgun Gothic"/>
+          <w:lang w:val="en-US" w:eastAsia="ko-KR"/>
+        </w:rPr>
+      </w:pPr>
+    </w:p>
+    <w:p>
+      <w:pPr>
+        <w:numPr>
+          <w:ilvl w:val="0"/>
           <w:numId w:val="0"/>
         </w:numPr>
         <w:rPr>
@@ -1311,6 +1530,7 @@
     <w:p>
       <w:pPr>
         <w:numPr>
+          <w:ilvl w:val="0"/>
           <w:numId w:val="0"/>
         </w:numPr>
         <w:rPr>
@@ -1360,19 +1580,21 @@
     <w:p>
       <w:pPr>
         <w:numPr>
-          <w:numId w:val="0"/>
-        </w:numPr>
-        <w:rPr>
-          <w:rFonts w:hint="eastAsia" w:ascii="等线" w:hAnsi="等线" w:eastAsia="等线" w:cs="等线"/>
-          <w:sz w:val="21"/>
-          <w:szCs w:val="21"/>
-          <w:lang w:val="en-US" w:eastAsia="ko-KR"/>
-        </w:rPr>
-      </w:pPr>
-    </w:p>
-    <w:p>
-      <w:pPr>
-        <w:numPr>
+          <w:ilvl w:val="0"/>
+          <w:numId w:val="0"/>
+        </w:numPr>
+        <w:rPr>
+          <w:rFonts w:hint="eastAsia" w:ascii="等线" w:hAnsi="等线" w:eastAsia="等线" w:cs="等线"/>
+          <w:sz w:val="21"/>
+          <w:szCs w:val="21"/>
+          <w:lang w:val="en-US" w:eastAsia="ko-KR"/>
+        </w:rPr>
+      </w:pPr>
+    </w:p>
+    <w:p>
+      <w:pPr>
+        <w:numPr>
+          <w:ilvl w:val="0"/>
           <w:numId w:val="0"/>
         </w:numPr>
         <w:rPr>
@@ -1431,6 +1653,7 @@
     <w:p>
       <w:pPr>
         <w:numPr>
+          <w:ilvl w:val="0"/>
           <w:numId w:val="0"/>
         </w:numPr>
         <w:rPr>
@@ -1471,95 +1694,148 @@
     <w:p>
       <w:pPr>
         <w:numPr>
-          <w:numId w:val="0"/>
-        </w:numPr>
-        <w:rPr>
-          <w:rFonts w:hint="eastAsia" w:eastAsia="Malgun Gothic"/>
-          <w:lang w:val="en-US" w:eastAsia="ko-KR"/>
-        </w:rPr>
-      </w:pPr>
-    </w:p>
-    <w:p>
-      <w:pPr>
-        <w:numPr>
-          <w:numId w:val="0"/>
-        </w:numPr>
-        <w:rPr>
-          <w:rFonts w:hint="eastAsia" w:eastAsia="Malgun Gothic"/>
-          <w:sz w:val="21"/>
-          <w:szCs w:val="21"/>
-          <w:lang w:val="en-US" w:eastAsia="ko-KR"/>
-        </w:rPr>
-      </w:pPr>
-    </w:p>
-    <w:p>
-      <w:pPr>
-        <w:numPr>
-          <w:numId w:val="0"/>
-        </w:numPr>
-        <w:rPr>
-          <w:rFonts w:hint="eastAsia" w:eastAsia="Malgun Gothic"/>
-          <w:sz w:val="21"/>
-          <w:szCs w:val="21"/>
-          <w:lang w:val="en-US" w:eastAsia="ko-KR"/>
-        </w:rPr>
-      </w:pPr>
-    </w:p>
-    <w:p>
-      <w:pPr>
-        <w:numPr>
-          <w:numId w:val="0"/>
-        </w:numPr>
-        <w:rPr>
-          <w:rFonts w:hint="eastAsia" w:eastAsia="Malgun Gothic"/>
-          <w:sz w:val="21"/>
-          <w:szCs w:val="21"/>
-          <w:lang w:val="en-US" w:eastAsia="ko-KR"/>
-        </w:rPr>
-      </w:pPr>
-    </w:p>
-    <w:p>
-      <w:pPr>
-        <w:numPr>
-          <w:numId w:val="0"/>
-        </w:numPr>
-        <w:rPr>
-          <w:rFonts w:hint="eastAsia" w:eastAsia="Malgun Gothic"/>
-          <w:sz w:val="21"/>
-          <w:szCs w:val="21"/>
-          <w:lang w:val="en-US" w:eastAsia="ko-KR"/>
-        </w:rPr>
-      </w:pPr>
-    </w:p>
-    <w:p>
-      <w:pPr>
-        <w:numPr>
-          <w:numId w:val="0"/>
-        </w:numPr>
-        <w:rPr>
-          <w:rFonts w:hint="eastAsia" w:eastAsia="Malgun Gothic"/>
-          <w:sz w:val="21"/>
-          <w:szCs w:val="21"/>
-          <w:lang w:val="en-US" w:eastAsia="ko-KR"/>
-        </w:rPr>
-      </w:pPr>
-    </w:p>
-    <w:p>
-      <w:pPr>
-        <w:numPr>
-          <w:numId w:val="0"/>
-        </w:numPr>
-        <w:rPr>
-          <w:rFonts w:hint="eastAsia" w:eastAsia="Malgun Gothic"/>
-          <w:sz w:val="21"/>
-          <w:szCs w:val="21"/>
-          <w:lang w:val="en-US" w:eastAsia="ko-KR"/>
-        </w:rPr>
-      </w:pPr>
-    </w:p>
-    <w:p>
-      <w:pPr>
-        <w:numPr>
+          <w:ilvl w:val="0"/>
+          <w:numId w:val="0"/>
+        </w:numPr>
+        <w:rPr>
+          <w:rFonts w:hint="eastAsia" w:eastAsia="Malgun Gothic"/>
+          <w:lang w:val="en-US" w:eastAsia="ko-KR"/>
+        </w:rPr>
+      </w:pPr>
+    </w:p>
+    <w:p>
+      <w:pPr>
+        <w:numPr>
+          <w:ilvl w:val="0"/>
+          <w:numId w:val="0"/>
+        </w:numPr>
+        <w:rPr>
+          <w:rFonts w:hint="eastAsia" w:eastAsia="Malgun Gothic"/>
+          <w:sz w:val="21"/>
+          <w:szCs w:val="21"/>
+          <w:lang w:val="en-US" w:eastAsia="ko-KR"/>
+        </w:rPr>
+      </w:pPr>
+    </w:p>
+    <w:p>
+      <w:pPr>
+        <w:numPr>
+          <w:ilvl w:val="0"/>
+          <w:numId w:val="0"/>
+        </w:numPr>
+        <w:rPr>
+          <w:rFonts w:hint="eastAsia" w:eastAsia="Malgun Gothic"/>
+          <w:sz w:val="21"/>
+          <w:szCs w:val="21"/>
+          <w:lang w:val="en-US" w:eastAsia="ko-KR"/>
+        </w:rPr>
+      </w:pPr>
+    </w:p>
+    <w:p>
+      <w:pPr>
+        <w:numPr>
+          <w:ilvl w:val="0"/>
+          <w:numId w:val="0"/>
+        </w:numPr>
+        <w:rPr>
+          <w:rFonts w:hint="eastAsia" w:eastAsia="Malgun Gothic"/>
+          <w:sz w:val="21"/>
+          <w:szCs w:val="21"/>
+          <w:lang w:val="en-US" w:eastAsia="ko-KR"/>
+        </w:rPr>
+      </w:pPr>
+      <w:r>
+        <w:rPr>
+          <w:rFonts w:hint="eastAsia" w:eastAsia="Malgun Gothic"/>
+          <w:sz w:val="21"/>
+          <w:szCs w:val="21"/>
+          <w:lang w:val="en-US" w:eastAsia="ko-KR"/>
+        </w:rPr>
+        <w:drawing>
+          <wp:inline distT="0" distB="0" distL="114300" distR="114300">
+            <wp:extent cx="5274310" cy="1883410"/>
+            <wp:effectExtent l="0" t="0" r="8890" b="8890"/>
+            <wp:docPr id="6" name="Picture 6" descr="4_Short_Time_Fourier_Transform"/>
+            <wp:cNvGraphicFramePr>
+              <a:graphicFrameLocks xmlns:a="http://schemas.openxmlformats.org/drawingml/2006/main" noChangeAspect="1"/>
+            </wp:cNvGraphicFramePr>
+            <a:graphic xmlns:a="http://schemas.openxmlformats.org/drawingml/2006/main">
+              <a:graphicData uri="http://schemas.openxmlformats.org/drawingml/2006/picture">
+                <pic:pic xmlns:pic="http://schemas.openxmlformats.org/drawingml/2006/picture">
+                  <pic:nvPicPr>
+                    <pic:cNvPr id="6" name="Picture 6" descr="4_Short_Time_Fourier_Transform"/>
+                    <pic:cNvPicPr>
+                      <a:picLocks noChangeAspect="1"/>
+                    </pic:cNvPicPr>
+                  </pic:nvPicPr>
+                  <pic:blipFill>
+                    <a:blip r:embed="rId8"/>
+                    <a:stretch>
+                      <a:fillRect/>
+                    </a:stretch>
+                  </pic:blipFill>
+                  <pic:spPr>
+                    <a:xfrm>
+                      <a:off x="0" y="0"/>
+                      <a:ext cx="5274310" cy="1883410"/>
+                    </a:xfrm>
+                    <a:prstGeom prst="rect">
+                      <a:avLst/>
+                    </a:prstGeom>
+                  </pic:spPr>
+                </pic:pic>
+              </a:graphicData>
+            </a:graphic>
+          </wp:inline>
+        </w:drawing>
+      </w:r>
+    </w:p>
+    <w:p>
+      <w:pPr>
+        <w:numPr>
+          <w:ilvl w:val="0"/>
+          <w:numId w:val="0"/>
+        </w:numPr>
+        <w:rPr>
+          <w:rFonts w:hint="eastAsia" w:eastAsia="Malgun Gothic"/>
+          <w:sz w:val="21"/>
+          <w:szCs w:val="21"/>
+          <w:lang w:val="en-US" w:eastAsia="ko-KR"/>
+        </w:rPr>
+      </w:pPr>
+    </w:p>
+    <w:p>
+      <w:pPr>
+        <w:numPr>
+          <w:ilvl w:val="0"/>
+          <w:numId w:val="0"/>
+        </w:numPr>
+        <w:rPr>
+          <w:rFonts w:hint="eastAsia" w:eastAsia="Malgun Gothic"/>
+          <w:sz w:val="21"/>
+          <w:szCs w:val="21"/>
+          <w:lang w:val="en-US" w:eastAsia="ko-KR"/>
+        </w:rPr>
+      </w:pPr>
+    </w:p>
+    <w:p>
+      <w:pPr>
+        <w:numPr>
+          <w:ilvl w:val="0"/>
+          <w:numId w:val="0"/>
+        </w:numPr>
+        <w:rPr>
+          <w:rFonts w:hint="eastAsia" w:eastAsia="Malgun Gothic"/>
+          <w:sz w:val="21"/>
+          <w:szCs w:val="21"/>
+          <w:lang w:val="en-US" w:eastAsia="ko-KR"/>
+        </w:rPr>
+      </w:pPr>
+    </w:p>
+    <w:p>
+      <w:pPr>
+        <w:numPr>
+          <w:ilvl w:val="0"/>
           <w:numId w:val="0"/>
         </w:numPr>
         <w:rPr>
@@ -1582,6 +1858,7 @@
     <w:p>
       <w:pPr>
         <w:numPr>
+          <w:ilvl w:val="0"/>
           <w:numId w:val="0"/>
         </w:numPr>
         <w:rPr>
@@ -1674,19 +1951,21 @@
     <w:p>
       <w:pPr>
         <w:numPr>
-          <w:numId w:val="0"/>
-        </w:numPr>
-        <w:rPr>
-          <w:rFonts w:hint="default" w:eastAsia="Malgun Gothic"/>
-          <w:sz w:val="21"/>
-          <w:szCs w:val="21"/>
-          <w:lang w:val="en-US" w:eastAsia="ko-KR"/>
-        </w:rPr>
-      </w:pPr>
-    </w:p>
-    <w:p>
-      <w:pPr>
-        <w:numPr>
+          <w:ilvl w:val="0"/>
+          <w:numId w:val="0"/>
+        </w:numPr>
+        <w:rPr>
+          <w:rFonts w:hint="default" w:eastAsia="Malgun Gothic"/>
+          <w:sz w:val="21"/>
+          <w:szCs w:val="21"/>
+          <w:lang w:val="en-US" w:eastAsia="ko-KR"/>
+        </w:rPr>
+      </w:pPr>
+    </w:p>
+    <w:p>
+      <w:pPr>
+        <w:numPr>
+          <w:ilvl w:val="0"/>
           <w:numId w:val="0"/>
         </w:numPr>
         <w:rPr>
@@ -1747,19 +2026,21 @@
     <w:p>
       <w:pPr>
         <w:numPr>
-          <w:numId w:val="0"/>
-        </w:numPr>
-        <w:rPr>
-          <w:rFonts w:hint="default" w:eastAsia="Malgun Gothic"/>
-          <w:sz w:val="21"/>
-          <w:szCs w:val="21"/>
-          <w:lang w:val="en-US" w:eastAsia="ko-KR"/>
-        </w:rPr>
-      </w:pPr>
-    </w:p>
-    <w:p>
-      <w:pPr>
-        <w:numPr>
+          <w:ilvl w:val="0"/>
+          <w:numId w:val="0"/>
+        </w:numPr>
+        <w:rPr>
+          <w:rFonts w:hint="default" w:eastAsia="Malgun Gothic"/>
+          <w:sz w:val="21"/>
+          <w:szCs w:val="21"/>
+          <w:lang w:val="en-US" w:eastAsia="ko-KR"/>
+        </w:rPr>
+      </w:pPr>
+    </w:p>
+    <w:p>
+      <w:pPr>
+        <w:numPr>
+          <w:ilvl w:val="0"/>
           <w:numId w:val="0"/>
         </w:numPr>
         <w:rPr>
@@ -1856,50 +2137,55 @@
     <w:p>
       <w:pPr>
         <w:numPr>
-          <w:numId w:val="0"/>
-        </w:numPr>
-        <w:rPr>
-          <w:rFonts w:hint="default" w:eastAsia="Malgun Gothic"/>
-          <w:lang w:val="en-US" w:eastAsia="ko-KR"/>
-        </w:rPr>
-      </w:pPr>
-    </w:p>
-    <w:p>
-      <w:pPr>
-        <w:numPr>
-          <w:numId w:val="0"/>
-        </w:numPr>
-        <w:rPr>
-          <w:rFonts w:hint="default" w:eastAsia="Malgun Gothic"/>
-          <w:lang w:val="en-US" w:eastAsia="ko-KR"/>
-        </w:rPr>
-      </w:pPr>
-    </w:p>
-    <w:p>
-      <w:pPr>
-        <w:numPr>
-          <w:numId w:val="0"/>
-        </w:numPr>
-        <w:rPr>
-          <w:rFonts w:hint="default" w:eastAsia="Malgun Gothic"/>
-          <w:lang w:val="en-US" w:eastAsia="ko-KR"/>
-        </w:rPr>
-      </w:pPr>
-    </w:p>
-    <w:p>
-      <w:pPr>
-        <w:numPr>
-          <w:numId w:val="0"/>
-        </w:numPr>
-        <w:rPr>
-          <w:rFonts w:hint="default" w:eastAsia="Malgun Gothic"/>
-          <w:lang w:val="en-US" w:eastAsia="ko-KR"/>
-        </w:rPr>
-      </w:pPr>
-    </w:p>
-    <w:p>
-      <w:pPr>
-        <w:numPr>
+          <w:ilvl w:val="0"/>
+          <w:numId w:val="0"/>
+        </w:numPr>
+        <w:rPr>
+          <w:rFonts w:hint="default" w:eastAsia="Malgun Gothic"/>
+          <w:lang w:val="en-US" w:eastAsia="ko-KR"/>
+        </w:rPr>
+      </w:pPr>
+    </w:p>
+    <w:p>
+      <w:pPr>
+        <w:numPr>
+          <w:ilvl w:val="0"/>
+          <w:numId w:val="0"/>
+        </w:numPr>
+        <w:rPr>
+          <w:rFonts w:hint="default" w:eastAsia="Malgun Gothic"/>
+          <w:lang w:val="en-US" w:eastAsia="ko-KR"/>
+        </w:rPr>
+      </w:pPr>
+    </w:p>
+    <w:p>
+      <w:pPr>
+        <w:numPr>
+          <w:ilvl w:val="0"/>
+          <w:numId w:val="0"/>
+        </w:numPr>
+        <w:rPr>
+          <w:rFonts w:hint="default" w:eastAsia="Malgun Gothic"/>
+          <w:lang w:val="en-US" w:eastAsia="ko-KR"/>
+        </w:rPr>
+      </w:pPr>
+    </w:p>
+    <w:p>
+      <w:pPr>
+        <w:numPr>
+          <w:ilvl w:val="0"/>
+          <w:numId w:val="0"/>
+        </w:numPr>
+        <w:rPr>
+          <w:rFonts w:hint="default" w:eastAsia="Malgun Gothic"/>
+          <w:lang w:val="en-US" w:eastAsia="ko-KR"/>
+        </w:rPr>
+      </w:pPr>
+    </w:p>
+    <w:p>
+      <w:pPr>
+        <w:numPr>
+          <w:ilvl w:val="0"/>
           <w:numId w:val="0"/>
         </w:numPr>
         <w:rPr>
@@ -1939,17 +2225,19 @@
     <w:p>
       <w:pPr>
         <w:numPr>
-          <w:numId w:val="0"/>
-        </w:numPr>
-        <w:rPr>
-          <w:rFonts w:hint="eastAsia" w:eastAsia="Malgun Gothic"/>
-          <w:lang w:val="en-US" w:eastAsia="ko-KR"/>
-        </w:rPr>
-      </w:pPr>
-    </w:p>
-    <w:p>
-      <w:pPr>
-        <w:numPr>
+          <w:ilvl w:val="0"/>
+          <w:numId w:val="0"/>
+        </w:numPr>
+        <w:rPr>
+          <w:rFonts w:hint="eastAsia" w:eastAsia="Malgun Gothic"/>
+          <w:lang w:val="en-US" w:eastAsia="ko-KR"/>
+        </w:rPr>
+      </w:pPr>
+    </w:p>
+    <w:p>
+      <w:pPr>
+        <w:numPr>
+          <w:ilvl w:val="0"/>
           <w:numId w:val="0"/>
         </w:numPr>
         <w:rPr>
@@ -2008,17 +2296,19 @@
     <w:p>
       <w:pPr>
         <w:numPr>
-          <w:numId w:val="0"/>
-        </w:numPr>
-        <w:rPr>
-          <w:rFonts w:hint="eastAsia" w:eastAsia="Malgun Gothic"/>
-          <w:lang w:val="en-US" w:eastAsia="ko-KR"/>
-        </w:rPr>
-      </w:pPr>
-    </w:p>
-    <w:p>
-      <w:pPr>
-        <w:numPr>
+          <w:ilvl w:val="0"/>
+          <w:numId w:val="0"/>
+        </w:numPr>
+        <w:rPr>
+          <w:rFonts w:hint="eastAsia" w:eastAsia="Malgun Gothic"/>
+          <w:lang w:val="en-US" w:eastAsia="ko-KR"/>
+        </w:rPr>
+      </w:pPr>
+    </w:p>
+    <w:p>
+      <w:pPr>
+        <w:numPr>
+          <w:ilvl w:val="0"/>
           <w:numId w:val="0"/>
         </w:numPr>
         <w:rPr>
@@ -2077,17 +2367,19 @@
     <w:p>
       <w:pPr>
         <w:numPr>
-          <w:numId w:val="0"/>
-        </w:numPr>
-        <w:rPr>
-          <w:rFonts w:hint="eastAsia" w:eastAsia="Malgun Gothic"/>
-          <w:lang w:val="en-US" w:eastAsia="ko-KR"/>
-        </w:rPr>
-      </w:pPr>
-    </w:p>
-    <w:p>
-      <w:pPr>
-        <w:numPr>
+          <w:ilvl w:val="0"/>
+          <w:numId w:val="0"/>
+        </w:numPr>
+        <w:rPr>
+          <w:rFonts w:hint="eastAsia" w:eastAsia="Malgun Gothic"/>
+          <w:lang w:val="en-US" w:eastAsia="ko-KR"/>
+        </w:rPr>
+      </w:pPr>
+    </w:p>
+    <w:p>
+      <w:pPr>
+        <w:numPr>
+          <w:ilvl w:val="0"/>
           <w:numId w:val="0"/>
         </w:numPr>
         <w:rPr>
@@ -2101,58 +2393,108 @@
     <w:p>
       <w:pPr>
         <w:numPr>
-          <w:numId w:val="0"/>
-        </w:numPr>
-        <w:rPr>
-          <w:rFonts w:hint="eastAsia" w:eastAsia="Malgun Gothic"/>
-          <w:sz w:val="21"/>
-          <w:szCs w:val="21"/>
-          <w:lang w:val="en-US" w:eastAsia="ko-KR"/>
-        </w:rPr>
-      </w:pPr>
-    </w:p>
-    <w:p>
-      <w:pPr>
-        <w:numPr>
-          <w:numId w:val="0"/>
-        </w:numPr>
-        <w:rPr>
-          <w:rFonts w:hint="eastAsia" w:eastAsia="Malgun Gothic"/>
-          <w:sz w:val="21"/>
-          <w:szCs w:val="21"/>
-          <w:lang w:val="en-US" w:eastAsia="ko-KR"/>
-        </w:rPr>
-      </w:pPr>
-    </w:p>
-    <w:p>
-      <w:pPr>
-        <w:numPr>
-          <w:numId w:val="0"/>
-        </w:numPr>
-        <w:rPr>
-          <w:rFonts w:hint="eastAsia" w:eastAsia="Malgun Gothic"/>
-          <w:sz w:val="21"/>
-          <w:szCs w:val="21"/>
-          <w:lang w:val="en-US" w:eastAsia="ko-KR"/>
-        </w:rPr>
-      </w:pPr>
-    </w:p>
-    <w:p>
-      <w:pPr>
-        <w:numPr>
-          <w:numId w:val="0"/>
-        </w:numPr>
-        <w:rPr>
-          <w:rFonts w:hint="eastAsia" w:eastAsia="Malgun Gothic"/>
-          <w:sz w:val="21"/>
-          <w:szCs w:val="21"/>
-          <w:lang w:val="en-US" w:eastAsia="ko-KR"/>
-        </w:rPr>
-      </w:pPr>
-    </w:p>
-    <w:p>
-      <w:pPr>
-        <w:numPr>
+          <w:ilvl w:val="0"/>
+          <w:numId w:val="0"/>
+        </w:numPr>
+        <w:rPr>
+          <w:rFonts w:hint="eastAsia" w:eastAsia="Malgun Gothic"/>
+          <w:sz w:val="21"/>
+          <w:szCs w:val="21"/>
+          <w:lang w:val="en-US" w:eastAsia="ko-KR"/>
+        </w:rPr>
+      </w:pPr>
+      <w:r>
+        <w:rPr>
+          <w:rFonts w:hint="eastAsia" w:eastAsia="Malgun Gothic"/>
+          <w:sz w:val="21"/>
+          <w:szCs w:val="21"/>
+          <w:lang w:val="en-US" w:eastAsia="ko-KR"/>
+        </w:rPr>
+        <w:drawing>
+          <wp:inline distT="0" distB="0" distL="114300" distR="114300">
+            <wp:extent cx="5274310" cy="1883410"/>
+            <wp:effectExtent l="0" t="0" r="8890" b="8890"/>
+            <wp:docPr id="7" name="Picture 7" descr="5_Mel_Spectrogram"/>
+            <wp:cNvGraphicFramePr>
+              <a:graphicFrameLocks xmlns:a="http://schemas.openxmlformats.org/drawingml/2006/main" noChangeAspect="1"/>
+            </wp:cNvGraphicFramePr>
+            <a:graphic xmlns:a="http://schemas.openxmlformats.org/drawingml/2006/main">
+              <a:graphicData uri="http://schemas.openxmlformats.org/drawingml/2006/picture">
+                <pic:pic xmlns:pic="http://schemas.openxmlformats.org/drawingml/2006/picture">
+                  <pic:nvPicPr>
+                    <pic:cNvPr id="7" name="Picture 7" descr="5_Mel_Spectrogram"/>
+                    <pic:cNvPicPr>
+                      <a:picLocks noChangeAspect="1"/>
+                    </pic:cNvPicPr>
+                  </pic:nvPicPr>
+                  <pic:blipFill>
+                    <a:blip r:embed="rId9"/>
+                    <a:stretch>
+                      <a:fillRect/>
+                    </a:stretch>
+                  </pic:blipFill>
+                  <pic:spPr>
+                    <a:xfrm>
+                      <a:off x="0" y="0"/>
+                      <a:ext cx="5274310" cy="1883410"/>
+                    </a:xfrm>
+                    <a:prstGeom prst="rect">
+                      <a:avLst/>
+                    </a:prstGeom>
+                  </pic:spPr>
+                </pic:pic>
+              </a:graphicData>
+            </a:graphic>
+          </wp:inline>
+        </w:drawing>
+      </w:r>
+    </w:p>
+    <w:p>
+      <w:pPr>
+        <w:numPr>
+          <w:ilvl w:val="0"/>
+          <w:numId w:val="0"/>
+        </w:numPr>
+        <w:rPr>
+          <w:rFonts w:hint="eastAsia" w:eastAsia="Malgun Gothic"/>
+          <w:sz w:val="21"/>
+          <w:szCs w:val="21"/>
+          <w:lang w:val="en-US" w:eastAsia="ko-KR"/>
+        </w:rPr>
+      </w:pPr>
+    </w:p>
+    <w:p>
+      <w:pPr>
+        <w:numPr>
+          <w:ilvl w:val="0"/>
+          <w:numId w:val="0"/>
+        </w:numPr>
+        <w:rPr>
+          <w:rFonts w:hint="eastAsia" w:eastAsia="Malgun Gothic"/>
+          <w:sz w:val="21"/>
+          <w:szCs w:val="21"/>
+          <w:lang w:val="en-US" w:eastAsia="ko-KR"/>
+        </w:rPr>
+      </w:pPr>
+    </w:p>
+    <w:p>
+      <w:pPr>
+        <w:numPr>
+          <w:ilvl w:val="0"/>
+          <w:numId w:val="0"/>
+        </w:numPr>
+        <w:rPr>
+          <w:rFonts w:hint="eastAsia" w:eastAsia="Malgun Gothic"/>
+          <w:sz w:val="21"/>
+          <w:szCs w:val="21"/>
+          <w:lang w:val="en-US" w:eastAsia="ko-KR"/>
+        </w:rPr>
+      </w:pPr>
+    </w:p>
+    <w:p>
+      <w:pPr>
+        <w:numPr>
+          <w:ilvl w:val="0"/>
           <w:numId w:val="0"/>
         </w:numPr>
         <w:rPr>
@@ -2175,6 +2517,7 @@
     <w:p>
       <w:pPr>
         <w:numPr>
+          <w:ilvl w:val="0"/>
           <w:numId w:val="0"/>
         </w:numPr>
         <w:rPr>
@@ -2235,19 +2578,21 @@
     <w:p>
       <w:pPr>
         <w:numPr>
-          <w:numId w:val="0"/>
-        </w:numPr>
-        <w:rPr>
-          <w:rFonts w:hint="eastAsia" w:eastAsia="Malgun Gothic"/>
-          <w:sz w:val="21"/>
-          <w:szCs w:val="21"/>
-          <w:lang w:val="en-US" w:eastAsia="ko-KR"/>
-        </w:rPr>
-      </w:pPr>
-    </w:p>
-    <w:p>
-      <w:pPr>
-        <w:numPr>
+          <w:ilvl w:val="0"/>
+          <w:numId w:val="0"/>
+        </w:numPr>
+        <w:rPr>
+          <w:rFonts w:hint="eastAsia" w:eastAsia="Malgun Gothic"/>
+          <w:sz w:val="21"/>
+          <w:szCs w:val="21"/>
+          <w:lang w:val="en-US" w:eastAsia="ko-KR"/>
+        </w:rPr>
+      </w:pPr>
+    </w:p>
+    <w:p>
+      <w:pPr>
+        <w:numPr>
+          <w:ilvl w:val="0"/>
           <w:numId w:val="0"/>
         </w:numPr>
         <w:rPr>
@@ -2344,19 +2689,21 @@
     <w:p>
       <w:pPr>
         <w:numPr>
-          <w:numId w:val="0"/>
-        </w:numPr>
-        <w:rPr>
-          <w:rFonts w:hint="default" w:eastAsia="Malgun Gothic"/>
-          <w:sz w:val="21"/>
-          <w:szCs w:val="21"/>
-          <w:lang w:val="en-US" w:eastAsia="ko-KR"/>
-        </w:rPr>
-      </w:pPr>
-    </w:p>
-    <w:p>
-      <w:pPr>
-        <w:numPr>
+          <w:ilvl w:val="0"/>
+          <w:numId w:val="0"/>
+        </w:numPr>
+        <w:rPr>
+          <w:rFonts w:hint="default" w:eastAsia="Malgun Gothic"/>
+          <w:sz w:val="21"/>
+          <w:szCs w:val="21"/>
+          <w:lang w:val="en-US" w:eastAsia="ko-KR"/>
+        </w:rPr>
+      </w:pPr>
+    </w:p>
+    <w:p>
+      <w:pPr>
+        <w:numPr>
+          <w:ilvl w:val="0"/>
           <w:numId w:val="0"/>
         </w:numPr>
         <w:rPr>
@@ -2417,110 +2764,119 @@
     <w:p>
       <w:pPr>
         <w:numPr>
-          <w:numId w:val="0"/>
-        </w:numPr>
-        <w:rPr>
-          <w:rFonts w:hint="default" w:eastAsia="Malgun Gothic"/>
-          <w:sz w:val="21"/>
-          <w:szCs w:val="21"/>
-          <w:lang w:val="en-US" w:eastAsia="ko-KR"/>
-        </w:rPr>
-      </w:pPr>
-    </w:p>
-    <w:p>
-      <w:pPr>
-        <w:numPr>
-          <w:numId w:val="0"/>
-        </w:numPr>
-        <w:rPr>
-          <w:rFonts w:hint="eastAsia" w:eastAsia="Malgun Gothic"/>
-          <w:sz w:val="21"/>
-          <w:szCs w:val="21"/>
-          <w:lang w:val="en-US" w:eastAsia="ko-KR"/>
-        </w:rPr>
-      </w:pPr>
-    </w:p>
-    <w:p>
-      <w:pPr>
-        <w:numPr>
-          <w:numId w:val="0"/>
-        </w:numPr>
-        <w:rPr>
-          <w:rFonts w:hint="eastAsia" w:eastAsia="Malgun Gothic"/>
-          <w:sz w:val="21"/>
-          <w:szCs w:val="21"/>
-          <w:lang w:val="en-US" w:eastAsia="ko-KR"/>
-        </w:rPr>
-      </w:pPr>
-    </w:p>
-    <w:p>
-      <w:pPr>
-        <w:numPr>
-          <w:numId w:val="0"/>
-        </w:numPr>
-        <w:rPr>
-          <w:rFonts w:hint="eastAsia" w:eastAsia="Malgun Gothic"/>
-          <w:sz w:val="21"/>
-          <w:szCs w:val="21"/>
-          <w:lang w:val="en-US" w:eastAsia="ko-KR"/>
-        </w:rPr>
-      </w:pPr>
-    </w:p>
-    <w:p>
-      <w:pPr>
-        <w:numPr>
-          <w:numId w:val="0"/>
-        </w:numPr>
-        <w:rPr>
-          <w:rFonts w:hint="eastAsia" w:eastAsia="Malgun Gothic"/>
-          <w:sz w:val="21"/>
-          <w:szCs w:val="21"/>
-          <w:lang w:val="en-US" w:eastAsia="ko-KR"/>
-        </w:rPr>
-      </w:pPr>
-    </w:p>
-    <w:p>
-      <w:pPr>
-        <w:numPr>
-          <w:numId w:val="0"/>
-        </w:numPr>
-        <w:rPr>
-          <w:rFonts w:hint="eastAsia" w:eastAsia="Malgun Gothic"/>
-          <w:sz w:val="21"/>
-          <w:szCs w:val="21"/>
-          <w:lang w:val="en-US" w:eastAsia="ko-KR"/>
-        </w:rPr>
-      </w:pPr>
-    </w:p>
-    <w:p>
-      <w:pPr>
-        <w:numPr>
-          <w:numId w:val="0"/>
-        </w:numPr>
-        <w:rPr>
-          <w:rFonts w:hint="eastAsia" w:eastAsia="Malgun Gothic"/>
-          <w:sz w:val="21"/>
-          <w:szCs w:val="21"/>
-          <w:lang w:val="en-US" w:eastAsia="ko-KR"/>
-        </w:rPr>
-      </w:pPr>
-    </w:p>
-    <w:p>
-      <w:pPr>
-        <w:numPr>
-          <w:numId w:val="0"/>
-        </w:numPr>
-        <w:rPr>
-          <w:rFonts w:hint="eastAsia" w:eastAsia="Malgun Gothic"/>
-          <w:sz w:val="21"/>
-          <w:szCs w:val="21"/>
-          <w:lang w:val="en-US" w:eastAsia="ko-KR"/>
-        </w:rPr>
-      </w:pPr>
-    </w:p>
-    <w:p>
-      <w:pPr>
-        <w:numPr>
+          <w:ilvl w:val="0"/>
+          <w:numId w:val="0"/>
+        </w:numPr>
+        <w:rPr>
+          <w:rFonts w:hint="default" w:eastAsia="Malgun Gothic"/>
+          <w:sz w:val="21"/>
+          <w:szCs w:val="21"/>
+          <w:lang w:val="en-US" w:eastAsia="ko-KR"/>
+        </w:rPr>
+      </w:pPr>
+    </w:p>
+    <w:p>
+      <w:pPr>
+        <w:numPr>
+          <w:ilvl w:val="0"/>
+          <w:numId w:val="0"/>
+        </w:numPr>
+        <w:rPr>
+          <w:rFonts w:hint="eastAsia" w:eastAsia="Malgun Gothic"/>
+          <w:sz w:val="21"/>
+          <w:szCs w:val="21"/>
+          <w:lang w:val="en-US" w:eastAsia="ko-KR"/>
+        </w:rPr>
+      </w:pPr>
+    </w:p>
+    <w:p>
+      <w:pPr>
+        <w:numPr>
+          <w:ilvl w:val="0"/>
+          <w:numId w:val="0"/>
+        </w:numPr>
+        <w:rPr>
+          <w:rFonts w:hint="eastAsia" w:eastAsia="Malgun Gothic"/>
+          <w:sz w:val="21"/>
+          <w:szCs w:val="21"/>
+          <w:lang w:val="en-US" w:eastAsia="ko-KR"/>
+        </w:rPr>
+      </w:pPr>
+    </w:p>
+    <w:p>
+      <w:pPr>
+        <w:numPr>
+          <w:ilvl w:val="0"/>
+          <w:numId w:val="0"/>
+        </w:numPr>
+        <w:rPr>
+          <w:rFonts w:hint="eastAsia" w:eastAsia="Malgun Gothic"/>
+          <w:sz w:val="21"/>
+          <w:szCs w:val="21"/>
+          <w:lang w:val="en-US" w:eastAsia="ko-KR"/>
+        </w:rPr>
+      </w:pPr>
+    </w:p>
+    <w:p>
+      <w:pPr>
+        <w:numPr>
+          <w:ilvl w:val="0"/>
+          <w:numId w:val="0"/>
+        </w:numPr>
+        <w:rPr>
+          <w:rFonts w:hint="eastAsia" w:eastAsia="Malgun Gothic"/>
+          <w:sz w:val="21"/>
+          <w:szCs w:val="21"/>
+          <w:lang w:val="en-US" w:eastAsia="ko-KR"/>
+        </w:rPr>
+      </w:pPr>
+    </w:p>
+    <w:p>
+      <w:pPr>
+        <w:numPr>
+          <w:ilvl w:val="0"/>
+          <w:numId w:val="0"/>
+        </w:numPr>
+        <w:rPr>
+          <w:rFonts w:hint="eastAsia" w:eastAsia="Malgun Gothic"/>
+          <w:sz w:val="21"/>
+          <w:szCs w:val="21"/>
+          <w:lang w:val="en-US" w:eastAsia="ko-KR"/>
+        </w:rPr>
+      </w:pPr>
+    </w:p>
+    <w:p>
+      <w:pPr>
+        <w:numPr>
+          <w:ilvl w:val="0"/>
+          <w:numId w:val="0"/>
+        </w:numPr>
+        <w:rPr>
+          <w:rFonts w:hint="eastAsia" w:eastAsia="Malgun Gothic"/>
+          <w:sz w:val="21"/>
+          <w:szCs w:val="21"/>
+          <w:lang w:val="en-US" w:eastAsia="ko-KR"/>
+        </w:rPr>
+      </w:pPr>
+    </w:p>
+    <w:p>
+      <w:pPr>
+        <w:numPr>
+          <w:ilvl w:val="0"/>
+          <w:numId w:val="0"/>
+        </w:numPr>
+        <w:rPr>
+          <w:rFonts w:hint="eastAsia" w:eastAsia="Malgun Gothic"/>
+          <w:sz w:val="21"/>
+          <w:szCs w:val="21"/>
+          <w:lang w:val="en-US" w:eastAsia="ko-KR"/>
+        </w:rPr>
+      </w:pPr>
+    </w:p>
+    <w:p>
+      <w:pPr>
+        <w:numPr>
+          <w:ilvl w:val="0"/>
           <w:numId w:val="0"/>
         </w:numPr>
         <w:rPr>
@@ -2562,19 +2918,21 @@
     <w:p>
       <w:pPr>
         <w:numPr>
-          <w:numId w:val="0"/>
-        </w:numPr>
-        <w:rPr>
-          <w:rFonts w:hint="eastAsia" w:eastAsia="Malgun Gothic"/>
-          <w:sz w:val="21"/>
-          <w:szCs w:val="21"/>
-          <w:lang w:val="en-US" w:eastAsia="ko-KR"/>
-        </w:rPr>
-      </w:pPr>
-    </w:p>
-    <w:p>
-      <w:pPr>
-        <w:numPr>
+          <w:ilvl w:val="0"/>
+          <w:numId w:val="0"/>
+        </w:numPr>
+        <w:rPr>
+          <w:rFonts w:hint="eastAsia" w:eastAsia="Malgun Gothic"/>
+          <w:sz w:val="21"/>
+          <w:szCs w:val="21"/>
+          <w:lang w:val="en-US" w:eastAsia="ko-KR"/>
+        </w:rPr>
+      </w:pPr>
+    </w:p>
+    <w:p>
+      <w:pPr>
+        <w:numPr>
+          <w:ilvl w:val="0"/>
           <w:numId w:val="0"/>
         </w:numPr>
         <w:rPr>
@@ -2615,71 +2973,77 @@
     <w:p>
       <w:pPr>
         <w:numPr>
-          <w:numId w:val="0"/>
-        </w:numPr>
-        <w:rPr>
-          <w:rFonts w:hint="eastAsia" w:eastAsia="Malgun Gothic"/>
-          <w:sz w:val="21"/>
-          <w:szCs w:val="21"/>
-          <w:lang w:val="en-US" w:eastAsia="ko-KR"/>
-        </w:rPr>
-      </w:pPr>
-    </w:p>
-    <w:p>
-      <w:pPr>
-        <w:numPr>
-          <w:numId w:val="0"/>
-        </w:numPr>
-        <w:rPr>
-          <w:rFonts w:hint="eastAsia" w:eastAsia="Malgun Gothic"/>
-          <w:sz w:val="21"/>
-          <w:szCs w:val="21"/>
-          <w:lang w:val="en-US" w:eastAsia="ko-KR"/>
-        </w:rPr>
-      </w:pPr>
-    </w:p>
-    <w:p>
-      <w:pPr>
-        <w:numPr>
-          <w:numId w:val="0"/>
-        </w:numPr>
-        <w:rPr>
-          <w:rFonts w:hint="eastAsia" w:eastAsia="Malgun Gothic"/>
-          <w:sz w:val="21"/>
-          <w:szCs w:val="21"/>
-          <w:lang w:val="en-US" w:eastAsia="ko-KR"/>
-        </w:rPr>
-      </w:pPr>
-    </w:p>
-    <w:p>
-      <w:pPr>
-        <w:numPr>
-          <w:numId w:val="0"/>
-        </w:numPr>
-        <w:rPr>
-          <w:rFonts w:hint="eastAsia" w:eastAsia="Malgun Gothic"/>
-          <w:sz w:val="21"/>
-          <w:szCs w:val="21"/>
-          <w:lang w:val="en-US" w:eastAsia="ko-KR"/>
-        </w:rPr>
-      </w:pPr>
-    </w:p>
-    <w:p>
-      <w:pPr>
-        <w:numPr>
-          <w:numId w:val="0"/>
-        </w:numPr>
-        <w:rPr>
-          <w:rFonts w:hint="eastAsia" w:eastAsia="Malgun Gothic"/>
-          <w:sz w:val="21"/>
-          <w:szCs w:val="21"/>
-          <w:lang w:val="en-US" w:eastAsia="ko-KR"/>
-        </w:rPr>
-      </w:pPr>
-    </w:p>
-    <w:p>
-      <w:pPr>
-        <w:numPr>
+          <w:ilvl w:val="0"/>
+          <w:numId w:val="0"/>
+        </w:numPr>
+        <w:rPr>
+          <w:rFonts w:hint="eastAsia" w:eastAsia="Malgun Gothic"/>
+          <w:sz w:val="21"/>
+          <w:szCs w:val="21"/>
+          <w:lang w:val="en-US" w:eastAsia="ko-KR"/>
+        </w:rPr>
+      </w:pPr>
+    </w:p>
+    <w:p>
+      <w:pPr>
+        <w:numPr>
+          <w:ilvl w:val="0"/>
+          <w:numId w:val="0"/>
+        </w:numPr>
+        <w:rPr>
+          <w:rFonts w:hint="eastAsia" w:eastAsia="Malgun Gothic"/>
+          <w:sz w:val="21"/>
+          <w:szCs w:val="21"/>
+          <w:lang w:val="en-US" w:eastAsia="ko-KR"/>
+        </w:rPr>
+      </w:pPr>
+    </w:p>
+    <w:p>
+      <w:pPr>
+        <w:numPr>
+          <w:ilvl w:val="0"/>
+          <w:numId w:val="0"/>
+        </w:numPr>
+        <w:rPr>
+          <w:rFonts w:hint="eastAsia" w:eastAsia="Malgun Gothic"/>
+          <w:sz w:val="21"/>
+          <w:szCs w:val="21"/>
+          <w:lang w:val="en-US" w:eastAsia="ko-KR"/>
+        </w:rPr>
+      </w:pPr>
+    </w:p>
+    <w:p>
+      <w:pPr>
+        <w:numPr>
+          <w:ilvl w:val="0"/>
+          <w:numId w:val="0"/>
+        </w:numPr>
+        <w:rPr>
+          <w:rFonts w:hint="eastAsia" w:eastAsia="Malgun Gothic"/>
+          <w:sz w:val="21"/>
+          <w:szCs w:val="21"/>
+          <w:lang w:val="en-US" w:eastAsia="ko-KR"/>
+        </w:rPr>
+      </w:pPr>
+    </w:p>
+    <w:p>
+      <w:pPr>
+        <w:numPr>
+          <w:ilvl w:val="0"/>
+          <w:numId w:val="0"/>
+        </w:numPr>
+        <w:rPr>
+          <w:rFonts w:hint="eastAsia" w:eastAsia="Malgun Gothic"/>
+          <w:sz w:val="21"/>
+          <w:szCs w:val="21"/>
+          <w:lang w:val="en-US" w:eastAsia="ko-KR"/>
+        </w:rPr>
+      </w:pPr>
+    </w:p>
+    <w:p>
+      <w:pPr>
+        <w:numPr>
+          <w:ilvl w:val="0"/>
           <w:numId w:val="0"/>
         </w:numPr>
         <w:rPr>
@@ -2702,110 +3066,164 @@
     <w:p>
       <w:pPr>
         <w:numPr>
-          <w:numId w:val="0"/>
-        </w:numPr>
-        <w:rPr>
-          <w:rFonts w:hint="eastAsia" w:eastAsia="Malgun Gothic"/>
-          <w:sz w:val="21"/>
-          <w:szCs w:val="21"/>
-          <w:lang w:val="en-US" w:eastAsia="ko-KR"/>
-        </w:rPr>
-      </w:pPr>
-    </w:p>
-    <w:p>
-      <w:pPr>
-        <w:numPr>
-          <w:numId w:val="0"/>
-        </w:numPr>
-        <w:rPr>
-          <w:rFonts w:hint="eastAsia" w:eastAsia="Malgun Gothic"/>
-          <w:sz w:val="21"/>
-          <w:szCs w:val="21"/>
-          <w:lang w:val="en-US" w:eastAsia="ko-KR"/>
-        </w:rPr>
-      </w:pPr>
-    </w:p>
-    <w:p>
-      <w:pPr>
-        <w:numPr>
-          <w:numId w:val="0"/>
-        </w:numPr>
-        <w:rPr>
-          <w:rFonts w:hint="eastAsia" w:eastAsia="Malgun Gothic"/>
-          <w:sz w:val="21"/>
-          <w:szCs w:val="21"/>
-          <w:lang w:val="en-US" w:eastAsia="ko-KR"/>
-        </w:rPr>
-      </w:pPr>
-    </w:p>
-    <w:p>
-      <w:pPr>
-        <w:numPr>
-          <w:numId w:val="0"/>
-        </w:numPr>
-        <w:rPr>
-          <w:rFonts w:hint="eastAsia" w:eastAsia="Malgun Gothic"/>
-          <w:sz w:val="21"/>
-          <w:szCs w:val="21"/>
-          <w:lang w:val="en-US" w:eastAsia="ko-KR"/>
-        </w:rPr>
-      </w:pPr>
-    </w:p>
-    <w:p>
-      <w:pPr>
-        <w:numPr>
-          <w:numId w:val="0"/>
-        </w:numPr>
-        <w:rPr>
-          <w:rFonts w:hint="eastAsia" w:eastAsia="Malgun Gothic"/>
-          <w:sz w:val="21"/>
-          <w:szCs w:val="21"/>
-          <w:lang w:val="en-US" w:eastAsia="ko-KR"/>
-        </w:rPr>
-      </w:pPr>
-    </w:p>
-    <w:p>
-      <w:pPr>
-        <w:numPr>
-          <w:numId w:val="0"/>
-        </w:numPr>
-        <w:rPr>
-          <w:rFonts w:hint="eastAsia" w:eastAsia="Malgun Gothic"/>
-          <w:sz w:val="21"/>
-          <w:szCs w:val="21"/>
-          <w:lang w:val="en-US" w:eastAsia="ko-KR"/>
-        </w:rPr>
-      </w:pPr>
-    </w:p>
-    <w:p>
-      <w:pPr>
-        <w:numPr>
-          <w:numId w:val="0"/>
-        </w:numPr>
-        <w:rPr>
-          <w:rFonts w:hint="eastAsia" w:eastAsia="Malgun Gothic"/>
-          <w:sz w:val="21"/>
-          <w:szCs w:val="21"/>
-          <w:lang w:val="en-US" w:eastAsia="ko-KR"/>
-        </w:rPr>
-      </w:pPr>
-    </w:p>
-    <w:p>
-      <w:pPr>
-        <w:numPr>
-          <w:numId w:val="0"/>
-        </w:numPr>
-        <w:rPr>
-          <w:rFonts w:hint="eastAsia" w:eastAsia="Malgun Gothic"/>
-          <w:sz w:val="21"/>
-          <w:szCs w:val="21"/>
-          <w:lang w:val="en-US" w:eastAsia="ko-KR"/>
-        </w:rPr>
-      </w:pPr>
-    </w:p>
-    <w:p>
-      <w:pPr>
-        <w:numPr>
+          <w:ilvl w:val="0"/>
+          <w:numId w:val="0"/>
+        </w:numPr>
+        <w:rPr>
+          <w:rFonts w:hint="eastAsia" w:eastAsia="Malgun Gothic"/>
+          <w:sz w:val="21"/>
+          <w:szCs w:val="21"/>
+          <w:lang w:val="en-US" w:eastAsia="ko-KR"/>
+        </w:rPr>
+      </w:pPr>
+    </w:p>
+    <w:p>
+      <w:pPr>
+        <w:numPr>
+          <w:ilvl w:val="0"/>
+          <w:numId w:val="0"/>
+        </w:numPr>
+        <w:rPr>
+          <w:rFonts w:hint="eastAsia" w:eastAsia="Malgun Gothic"/>
+          <w:sz w:val="21"/>
+          <w:szCs w:val="21"/>
+          <w:lang w:val="en-US" w:eastAsia="ko-KR"/>
+        </w:rPr>
+      </w:pPr>
+    </w:p>
+    <w:p>
+      <w:pPr>
+        <w:numPr>
+          <w:ilvl w:val="0"/>
+          <w:numId w:val="0"/>
+        </w:numPr>
+        <w:rPr>
+          <w:rFonts w:hint="eastAsia" w:eastAsia="Malgun Gothic"/>
+          <w:sz w:val="21"/>
+          <w:szCs w:val="21"/>
+          <w:lang w:val="en-US" w:eastAsia="ko-KR"/>
+        </w:rPr>
+      </w:pPr>
+      <w:r>
+        <w:rPr>
+          <w:rFonts w:hint="eastAsia" w:eastAsia="Malgun Gothic"/>
+          <w:sz w:val="21"/>
+          <w:szCs w:val="21"/>
+          <w:lang w:val="en-US" w:eastAsia="ko-KR"/>
+        </w:rPr>
+        <w:drawing>
+          <wp:inline distT="0" distB="0" distL="114300" distR="114300">
+            <wp:extent cx="5274310" cy="1883410"/>
+            <wp:effectExtent l="0" t="0" r="8890" b="8890"/>
+            <wp:docPr id="8" name="Picture 8" descr="6_Waveform_Transform"/>
+            <wp:cNvGraphicFramePr>
+              <a:graphicFrameLocks xmlns:a="http://schemas.openxmlformats.org/drawingml/2006/main" noChangeAspect="1"/>
+            </wp:cNvGraphicFramePr>
+            <a:graphic xmlns:a="http://schemas.openxmlformats.org/drawingml/2006/main">
+              <a:graphicData uri="http://schemas.openxmlformats.org/drawingml/2006/picture">
+                <pic:pic xmlns:pic="http://schemas.openxmlformats.org/drawingml/2006/picture">
+                  <pic:nvPicPr>
+                    <pic:cNvPr id="8" name="Picture 8" descr="6_Waveform_Transform"/>
+                    <pic:cNvPicPr>
+                      <a:picLocks noChangeAspect="1"/>
+                    </pic:cNvPicPr>
+                  </pic:nvPicPr>
+                  <pic:blipFill>
+                    <a:blip r:embed="rId10"/>
+                    <a:stretch>
+                      <a:fillRect/>
+                    </a:stretch>
+                  </pic:blipFill>
+                  <pic:spPr>
+                    <a:xfrm>
+                      <a:off x="0" y="0"/>
+                      <a:ext cx="5274310" cy="1883410"/>
+                    </a:xfrm>
+                    <a:prstGeom prst="rect">
+                      <a:avLst/>
+                    </a:prstGeom>
+                  </pic:spPr>
+                </pic:pic>
+              </a:graphicData>
+            </a:graphic>
+          </wp:inline>
+        </w:drawing>
+      </w:r>
+    </w:p>
+    <w:p>
+      <w:pPr>
+        <w:numPr>
+          <w:ilvl w:val="0"/>
+          <w:numId w:val="0"/>
+        </w:numPr>
+        <w:rPr>
+          <w:rFonts w:hint="eastAsia" w:eastAsia="Malgun Gothic"/>
+          <w:sz w:val="21"/>
+          <w:szCs w:val="21"/>
+          <w:lang w:val="en-US" w:eastAsia="ko-KR"/>
+        </w:rPr>
+      </w:pPr>
+    </w:p>
+    <w:p>
+      <w:pPr>
+        <w:numPr>
+          <w:ilvl w:val="0"/>
+          <w:numId w:val="0"/>
+        </w:numPr>
+        <w:rPr>
+          <w:rFonts w:hint="eastAsia" w:eastAsia="Malgun Gothic"/>
+          <w:sz w:val="21"/>
+          <w:szCs w:val="21"/>
+          <w:lang w:val="en-US" w:eastAsia="ko-KR"/>
+        </w:rPr>
+      </w:pPr>
+    </w:p>
+    <w:p>
+      <w:pPr>
+        <w:numPr>
+          <w:ilvl w:val="0"/>
+          <w:numId w:val="0"/>
+        </w:numPr>
+        <w:rPr>
+          <w:rFonts w:hint="eastAsia" w:eastAsia="Malgun Gothic"/>
+          <w:sz w:val="21"/>
+          <w:szCs w:val="21"/>
+          <w:lang w:val="en-US" w:eastAsia="ko-KR"/>
+        </w:rPr>
+      </w:pPr>
+    </w:p>
+    <w:p>
+      <w:pPr>
+        <w:numPr>
+          <w:ilvl w:val="0"/>
+          <w:numId w:val="0"/>
+        </w:numPr>
+        <w:rPr>
+          <w:rFonts w:hint="eastAsia" w:eastAsia="Malgun Gothic"/>
+          <w:sz w:val="21"/>
+          <w:szCs w:val="21"/>
+          <w:lang w:val="en-US" w:eastAsia="ko-KR"/>
+        </w:rPr>
+      </w:pPr>
+    </w:p>
+    <w:p>
+      <w:pPr>
+        <w:numPr>
+          <w:ilvl w:val="0"/>
+          <w:numId w:val="0"/>
+        </w:numPr>
+        <w:rPr>
+          <w:rFonts w:hint="eastAsia" w:eastAsia="Malgun Gothic"/>
+          <w:sz w:val="21"/>
+          <w:szCs w:val="21"/>
+          <w:lang w:val="en-US" w:eastAsia="ko-KR"/>
+        </w:rPr>
+      </w:pPr>
+    </w:p>
+    <w:p>
+      <w:pPr>
+        <w:numPr>
+          <w:ilvl w:val="0"/>
           <w:numId w:val="0"/>
         </w:numPr>
         <w:rPr>
@@ -2847,19 +3265,21 @@
     <w:p>
       <w:pPr>
         <w:numPr>
-          <w:numId w:val="0"/>
-        </w:numPr>
-        <w:rPr>
-          <w:rFonts w:hint="eastAsia" w:eastAsia="Malgun Gothic"/>
-          <w:sz w:val="21"/>
-          <w:szCs w:val="21"/>
-          <w:lang w:val="en-US" w:eastAsia="ko-KR"/>
-        </w:rPr>
-      </w:pPr>
-    </w:p>
-    <w:p>
-      <w:pPr>
-        <w:numPr>
+          <w:ilvl w:val="0"/>
+          <w:numId w:val="0"/>
+        </w:numPr>
+        <w:rPr>
+          <w:rFonts w:hint="eastAsia" w:eastAsia="Malgun Gothic"/>
+          <w:sz w:val="21"/>
+          <w:szCs w:val="21"/>
+          <w:lang w:val="en-US" w:eastAsia="ko-KR"/>
+        </w:rPr>
+      </w:pPr>
+    </w:p>
+    <w:p>
+      <w:pPr>
+        <w:numPr>
+          <w:ilvl w:val="0"/>
           <w:numId w:val="0"/>
         </w:numPr>
         <w:rPr>
@@ -2900,19 +3320,21 @@
     <w:p>
       <w:pPr>
         <w:numPr>
-          <w:numId w:val="0"/>
-        </w:numPr>
-        <w:rPr>
-          <w:rFonts w:hint="eastAsia" w:eastAsia="Malgun Gothic"/>
-          <w:sz w:val="21"/>
-          <w:szCs w:val="21"/>
-          <w:lang w:val="en-US" w:eastAsia="ko-KR"/>
-        </w:rPr>
-      </w:pPr>
-    </w:p>
-    <w:p>
-      <w:pPr>
-        <w:numPr>
+          <w:ilvl w:val="0"/>
+          <w:numId w:val="0"/>
+        </w:numPr>
+        <w:rPr>
+          <w:rFonts w:hint="eastAsia" w:eastAsia="Malgun Gothic"/>
+          <w:sz w:val="21"/>
+          <w:szCs w:val="21"/>
+          <w:lang w:val="en-US" w:eastAsia="ko-KR"/>
+        </w:rPr>
+      </w:pPr>
+    </w:p>
+    <w:p>
+      <w:pPr>
+        <w:numPr>
+          <w:ilvl w:val="0"/>
           <w:numId w:val="0"/>
         </w:numPr>
         <w:rPr>
@@ -3061,19 +3483,21 @@
     <w:p>
       <w:pPr>
         <w:numPr>
-          <w:numId w:val="0"/>
-        </w:numPr>
-        <w:rPr>
-          <w:rFonts w:hint="eastAsia" w:eastAsia="Malgun Gothic"/>
-          <w:sz w:val="21"/>
-          <w:szCs w:val="21"/>
-          <w:lang w:val="en-US" w:eastAsia="ko-KR"/>
-        </w:rPr>
-      </w:pPr>
-    </w:p>
-    <w:p>
-      <w:pPr>
-        <w:numPr>
+          <w:ilvl w:val="0"/>
+          <w:numId w:val="0"/>
+        </w:numPr>
+        <w:rPr>
+          <w:rFonts w:hint="eastAsia" w:eastAsia="Malgun Gothic"/>
+          <w:sz w:val="21"/>
+          <w:szCs w:val="21"/>
+          <w:lang w:val="en-US" w:eastAsia="ko-KR"/>
+        </w:rPr>
+      </w:pPr>
+    </w:p>
+    <w:p>
+      <w:pPr>
+        <w:numPr>
+          <w:ilvl w:val="0"/>
           <w:numId w:val="0"/>
         </w:numPr>
         <w:rPr>
@@ -3096,71 +3520,124 @@
     <w:p>
       <w:pPr>
         <w:numPr>
-          <w:numId w:val="0"/>
-        </w:numPr>
-        <w:rPr>
-          <w:rFonts w:hint="eastAsia" w:eastAsia="Malgun Gothic"/>
-          <w:sz w:val="21"/>
-          <w:szCs w:val="21"/>
-          <w:lang w:val="en-US" w:eastAsia="ko-KR"/>
-        </w:rPr>
-      </w:pPr>
-    </w:p>
-    <w:p>
-      <w:pPr>
-        <w:numPr>
-          <w:numId w:val="0"/>
-        </w:numPr>
-        <w:rPr>
-          <w:rFonts w:hint="eastAsia" w:eastAsia="Malgun Gothic"/>
-          <w:sz w:val="21"/>
-          <w:szCs w:val="21"/>
-          <w:lang w:val="en-US" w:eastAsia="ko-KR"/>
-        </w:rPr>
-      </w:pPr>
-    </w:p>
-    <w:p>
-      <w:pPr>
-        <w:numPr>
-          <w:numId w:val="0"/>
-        </w:numPr>
-        <w:rPr>
-          <w:rFonts w:hint="eastAsia" w:eastAsia="Malgun Gothic"/>
-          <w:sz w:val="21"/>
-          <w:szCs w:val="21"/>
-          <w:lang w:val="en-US" w:eastAsia="ko-KR"/>
-        </w:rPr>
-      </w:pPr>
-    </w:p>
-    <w:p>
-      <w:pPr>
-        <w:numPr>
-          <w:numId w:val="0"/>
-        </w:numPr>
-        <w:rPr>
-          <w:rFonts w:hint="eastAsia" w:eastAsia="Malgun Gothic"/>
-          <w:sz w:val="21"/>
-          <w:szCs w:val="21"/>
-          <w:lang w:val="en-US" w:eastAsia="ko-KR"/>
-        </w:rPr>
-      </w:pPr>
-    </w:p>
-    <w:p>
-      <w:pPr>
-        <w:numPr>
-          <w:numId w:val="0"/>
-        </w:numPr>
-        <w:rPr>
-          <w:rFonts w:hint="eastAsia" w:eastAsia="Malgun Gothic"/>
-          <w:sz w:val="21"/>
-          <w:szCs w:val="21"/>
-          <w:lang w:val="en-US" w:eastAsia="ko-KR"/>
-        </w:rPr>
-      </w:pPr>
-    </w:p>
-    <w:p>
-      <w:pPr>
-        <w:numPr>
+          <w:ilvl w:val="0"/>
+          <w:numId w:val="0"/>
+        </w:numPr>
+        <w:rPr>
+          <w:rFonts w:hint="eastAsia" w:eastAsia="Malgun Gothic"/>
+          <w:sz w:val="21"/>
+          <w:szCs w:val="21"/>
+          <w:lang w:val="en-US" w:eastAsia="ko-KR"/>
+        </w:rPr>
+      </w:pPr>
+    </w:p>
+    <w:p>
+      <w:pPr>
+        <w:numPr>
+          <w:ilvl w:val="0"/>
+          <w:numId w:val="0"/>
+        </w:numPr>
+        <w:rPr>
+          <w:rFonts w:hint="eastAsia" w:eastAsia="Malgun Gothic"/>
+          <w:sz w:val="21"/>
+          <w:szCs w:val="21"/>
+          <w:lang w:val="en-US" w:eastAsia="ko-KR"/>
+        </w:rPr>
+      </w:pPr>
+      <w:r>
+        <w:rPr>
+          <w:rFonts w:hint="eastAsia" w:eastAsia="Malgun Gothic"/>
+          <w:sz w:val="21"/>
+          <w:szCs w:val="21"/>
+          <w:lang w:val="en-US" w:eastAsia="ko-KR"/>
+        </w:rPr>
+        <w:drawing>
+          <wp:inline distT="0" distB="0" distL="114300" distR="114300">
+            <wp:extent cx="5274310" cy="1883410"/>
+            <wp:effectExtent l="0" t="0" r="8890" b="8890"/>
+            <wp:docPr id="9" name="Picture 9" descr="7_MFCCs"/>
+            <wp:cNvGraphicFramePr>
+              <a:graphicFrameLocks xmlns:a="http://schemas.openxmlformats.org/drawingml/2006/main" noChangeAspect="1"/>
+            </wp:cNvGraphicFramePr>
+            <a:graphic xmlns:a="http://schemas.openxmlformats.org/drawingml/2006/main">
+              <a:graphicData uri="http://schemas.openxmlformats.org/drawingml/2006/picture">
+                <pic:pic xmlns:pic="http://schemas.openxmlformats.org/drawingml/2006/picture">
+                  <pic:nvPicPr>
+                    <pic:cNvPr id="9" name="Picture 9" descr="7_MFCCs"/>
+                    <pic:cNvPicPr>
+                      <a:picLocks noChangeAspect="1"/>
+                    </pic:cNvPicPr>
+                  </pic:nvPicPr>
+                  <pic:blipFill>
+                    <a:blip r:embed="rId11"/>
+                    <a:stretch>
+                      <a:fillRect/>
+                    </a:stretch>
+                  </pic:blipFill>
+                  <pic:spPr>
+                    <a:xfrm>
+                      <a:off x="0" y="0"/>
+                      <a:ext cx="5274310" cy="1883410"/>
+                    </a:xfrm>
+                    <a:prstGeom prst="rect">
+                      <a:avLst/>
+                    </a:prstGeom>
+                  </pic:spPr>
+                </pic:pic>
+              </a:graphicData>
+            </a:graphic>
+          </wp:inline>
+        </w:drawing>
+      </w:r>
+      <w:bookmarkStart w:id="0" w:name="_GoBack"/>
+      <w:bookmarkEnd w:id="0"/>
+    </w:p>
+    <w:p>
+      <w:pPr>
+        <w:numPr>
+          <w:ilvl w:val="0"/>
+          <w:numId w:val="0"/>
+        </w:numPr>
+        <w:rPr>
+          <w:rFonts w:hint="eastAsia" w:eastAsia="Malgun Gothic"/>
+          <w:sz w:val="21"/>
+          <w:szCs w:val="21"/>
+          <w:lang w:val="en-US" w:eastAsia="ko-KR"/>
+        </w:rPr>
+      </w:pPr>
+    </w:p>
+    <w:p>
+      <w:pPr>
+        <w:numPr>
+          <w:ilvl w:val="0"/>
+          <w:numId w:val="0"/>
+        </w:numPr>
+        <w:rPr>
+          <w:rFonts w:hint="eastAsia" w:eastAsia="Malgun Gothic"/>
+          <w:sz w:val="21"/>
+          <w:szCs w:val="21"/>
+          <w:lang w:val="en-US" w:eastAsia="ko-KR"/>
+        </w:rPr>
+      </w:pPr>
+    </w:p>
+    <w:p>
+      <w:pPr>
+        <w:numPr>
+          <w:ilvl w:val="0"/>
+          <w:numId w:val="0"/>
+        </w:numPr>
+        <w:rPr>
+          <w:rFonts w:hint="eastAsia" w:eastAsia="Malgun Gothic"/>
+          <w:sz w:val="21"/>
+          <w:szCs w:val="21"/>
+          <w:lang w:val="en-US" w:eastAsia="ko-KR"/>
+        </w:rPr>
+      </w:pPr>
+    </w:p>
+    <w:p>
+      <w:pPr>
+        <w:numPr>
+          <w:ilvl w:val="0"/>
           <w:numId w:val="0"/>
         </w:numPr>
         <w:rPr>
@@ -3183,19 +3660,21 @@
     <w:p>
       <w:pPr>
         <w:numPr>
-          <w:numId w:val="0"/>
-        </w:numPr>
-        <w:rPr>
-          <w:rFonts w:hint="eastAsia" w:eastAsia="Malgun Gothic"/>
-          <w:sz w:val="21"/>
-          <w:szCs w:val="21"/>
-          <w:lang w:val="en-US" w:eastAsia="ko-KR"/>
-        </w:rPr>
-      </w:pPr>
-    </w:p>
-    <w:p>
-      <w:pPr>
-        <w:numPr>
+          <w:ilvl w:val="0"/>
+          <w:numId w:val="0"/>
+        </w:numPr>
+        <w:rPr>
+          <w:rFonts w:hint="eastAsia" w:eastAsia="Malgun Gothic"/>
+          <w:sz w:val="21"/>
+          <w:szCs w:val="21"/>
+          <w:lang w:val="en-US" w:eastAsia="ko-KR"/>
+        </w:rPr>
+      </w:pPr>
+    </w:p>
+    <w:p>
+      <w:pPr>
+        <w:numPr>
+          <w:ilvl w:val="0"/>
           <w:numId w:val="0"/>
         </w:numPr>
         <w:rPr>
@@ -3247,19 +3726,21 @@
     <w:p>
       <w:pPr>
         <w:numPr>
-          <w:numId w:val="0"/>
-        </w:numPr>
-        <w:rPr>
-          <w:rFonts w:hint="default" w:eastAsia="Malgun Gothic"/>
-          <w:sz w:val="21"/>
-          <w:szCs w:val="21"/>
-          <w:lang w:val="en-US" w:eastAsia="ko-KR"/>
-        </w:rPr>
-      </w:pPr>
-    </w:p>
-    <w:p>
-      <w:pPr>
-        <w:numPr>
+          <w:ilvl w:val="0"/>
+          <w:numId w:val="0"/>
+        </w:numPr>
+        <w:rPr>
+          <w:rFonts w:hint="default" w:eastAsia="Malgun Gothic"/>
+          <w:sz w:val="21"/>
+          <w:szCs w:val="21"/>
+          <w:lang w:val="en-US" w:eastAsia="ko-KR"/>
+        </w:rPr>
+      </w:pPr>
+    </w:p>
+    <w:p>
+      <w:pPr>
+        <w:numPr>
+          <w:ilvl w:val="0"/>
           <w:numId w:val="0"/>
         </w:numPr>
         <w:rPr>
@@ -3458,7 +3939,7 @@
     <w:lsdException w:unhideWhenUsed="0" w:uiPriority="0" w:semiHidden="0" w:name="HTML Sample"/>
     <w:lsdException w:unhideWhenUsed="0" w:uiPriority="0" w:semiHidden="0" w:name="HTML Typewriter"/>
     <w:lsdException w:unhideWhenUsed="0" w:uiPriority="0" w:semiHidden="0" w:name="HTML Variable"/>
-    <w:lsdException w:unhideWhenUsed="0" w:uiPriority="0" w:name="Normal Table"/>
+    <w:lsdException w:qFormat="1" w:unhideWhenUsed="0" w:uiPriority="0" w:name="Normal Table"/>
     <w:lsdException w:unhideWhenUsed="0" w:uiPriority="0" w:semiHidden="0" w:name="annotation subject"/>
     <w:lsdException w:unhideWhenUsed="0" w:uiPriority="0" w:semiHidden="0" w:name="Table Simple 1"/>
     <w:lsdException w:unhideWhenUsed="0" w:uiPriority="0" w:semiHidden="0" w:name="Table Simple 2"/>
@@ -3622,6 +4103,7 @@
   <w:style w:type="table" w:default="1" w:styleId="3">
     <w:name w:val="Normal Table"/>
     <w:semiHidden/>
+    <w:qFormat/>
     <w:uiPriority w:val="0"/>
     <w:tblPr>
       <w:tblCellMar>

--- a/Week1/Week 1 Task Report.docx
+++ b/Week1/Week 1 Task Report.docx
@@ -731,6 +731,66 @@
           <w:lang w:val="en-US" w:eastAsia="ko-KR"/>
         </w:rPr>
       </w:pPr>
+    </w:p>
+    <w:p>
+      <w:pPr>
+        <w:numPr>
+          <w:ilvl w:val="0"/>
+          <w:numId w:val="0"/>
+        </w:numPr>
+        <w:rPr>
+          <w:rFonts w:hint="default" w:eastAsia="Malgun Gothic"/>
+          <w:lang w:val="en-US" w:eastAsia="ko-KR"/>
+        </w:rPr>
+      </w:pPr>
+    </w:p>
+    <w:p>
+      <w:pPr>
+        <w:numPr>
+          <w:ilvl w:val="0"/>
+          <w:numId w:val="0"/>
+        </w:numPr>
+        <w:rPr>
+          <w:rFonts w:hint="default" w:eastAsia="Malgun Gothic"/>
+          <w:lang w:val="en-US" w:eastAsia="ko-KR"/>
+        </w:rPr>
+      </w:pPr>
+    </w:p>
+    <w:p>
+      <w:pPr>
+        <w:numPr>
+          <w:ilvl w:val="0"/>
+          <w:numId w:val="0"/>
+        </w:numPr>
+        <w:rPr>
+          <w:rFonts w:hint="default" w:eastAsia="Malgun Gothic"/>
+          <w:lang w:val="en-US" w:eastAsia="ko-KR"/>
+        </w:rPr>
+      </w:pPr>
+    </w:p>
+    <w:p>
+      <w:pPr>
+        <w:numPr>
+          <w:ilvl w:val="0"/>
+          <w:numId w:val="0"/>
+        </w:numPr>
+        <w:rPr>
+          <w:rFonts w:hint="default" w:eastAsia="Malgun Gothic"/>
+          <w:lang w:val="en-US" w:eastAsia="ko-KR"/>
+        </w:rPr>
+      </w:pPr>
+    </w:p>
+    <w:p>
+      <w:pPr>
+        <w:numPr>
+          <w:ilvl w:val="0"/>
+          <w:numId w:val="0"/>
+        </w:numPr>
+        <w:rPr>
+          <w:rFonts w:hint="default" w:eastAsia="Malgun Gothic"/>
+          <w:lang w:val="en-US" w:eastAsia="ko-KR"/>
+        </w:rPr>
+      </w:pPr>
       <w:r>
         <w:rPr>
           <w:rFonts w:hint="default" w:eastAsia="Malgun Gothic"/>
@@ -738,9 +798,9 @@
         </w:rPr>
         <w:drawing>
           <wp:inline distT="0" distB="0" distL="114300" distR="114300">
-            <wp:extent cx="4880610" cy="2025650"/>
-            <wp:effectExtent l="0" t="0" r="8890" b="6350"/>
-            <wp:docPr id="3" name="Picture 3" descr="1_Raw_Audio_Waveform"/>
+            <wp:extent cx="5274310" cy="1883410"/>
+            <wp:effectExtent l="0" t="0" r="8890" b="8890"/>
+            <wp:docPr id="10" name="Picture 10" descr="1_Raw_Audio_Waveform"/>
             <wp:cNvGraphicFramePr>
               <a:graphicFrameLocks xmlns:a="http://schemas.openxmlformats.org/drawingml/2006/main" noChangeAspect="1"/>
             </wp:cNvGraphicFramePr>
@@ -748,7 +808,7 @@
               <a:graphicData uri="http://schemas.openxmlformats.org/drawingml/2006/picture">
                 <pic:pic xmlns:pic="http://schemas.openxmlformats.org/drawingml/2006/picture">
                   <pic:nvPicPr>
-                    <pic:cNvPr id="3" name="Picture 3" descr="1_Raw_Audio_Waveform"/>
+                    <pic:cNvPr id="10" name="Picture 10" descr="1_Raw_Audio_Waveform"/>
                     <pic:cNvPicPr>
                       <a:picLocks noChangeAspect="1"/>
                     </pic:cNvPicPr>
@@ -762,7 +822,7 @@
                   <pic:spPr>
                     <a:xfrm>
                       <a:off x="0" y="0"/>
-                      <a:ext cx="4880610" cy="2025650"/>
+                      <a:ext cx="5274310" cy="1883410"/>
                     </a:xfrm>
                     <a:prstGeom prst="rect">
                       <a:avLst/>
@@ -807,7 +867,7 @@
           <wp:inline distT="0" distB="0" distL="114300" distR="114300">
             <wp:extent cx="5274310" cy="1883410"/>
             <wp:effectExtent l="0" t="0" r="8890" b="8890"/>
-            <wp:docPr id="5" name="Picture 5" descr="2_Fourier_Transform"/>
+            <wp:docPr id="11" name="Picture 11" descr="2_Fourier_Transform"/>
             <wp:cNvGraphicFramePr>
               <a:graphicFrameLocks xmlns:a="http://schemas.openxmlformats.org/drawingml/2006/main" noChangeAspect="1"/>
             </wp:cNvGraphicFramePr>
@@ -815,7 +875,7 @@
               <a:graphicData uri="http://schemas.openxmlformats.org/drawingml/2006/picture">
                 <pic:pic xmlns:pic="http://schemas.openxmlformats.org/drawingml/2006/picture">
                   <pic:nvPicPr>
-                    <pic:cNvPr id="5" name="Picture 5" descr="2_Fourier_Transform"/>
+                    <pic:cNvPr id="11" name="Picture 11" descr="2_Fourier_Transform"/>
                     <pic:cNvPicPr>
                       <a:picLocks noChangeAspect="1"/>
                     </pic:cNvPicPr>
@@ -858,66 +918,6 @@
       <w:pPr>
         <w:numPr>
           <w:ilvl w:val="0"/>
-          <w:numId w:val="0"/>
-        </w:numPr>
-        <w:rPr>
-          <w:rFonts w:hint="default" w:eastAsia="Malgun Gothic"/>
-          <w:lang w:val="en-US" w:eastAsia="ko-KR"/>
-        </w:rPr>
-      </w:pPr>
-    </w:p>
-    <w:p>
-      <w:pPr>
-        <w:numPr>
-          <w:ilvl w:val="0"/>
-          <w:numId w:val="0"/>
-        </w:numPr>
-        <w:rPr>
-          <w:rFonts w:hint="default" w:eastAsia="Malgun Gothic"/>
-          <w:lang w:val="en-US" w:eastAsia="ko-KR"/>
-        </w:rPr>
-      </w:pPr>
-    </w:p>
-    <w:p>
-      <w:pPr>
-        <w:numPr>
-          <w:ilvl w:val="0"/>
-          <w:numId w:val="0"/>
-        </w:numPr>
-        <w:rPr>
-          <w:rFonts w:hint="default" w:eastAsia="Malgun Gothic"/>
-          <w:lang w:val="en-US" w:eastAsia="ko-KR"/>
-        </w:rPr>
-      </w:pPr>
-    </w:p>
-    <w:p>
-      <w:pPr>
-        <w:numPr>
-          <w:ilvl w:val="0"/>
-          <w:numId w:val="0"/>
-        </w:numPr>
-        <w:rPr>
-          <w:rFonts w:hint="default" w:eastAsia="Malgun Gothic"/>
-          <w:lang w:val="en-US" w:eastAsia="ko-KR"/>
-        </w:rPr>
-      </w:pPr>
-    </w:p>
-    <w:p>
-      <w:pPr>
-        <w:numPr>
-          <w:ilvl w:val="0"/>
-          <w:numId w:val="0"/>
-        </w:numPr>
-        <w:rPr>
-          <w:rFonts w:hint="default" w:eastAsia="Malgun Gothic"/>
-          <w:lang w:val="en-US" w:eastAsia="ko-KR"/>
-        </w:rPr>
-      </w:pPr>
-    </w:p>
-    <w:p>
-      <w:pPr>
-        <w:numPr>
-          <w:ilvl w:val="0"/>
           <w:numId w:val="2"/>
         </w:numPr>
         <w:ind w:left="0" w:leftChars="0" w:firstLine="0" w:firstLineChars="0"/>
@@ -1312,6 +1312,18 @@
           <w:lang w:val="en-US" w:eastAsia="ko-KR"/>
         </w:rPr>
       </w:pPr>
+    </w:p>
+    <w:p>
+      <w:pPr>
+        <w:numPr>
+          <w:ilvl w:val="0"/>
+          <w:numId w:val="0"/>
+        </w:numPr>
+        <w:rPr>
+          <w:rFonts w:hint="default" w:eastAsia="Malgun Gothic"/>
+          <w:lang w:val="en-US" w:eastAsia="ko-KR"/>
+        </w:rPr>
+      </w:pPr>
       <w:r>
         <w:rPr>
           <w:rFonts w:hint="default" w:eastAsia="Malgun Gothic"/>
@@ -1319,9 +1331,9 @@
         </w:rPr>
         <w:drawing>
           <wp:inline distT="0" distB="0" distL="114300" distR="114300">
-            <wp:extent cx="5274310" cy="1883410"/>
-            <wp:effectExtent l="0" t="0" r="8890" b="8890"/>
-            <wp:docPr id="4" name="Picture 4" descr="2_Fourier_Transform"/>
+            <wp:extent cx="5424170" cy="1937385"/>
+            <wp:effectExtent l="0" t="0" r="11430" b="5715"/>
+            <wp:docPr id="12" name="Picture 12" descr="3_Fast_Fourier_Transform"/>
             <wp:cNvGraphicFramePr>
               <a:graphicFrameLocks xmlns:a="http://schemas.openxmlformats.org/drawingml/2006/main" noChangeAspect="1"/>
             </wp:cNvGraphicFramePr>
@@ -1329,441 +1341,7 @@
               <a:graphicData uri="http://schemas.openxmlformats.org/drawingml/2006/picture">
                 <pic:pic xmlns:pic="http://schemas.openxmlformats.org/drawingml/2006/picture">
                   <pic:nvPicPr>
-                    <pic:cNvPr id="4" name="Picture 4" descr="2_Fourier_Transform"/>
-                    <pic:cNvPicPr>
-                      <a:picLocks noChangeAspect="1"/>
-                    </pic:cNvPicPr>
-                  </pic:nvPicPr>
-                  <pic:blipFill>
-                    <a:blip r:embed="rId7"/>
-                    <a:stretch>
-                      <a:fillRect/>
-                    </a:stretch>
-                  </pic:blipFill>
-                  <pic:spPr>
-                    <a:xfrm>
-                      <a:off x="0" y="0"/>
-                      <a:ext cx="5274310" cy="1883410"/>
-                    </a:xfrm>
-                    <a:prstGeom prst="rect">
-                      <a:avLst/>
-                    </a:prstGeom>
-                  </pic:spPr>
-                </pic:pic>
-              </a:graphicData>
-            </a:graphic>
-          </wp:inline>
-        </w:drawing>
-      </w:r>
-    </w:p>
-    <w:p>
-      <w:pPr>
-        <w:numPr>
-          <w:ilvl w:val="0"/>
-          <w:numId w:val="0"/>
-        </w:numPr>
-        <w:rPr>
-          <w:rFonts w:hint="default" w:eastAsia="Malgun Gothic"/>
-          <w:lang w:val="en-US" w:eastAsia="ko-KR"/>
-        </w:rPr>
-      </w:pPr>
-    </w:p>
-    <w:p>
-      <w:pPr>
-        <w:numPr>
-          <w:ilvl w:val="0"/>
-          <w:numId w:val="0"/>
-        </w:numPr>
-        <w:rPr>
-          <w:rFonts w:hint="default" w:eastAsia="Malgun Gothic"/>
-          <w:lang w:val="en-US" w:eastAsia="ko-KR"/>
-        </w:rPr>
-      </w:pPr>
-    </w:p>
-    <w:p>
-      <w:pPr>
-        <w:numPr>
-          <w:ilvl w:val="0"/>
-          <w:numId w:val="0"/>
-        </w:numPr>
-        <w:rPr>
-          <w:rFonts w:hint="default" w:eastAsia="Malgun Gothic"/>
-          <w:lang w:val="en-US" w:eastAsia="ko-KR"/>
-        </w:rPr>
-      </w:pPr>
-    </w:p>
-    <w:p>
-      <w:pPr>
-        <w:numPr>
-          <w:ilvl w:val="0"/>
-          <w:numId w:val="0"/>
-        </w:numPr>
-        <w:rPr>
-          <w:rFonts w:hint="default" w:eastAsia="Malgun Gothic"/>
-          <w:lang w:val="en-US" w:eastAsia="ko-KR"/>
-        </w:rPr>
-      </w:pPr>
-    </w:p>
-    <w:p>
-      <w:pPr>
-        <w:numPr>
-          <w:ilvl w:val="0"/>
-          <w:numId w:val="0"/>
-        </w:numPr>
-        <w:rPr>
-          <w:rFonts w:hint="default" w:eastAsia="Malgun Gothic"/>
-          <w:lang w:val="en-US" w:eastAsia="ko-KR"/>
-        </w:rPr>
-      </w:pPr>
-    </w:p>
-    <w:p>
-      <w:pPr>
-        <w:numPr>
-          <w:ilvl w:val="0"/>
-          <w:numId w:val="0"/>
-        </w:numPr>
-        <w:rPr>
-          <w:rFonts w:hint="default" w:eastAsia="Malgun Gothic"/>
-          <w:lang w:val="en-US" w:eastAsia="ko-KR"/>
-        </w:rPr>
-      </w:pPr>
-    </w:p>
-    <w:p>
-      <w:pPr>
-        <w:numPr>
-          <w:ilvl w:val="0"/>
-          <w:numId w:val="2"/>
-        </w:numPr>
-        <w:ind w:left="0" w:leftChars="0" w:firstLine="0" w:firstLineChars="0"/>
-        <w:rPr>
-          <w:rFonts w:hint="default" w:eastAsia="Malgun Gothic"/>
-          <w:b/>
-          <w:bCs/>
-          <w:sz w:val="24"/>
-          <w:szCs w:val="24"/>
-          <w:lang w:val="en-US" w:eastAsia="ko-KR"/>
-        </w:rPr>
-      </w:pPr>
-      <w:r>
-        <w:rPr>
-          <w:rFonts w:hint="eastAsia" w:eastAsia="Malgun Gothic"/>
-          <w:b/>
-          <w:bCs/>
-          <w:sz w:val="24"/>
-          <w:szCs w:val="24"/>
-          <w:lang w:val="en-US" w:eastAsia="ko-KR"/>
-        </w:rPr>
-        <w:t>Short-Time Fourier Tranform(STFT)</w:t>
-      </w:r>
-    </w:p>
-    <w:p>
-      <w:pPr>
-        <w:numPr>
-          <w:ilvl w:val="0"/>
-          <w:numId w:val="0"/>
-        </w:numPr>
-        <w:rPr>
-          <w:rFonts w:hint="eastAsia" w:eastAsia="Malgun Gothic"/>
-          <w:lang w:val="en-US" w:eastAsia="ko-KR"/>
-        </w:rPr>
-      </w:pPr>
-    </w:p>
-    <w:p>
-      <w:pPr>
-        <w:numPr>
-          <w:ilvl w:val="0"/>
-          <w:numId w:val="0"/>
-        </w:numPr>
-        <w:rPr>
-          <w:rFonts w:hint="eastAsia" w:ascii="等线" w:hAnsi="等线" w:eastAsia="等线" w:cs="等线"/>
-          <w:sz w:val="21"/>
-          <w:szCs w:val="21"/>
-          <w:lang w:val="en-US" w:eastAsia="ko-KR"/>
-        </w:rPr>
-      </w:pPr>
-      <w:r>
-        <w:rPr>
-          <w:rFonts w:hint="eastAsia" w:ascii="等线" w:hAnsi="等线" w:eastAsia="等线" w:cs="等线"/>
-          <w:sz w:val="21"/>
-          <w:szCs w:val="21"/>
-          <w:lang w:val="en-US" w:eastAsia="ko-KR"/>
-        </w:rPr>
-        <w:t>Short-Time Fourier Transfo</w:t>
-      </w:r>
-      <w:r>
-        <w:rPr>
-          <w:rFonts w:hint="eastAsia" w:ascii="等线" w:hAnsi="等线" w:eastAsia="等线" w:cs="等线"/>
-          <w:sz w:val="21"/>
-          <w:szCs w:val="21"/>
-          <w:lang w:val="en-US" w:eastAsia="zh-CN"/>
-        </w:rPr>
-        <w:t xml:space="preserve">rm(STFT) </w:t>
-      </w:r>
-      <w:r>
-        <w:rPr>
-          <w:rFonts w:hint="eastAsia" w:ascii="等线" w:hAnsi="等线" w:eastAsia="等线" w:cs="等线"/>
-          <w:sz w:val="21"/>
-          <w:szCs w:val="21"/>
-          <w:lang w:val="en-US" w:eastAsia="ko-KR"/>
-        </w:rPr>
-        <w:t>是对 Fourier Transform 的一种扩展</w:t>
-      </w:r>
-      <w:r>
-        <w:rPr>
-          <w:rFonts w:hint="eastAsia" w:ascii="等线" w:hAnsi="等线" w:eastAsia="等线" w:cs="等线"/>
-          <w:sz w:val="21"/>
-          <w:szCs w:val="21"/>
-          <w:lang w:val="en-US" w:eastAsia="zh-CN"/>
-        </w:rPr>
-        <w:t>。</w:t>
-      </w:r>
-      <w:r>
-        <w:rPr>
-          <w:rFonts w:hint="eastAsia" w:ascii="等线" w:hAnsi="等线" w:eastAsia="等线" w:cs="等线"/>
-          <w:sz w:val="21"/>
-          <w:szCs w:val="21"/>
-          <w:lang w:val="en-US" w:eastAsia="ko-KR"/>
-        </w:rPr>
-        <w:t xml:space="preserve">用于获取信号在不同时刻的频率信息。  </w:t>
-      </w:r>
-    </w:p>
-    <w:p>
-      <w:pPr>
-        <w:numPr>
-          <w:ilvl w:val="0"/>
-          <w:numId w:val="0"/>
-        </w:numPr>
-        <w:rPr>
-          <w:rFonts w:hint="eastAsia" w:ascii="等线" w:hAnsi="等线" w:eastAsia="等线" w:cs="等线"/>
-          <w:sz w:val="21"/>
-          <w:szCs w:val="21"/>
-          <w:lang w:val="en-US" w:eastAsia="ko-KR"/>
-        </w:rPr>
-      </w:pPr>
-      <w:r>
-        <w:rPr>
-          <w:rFonts w:hint="eastAsia" w:ascii="等线" w:hAnsi="等线" w:eastAsia="等线" w:cs="等线"/>
-          <w:sz w:val="21"/>
-          <w:szCs w:val="21"/>
-          <w:lang w:val="en-US" w:eastAsia="zh-CN"/>
-        </w:rPr>
-        <w:t>把</w:t>
-      </w:r>
-      <w:r>
-        <w:rPr>
-          <w:rFonts w:hint="eastAsia" w:ascii="等线" w:hAnsi="等线" w:eastAsia="等线" w:cs="等线"/>
-          <w:sz w:val="21"/>
-          <w:szCs w:val="21"/>
-          <w:lang w:val="en-US" w:eastAsia="ko-KR"/>
-        </w:rPr>
-        <w:t>输入的整个信号按照较短的window进行分帧和加窗</w:t>
-      </w:r>
-      <w:r>
-        <w:rPr>
-          <w:rFonts w:hint="eastAsia" w:ascii="等线" w:hAnsi="等线" w:eastAsia="等线" w:cs="等线"/>
-          <w:sz w:val="21"/>
-          <w:szCs w:val="21"/>
-          <w:lang w:val="en-US" w:eastAsia="zh-CN"/>
-        </w:rPr>
-        <w:t>。</w:t>
-      </w:r>
-      <w:r>
-        <w:rPr>
-          <w:rFonts w:hint="eastAsia" w:ascii="等线" w:hAnsi="等线" w:eastAsia="等线" w:cs="等线"/>
-          <w:sz w:val="21"/>
-          <w:szCs w:val="21"/>
-          <w:lang w:val="en-US" w:eastAsia="ko-KR"/>
-        </w:rPr>
-        <w:t xml:space="preserve">然后对每一帧应用 FFT得到每个时间段的频率成分。  </w:t>
-      </w:r>
-    </w:p>
-    <w:p>
-      <w:pPr>
-        <w:numPr>
-          <w:ilvl w:val="0"/>
-          <w:numId w:val="0"/>
-        </w:numPr>
-        <w:rPr>
-          <w:rFonts w:hint="eastAsia" w:ascii="等线" w:hAnsi="等线" w:eastAsia="等线" w:cs="等线"/>
-          <w:sz w:val="21"/>
-          <w:szCs w:val="21"/>
-          <w:lang w:val="en-US" w:eastAsia="ko-KR"/>
-        </w:rPr>
-      </w:pPr>
-    </w:p>
-    <w:p>
-      <w:pPr>
-        <w:numPr>
-          <w:ilvl w:val="0"/>
-          <w:numId w:val="0"/>
-        </w:numPr>
-        <w:rPr>
-          <w:rFonts w:hint="eastAsia" w:ascii="等线" w:hAnsi="等线" w:eastAsia="等线" w:cs="等线"/>
-          <w:sz w:val="21"/>
-          <w:szCs w:val="21"/>
-          <w:lang w:val="en-US" w:eastAsia="ko-KR"/>
-        </w:rPr>
-      </w:pPr>
-      <w:r>
-        <w:rPr>
-          <w:rFonts w:hint="eastAsia" w:ascii="等线" w:hAnsi="等线" w:eastAsia="等线" w:cs="等线"/>
-          <w:sz w:val="21"/>
-          <w:szCs w:val="21"/>
-          <w:lang w:val="en-US" w:eastAsia="ko-KR"/>
-        </w:rPr>
-        <w:t>这样</w:t>
-      </w:r>
-      <w:r>
-        <w:rPr>
-          <w:rFonts w:hint="eastAsia" w:ascii="等线" w:hAnsi="等线" w:eastAsia="等线" w:cs="等线"/>
-          <w:sz w:val="21"/>
-          <w:szCs w:val="21"/>
-          <w:lang w:val="en-US" w:eastAsia="zh-CN"/>
-        </w:rPr>
-        <w:t>的话</w:t>
-      </w:r>
-      <w:r>
-        <w:rPr>
-          <w:rFonts w:hint="eastAsia" w:ascii="等线" w:hAnsi="等线" w:eastAsia="等线" w:cs="等线"/>
-          <w:sz w:val="21"/>
-          <w:szCs w:val="21"/>
-          <w:lang w:val="en-US" w:eastAsia="ko-KR"/>
-        </w:rPr>
-        <w:t>输出结果就变成了一个二维的时频表示</w:t>
-      </w:r>
-      <w:r>
-        <w:rPr>
-          <w:rFonts w:hint="eastAsia" w:ascii="等线" w:hAnsi="等线" w:eastAsia="等线" w:cs="等线"/>
-          <w:sz w:val="21"/>
-          <w:szCs w:val="21"/>
-          <w:lang w:val="en-US" w:eastAsia="zh-CN"/>
-        </w:rPr>
-        <w:t>，叫</w:t>
-      </w:r>
-      <w:r>
-        <w:rPr>
-          <w:rFonts w:hint="eastAsia" w:ascii="等线" w:hAnsi="等线" w:eastAsia="等线" w:cs="等线"/>
-          <w:sz w:val="21"/>
-          <w:szCs w:val="21"/>
-          <w:lang w:val="en-US" w:eastAsia="ko-KR"/>
-        </w:rPr>
-        <w:t xml:space="preserve"> Spectrogram。  </w:t>
-      </w:r>
-    </w:p>
-    <w:p>
-      <w:pPr>
-        <w:numPr>
-          <w:ilvl w:val="0"/>
-          <w:numId w:val="0"/>
-        </w:numPr>
-        <w:rPr>
-          <w:rFonts w:hint="eastAsia" w:ascii="等线" w:hAnsi="等线" w:eastAsia="等线" w:cs="等线"/>
-          <w:sz w:val="21"/>
-          <w:szCs w:val="21"/>
-          <w:lang w:val="en-US" w:eastAsia="ko-KR"/>
-        </w:rPr>
-      </w:pPr>
-      <w:r>
-        <w:rPr>
-          <w:rFonts w:hint="eastAsia" w:ascii="等线" w:hAnsi="等线" w:eastAsia="等线" w:cs="等线"/>
-          <w:sz w:val="21"/>
-          <w:szCs w:val="21"/>
-          <w:lang w:val="en-US" w:eastAsia="ko-KR"/>
-        </w:rPr>
-        <w:t>通过</w:t>
-      </w:r>
-      <w:r>
-        <w:rPr>
-          <w:rFonts w:hint="eastAsia" w:ascii="等线" w:hAnsi="等线" w:eastAsia="等线" w:cs="等线"/>
-          <w:sz w:val="21"/>
-          <w:szCs w:val="21"/>
-          <w:lang w:val="en-US" w:eastAsia="zh-CN"/>
-        </w:rPr>
-        <w:t>STFT</w:t>
-      </w:r>
-      <w:r>
-        <w:rPr>
-          <w:rFonts w:hint="eastAsia" w:ascii="等线" w:hAnsi="等线" w:eastAsia="等线" w:cs="等线"/>
-          <w:sz w:val="21"/>
-          <w:szCs w:val="21"/>
-          <w:lang w:val="en-US" w:eastAsia="ko-KR"/>
-        </w:rPr>
-        <w:t>能够直观地观察到原始音频在时间维度上每个时刻包含哪些频率成分以及它们的强度分布。</w:t>
-      </w:r>
-    </w:p>
-    <w:p>
-      <w:pPr>
-        <w:numPr>
-          <w:ilvl w:val="0"/>
-          <w:numId w:val="0"/>
-        </w:numPr>
-        <w:rPr>
-          <w:rFonts w:hint="eastAsia" w:eastAsia="Malgun Gothic"/>
-          <w:lang w:val="en-US" w:eastAsia="ko-KR"/>
-        </w:rPr>
-      </w:pPr>
-    </w:p>
-    <w:p>
-      <w:pPr>
-        <w:numPr>
-          <w:ilvl w:val="0"/>
-          <w:numId w:val="0"/>
-        </w:numPr>
-        <w:rPr>
-          <w:rFonts w:hint="eastAsia" w:eastAsia="Malgun Gothic"/>
-          <w:sz w:val="21"/>
-          <w:szCs w:val="21"/>
-          <w:lang w:val="en-US" w:eastAsia="ko-KR"/>
-        </w:rPr>
-      </w:pPr>
-    </w:p>
-    <w:p>
-      <w:pPr>
-        <w:numPr>
-          <w:ilvl w:val="0"/>
-          <w:numId w:val="0"/>
-        </w:numPr>
-        <w:rPr>
-          <w:rFonts w:hint="eastAsia" w:eastAsia="Malgun Gothic"/>
-          <w:sz w:val="21"/>
-          <w:szCs w:val="21"/>
-          <w:lang w:val="en-US" w:eastAsia="ko-KR"/>
-        </w:rPr>
-      </w:pPr>
-    </w:p>
-    <w:p>
-      <w:pPr>
-        <w:numPr>
-          <w:ilvl w:val="0"/>
-          <w:numId w:val="0"/>
-        </w:numPr>
-        <w:rPr>
-          <w:rFonts w:hint="eastAsia" w:eastAsia="Malgun Gothic"/>
-          <w:sz w:val="21"/>
-          <w:szCs w:val="21"/>
-          <w:lang w:val="en-US" w:eastAsia="ko-KR"/>
-        </w:rPr>
-      </w:pPr>
-      <w:r>
-        <w:rPr>
-          <w:rFonts w:hint="eastAsia" w:eastAsia="Malgun Gothic"/>
-          <w:sz w:val="21"/>
-          <w:szCs w:val="21"/>
-          <w:lang w:val="en-US" w:eastAsia="ko-KR"/>
-        </w:rPr>
-        <w:drawing>
-          <wp:inline distT="0" distB="0" distL="114300" distR="114300">
-            <wp:extent cx="5274310" cy="1883410"/>
-            <wp:effectExtent l="0" t="0" r="8890" b="8890"/>
-            <wp:docPr id="6" name="Picture 6" descr="4_Short_Time_Fourier_Transform"/>
-            <wp:cNvGraphicFramePr>
-              <a:graphicFrameLocks xmlns:a="http://schemas.openxmlformats.org/drawingml/2006/main" noChangeAspect="1"/>
-            </wp:cNvGraphicFramePr>
-            <a:graphic xmlns:a="http://schemas.openxmlformats.org/drawingml/2006/main">
-              <a:graphicData uri="http://schemas.openxmlformats.org/drawingml/2006/picture">
-                <pic:pic xmlns:pic="http://schemas.openxmlformats.org/drawingml/2006/picture">
-                  <pic:nvPicPr>
-                    <pic:cNvPr id="6" name="Picture 6" descr="4_Short_Time_Fourier_Transform"/>
+                    <pic:cNvPr id="12" name="Picture 12" descr="3_Fast_Fourier_Transform"/>
                     <pic:cNvPicPr>
                       <a:picLocks noChangeAspect="1"/>
                     </pic:cNvPicPr>
@@ -1777,7 +1355,7 @@
                   <pic:spPr>
                     <a:xfrm>
                       <a:off x="0" y="0"/>
-                      <a:ext cx="5274310" cy="1883410"/>
+                      <a:ext cx="5424170" cy="1937385"/>
                     </a:xfrm>
                     <a:prstGeom prst="rect">
                       <a:avLst/>
@@ -1794,415 +1372,11 @@
       <w:pPr>
         <w:numPr>
           <w:ilvl w:val="0"/>
-          <w:numId w:val="0"/>
-        </w:numPr>
-        <w:rPr>
-          <w:rFonts w:hint="eastAsia" w:eastAsia="Malgun Gothic"/>
-          <w:sz w:val="21"/>
-          <w:szCs w:val="21"/>
-          <w:lang w:val="en-US" w:eastAsia="ko-KR"/>
-        </w:rPr>
-      </w:pPr>
-    </w:p>
-    <w:p>
-      <w:pPr>
-        <w:numPr>
-          <w:ilvl w:val="0"/>
-          <w:numId w:val="0"/>
-        </w:numPr>
-        <w:rPr>
-          <w:rFonts w:hint="eastAsia" w:eastAsia="Malgun Gothic"/>
-          <w:sz w:val="21"/>
-          <w:szCs w:val="21"/>
-          <w:lang w:val="en-US" w:eastAsia="ko-KR"/>
-        </w:rPr>
-      </w:pPr>
-    </w:p>
-    <w:p>
-      <w:pPr>
-        <w:numPr>
-          <w:ilvl w:val="0"/>
-          <w:numId w:val="0"/>
-        </w:numPr>
-        <w:rPr>
-          <w:rFonts w:hint="eastAsia" w:eastAsia="Malgun Gothic"/>
-          <w:sz w:val="21"/>
-          <w:szCs w:val="21"/>
-          <w:lang w:val="en-US" w:eastAsia="ko-KR"/>
-        </w:rPr>
-      </w:pPr>
-    </w:p>
-    <w:p>
-      <w:pPr>
-        <w:numPr>
-          <w:ilvl w:val="0"/>
-          <w:numId w:val="0"/>
-        </w:numPr>
-        <w:rPr>
-          <w:rFonts w:hint="eastAsia" w:eastAsia="Malgun Gothic"/>
-          <w:sz w:val="21"/>
-          <w:szCs w:val="21"/>
-          <w:lang w:val="en-US" w:eastAsia="ko-KR"/>
-        </w:rPr>
-      </w:pPr>
-      <w:r>
-        <w:rPr>
-          <w:rFonts w:hint="eastAsia" w:eastAsia="Malgun Gothic"/>
-          <w:sz w:val="21"/>
-          <w:szCs w:val="21"/>
-          <w:lang w:val="en-US" w:eastAsia="ko-KR"/>
-        </w:rPr>
-        <w:t>- method parameter description</w:t>
-      </w:r>
-    </w:p>
-    <w:p>
-      <w:pPr>
-        <w:numPr>
-          <w:ilvl w:val="0"/>
-          <w:numId w:val="0"/>
-        </w:numPr>
-        <w:rPr>
-          <w:rFonts w:hint="eastAsia" w:eastAsia="Malgun Gothic"/>
-          <w:sz w:val="21"/>
-          <w:szCs w:val="21"/>
-          <w:lang w:val="en-US" w:eastAsia="ko-KR"/>
-        </w:rPr>
-      </w:pPr>
-    </w:p>
-    <w:p>
-      <w:pPr>
-        <w:numPr>
-          <w:ilvl w:val="0"/>
-          <w:numId w:val="0"/>
-        </w:numPr>
-        <w:rPr>
-          <w:rFonts w:hint="eastAsia" w:ascii="等线" w:hAnsi="等线" w:eastAsia="等线" w:cs="等线"/>
-          <w:sz w:val="21"/>
-          <w:szCs w:val="21"/>
-          <w:lang w:val="en-US" w:eastAsia="ko-KR"/>
-        </w:rPr>
-      </w:pPr>
-      <w:r>
-        <w:rPr>
-          <w:rFonts w:hint="eastAsia" w:eastAsia="Malgun Gothic"/>
-          <w:b/>
-          <w:bCs/>
-          <w:sz w:val="21"/>
-          <w:szCs w:val="21"/>
-          <w:lang w:val="en-US" w:eastAsia="ko-KR"/>
-        </w:rPr>
-        <w:t>n_fft</w:t>
-      </w:r>
-      <w:r>
-        <w:rPr>
-          <w:rFonts w:hint="eastAsia" w:eastAsia="Malgun Gothic"/>
-          <w:sz w:val="21"/>
-          <w:szCs w:val="21"/>
-          <w:lang w:val="en-US" w:eastAsia="ko-KR"/>
-        </w:rPr>
-        <w:t xml:space="preserve"> = </w:t>
-      </w:r>
-      <w:r>
-        <w:rPr>
-          <w:rFonts w:hint="eastAsia" w:ascii="等线" w:hAnsi="等线" w:eastAsia="等线" w:cs="等线"/>
-          <w:sz w:val="21"/>
-          <w:szCs w:val="21"/>
-          <w:lang w:val="en-US" w:eastAsia="ko-KR"/>
-        </w:rPr>
-        <w:t>执行一次 FFT 时所包含的数据采样点数量。n_fft 越大</w:t>
-      </w:r>
-      <w:r>
-        <w:rPr>
-          <w:rFonts w:hint="eastAsia" w:ascii="等线" w:hAnsi="等线" w:eastAsia="等线" w:cs="等线"/>
-          <w:sz w:val="21"/>
-          <w:szCs w:val="21"/>
-          <w:lang w:val="en-US" w:eastAsia="zh-CN"/>
-        </w:rPr>
-        <w:t>就</w:t>
-      </w:r>
-      <w:r>
-        <w:rPr>
-          <w:rFonts w:hint="eastAsia" w:ascii="等线" w:hAnsi="等线" w:eastAsia="等线" w:cs="等线"/>
-          <w:sz w:val="21"/>
-          <w:szCs w:val="21"/>
-          <w:lang w:val="en-US" w:eastAsia="ko-KR"/>
-        </w:rPr>
-        <w:t>单次能分辨的频率分辨率越高，但相应地单个窗口覆盖的时间范围也更长</w:t>
-      </w:r>
-      <w:r>
-        <w:rPr>
-          <w:rFonts w:hint="eastAsia" w:ascii="等线" w:hAnsi="等线" w:eastAsia="等线" w:cs="等线"/>
-          <w:sz w:val="21"/>
-          <w:szCs w:val="21"/>
-          <w:lang w:val="en-US" w:eastAsia="zh-CN"/>
-        </w:rPr>
-        <w:t>。所以</w:t>
-      </w:r>
-      <w:r>
-        <w:rPr>
-          <w:rFonts w:hint="eastAsia" w:ascii="等线" w:hAnsi="等线" w:eastAsia="等线" w:cs="等线"/>
-          <w:sz w:val="21"/>
-          <w:szCs w:val="21"/>
-          <w:lang w:val="en-US" w:eastAsia="ko-KR"/>
-        </w:rPr>
-        <w:t>致时间分辨率降低。</w:t>
-      </w:r>
-    </w:p>
-    <w:p>
-      <w:pPr>
-        <w:numPr>
-          <w:ilvl w:val="0"/>
-          <w:numId w:val="0"/>
-        </w:numPr>
-        <w:rPr>
-          <w:rFonts w:hint="default" w:eastAsia="Malgun Gothic"/>
-          <w:sz w:val="21"/>
-          <w:szCs w:val="21"/>
-          <w:lang w:val="en-US" w:eastAsia="ko-KR"/>
-        </w:rPr>
-      </w:pPr>
-    </w:p>
-    <w:p>
-      <w:pPr>
-        <w:numPr>
-          <w:ilvl w:val="0"/>
-          <w:numId w:val="0"/>
-        </w:numPr>
-        <w:rPr>
-          <w:rFonts w:hint="eastAsia" w:eastAsia="Malgun Gothic"/>
-          <w:sz w:val="21"/>
-          <w:szCs w:val="21"/>
-          <w:lang w:val="en-US" w:eastAsia="ko-KR"/>
-        </w:rPr>
-      </w:pPr>
-      <w:r>
-        <w:rPr>
-          <w:rFonts w:hint="eastAsia" w:eastAsia="Malgun Gothic"/>
-          <w:b/>
-          <w:bCs/>
-          <w:sz w:val="21"/>
-          <w:szCs w:val="21"/>
-          <w:lang w:val="en-US" w:eastAsia="ko-KR"/>
-        </w:rPr>
-        <w:t>hop_length</w:t>
-      </w:r>
-      <w:r>
-        <w:rPr>
-          <w:rFonts w:hint="eastAsia" w:eastAsia="Malgun Gothic"/>
-          <w:sz w:val="21"/>
-          <w:szCs w:val="21"/>
-          <w:lang w:val="en-US" w:eastAsia="ko-KR"/>
-        </w:rPr>
-        <w:t xml:space="preserve"> =</w:t>
-      </w:r>
-      <w:r>
-        <w:rPr>
-          <w:rFonts w:hint="eastAsia" w:ascii="等线" w:hAnsi="等线" w:eastAsia="等线" w:cs="等线"/>
-          <w:sz w:val="21"/>
-          <w:szCs w:val="21"/>
-          <w:lang w:val="en-US" w:eastAsia="ko-KR"/>
-        </w:rPr>
-        <w:t xml:space="preserve"> 窗口每次移动时的样本步长。hop_length 越小，帧之间的重叠越多，相邻帧的时间差越小</w:t>
-      </w:r>
-      <w:r>
-        <w:rPr>
-          <w:rFonts w:hint="eastAsia" w:ascii="等线" w:hAnsi="等线" w:eastAsia="等线" w:cs="等线"/>
-          <w:sz w:val="21"/>
-          <w:szCs w:val="21"/>
-          <w:lang w:val="en-US" w:eastAsia="zh-CN"/>
-        </w:rPr>
-        <w:t>，</w:t>
-      </w:r>
-      <w:r>
-        <w:rPr>
-          <w:rFonts w:hint="eastAsia" w:ascii="等线" w:hAnsi="等线" w:eastAsia="等线" w:cs="等线"/>
-          <w:sz w:val="21"/>
-          <w:szCs w:val="21"/>
-          <w:lang w:val="en-US" w:eastAsia="ko-KR"/>
-        </w:rPr>
-        <w:t>时间分辨率越高但这也会增加计算量。</w:t>
-      </w:r>
-    </w:p>
-    <w:p>
-      <w:pPr>
-        <w:numPr>
-          <w:ilvl w:val="0"/>
-          <w:numId w:val="0"/>
-        </w:numPr>
-        <w:rPr>
-          <w:rFonts w:hint="default" w:eastAsia="Malgun Gothic"/>
-          <w:sz w:val="21"/>
-          <w:szCs w:val="21"/>
-          <w:lang w:val="en-US" w:eastAsia="ko-KR"/>
-        </w:rPr>
-      </w:pPr>
-    </w:p>
-    <w:p>
-      <w:pPr>
-        <w:numPr>
-          <w:ilvl w:val="0"/>
-          <w:numId w:val="0"/>
-        </w:numPr>
-        <w:rPr>
-          <w:rFonts w:hint="default" w:eastAsia="Malgun Gothic"/>
-          <w:sz w:val="21"/>
-          <w:szCs w:val="21"/>
-          <w:lang w:val="en-US" w:eastAsia="ko-KR"/>
-        </w:rPr>
-      </w:pPr>
-      <w:r>
-        <w:rPr>
-          <w:rFonts w:hint="eastAsia" w:eastAsia="Malgun Gothic"/>
-          <w:b/>
-          <w:bCs/>
-          <w:sz w:val="21"/>
-          <w:szCs w:val="21"/>
-          <w:lang w:val="en-US" w:eastAsia="ko-KR"/>
-        </w:rPr>
-        <w:t>window</w:t>
-      </w:r>
-      <w:r>
-        <w:rPr>
-          <w:rFonts w:hint="eastAsia" w:eastAsia="Malgun Gothic"/>
-          <w:sz w:val="21"/>
-          <w:szCs w:val="21"/>
-          <w:lang w:val="en-US" w:eastAsia="ko-KR"/>
-        </w:rPr>
-        <w:t xml:space="preserve"> = </w:t>
-      </w:r>
-      <w:r>
-        <w:rPr>
-          <w:rFonts w:hint="eastAsia" w:ascii="等线" w:hAnsi="等线" w:eastAsia="等线" w:cs="等线"/>
-          <w:sz w:val="21"/>
-          <w:szCs w:val="21"/>
-          <w:lang w:val="en-US" w:eastAsia="ko-KR"/>
-        </w:rPr>
-        <w:t>用于加窗的 window function。STFT 是将信号按照 window 单位切分进行 FF</w:t>
-      </w:r>
-      <w:r>
-        <w:rPr>
-          <w:rFonts w:hint="eastAsia" w:ascii="等线" w:hAnsi="等线" w:eastAsia="等线" w:cs="等线"/>
-          <w:sz w:val="21"/>
-          <w:szCs w:val="21"/>
-          <w:lang w:val="en-US" w:eastAsia="zh-CN"/>
-        </w:rPr>
-        <w:t>T。</w:t>
-      </w:r>
-      <w:r>
-        <w:rPr>
-          <w:rFonts w:hint="eastAsia" w:ascii="等线" w:hAnsi="等线" w:eastAsia="等线" w:cs="等线"/>
-          <w:sz w:val="21"/>
-          <w:szCs w:val="21"/>
-          <w:lang w:val="en-US" w:eastAsia="ko-KR"/>
-        </w:rPr>
-        <w:t xml:space="preserve"> signal 的边缘部分如果直接截取会产生edge effect导致频谱泄漏。通过加窗函数可以平滑这些边缘。  Hann window 是一种常用的加窗函数</w:t>
-      </w:r>
-      <w:r>
-        <w:rPr>
-          <w:rFonts w:hint="eastAsia" w:ascii="等线" w:hAnsi="等线" w:eastAsia="等线" w:cs="等线"/>
-          <w:sz w:val="21"/>
-          <w:szCs w:val="21"/>
-          <w:lang w:val="en-US" w:eastAsia="zh-CN"/>
-        </w:rPr>
-        <w:t>。</w:t>
-      </w:r>
-      <w:r>
-        <w:rPr>
-          <w:rFonts w:hint="eastAsia" w:ascii="等线" w:hAnsi="等线" w:eastAsia="等线" w:cs="等线"/>
-          <w:sz w:val="21"/>
-          <w:szCs w:val="21"/>
-          <w:lang w:val="en-US" w:eastAsia="ko-KR"/>
-        </w:rPr>
-        <w:t>它会让窗口两端的值平滑地下降到 0</w:t>
-      </w:r>
-      <w:r>
-        <w:rPr>
-          <w:rFonts w:hint="eastAsia" w:ascii="等线" w:hAnsi="等线" w:eastAsia="等线" w:cs="等线"/>
-          <w:sz w:val="21"/>
-          <w:szCs w:val="21"/>
-          <w:lang w:val="en-US" w:eastAsia="zh-CN"/>
-        </w:rPr>
-        <w:t>。</w:t>
-      </w:r>
-      <w:r>
-        <w:rPr>
-          <w:rFonts w:hint="eastAsia" w:ascii="等线" w:hAnsi="等线" w:eastAsia="等线" w:cs="等线"/>
-          <w:sz w:val="21"/>
-          <w:szCs w:val="21"/>
-          <w:lang w:val="en-US" w:eastAsia="ko-KR"/>
-        </w:rPr>
-        <w:t xml:space="preserve">在每个窗口之间减少人工断点造成的频谱伪影提高分析的效果。  </w:t>
-      </w:r>
-    </w:p>
-    <w:p>
-      <w:pPr>
-        <w:numPr>
-          <w:ilvl w:val="0"/>
-          <w:numId w:val="0"/>
-        </w:numPr>
-        <w:rPr>
-          <w:rFonts w:hint="default" w:eastAsia="Malgun Gothic"/>
-          <w:lang w:val="en-US" w:eastAsia="ko-KR"/>
-        </w:rPr>
-      </w:pPr>
-    </w:p>
-    <w:p>
-      <w:pPr>
-        <w:numPr>
-          <w:ilvl w:val="0"/>
-          <w:numId w:val="0"/>
-        </w:numPr>
-        <w:rPr>
-          <w:rFonts w:hint="default" w:eastAsia="Malgun Gothic"/>
-          <w:lang w:val="en-US" w:eastAsia="ko-KR"/>
-        </w:rPr>
-      </w:pPr>
-    </w:p>
-    <w:p>
-      <w:pPr>
-        <w:numPr>
-          <w:ilvl w:val="0"/>
-          <w:numId w:val="0"/>
-        </w:numPr>
-        <w:rPr>
-          <w:rFonts w:hint="default" w:eastAsia="Malgun Gothic"/>
-          <w:lang w:val="en-US" w:eastAsia="ko-KR"/>
-        </w:rPr>
-      </w:pPr>
-    </w:p>
-    <w:p>
-      <w:pPr>
-        <w:numPr>
-          <w:ilvl w:val="0"/>
-          <w:numId w:val="0"/>
-        </w:numPr>
-        <w:rPr>
-          <w:rFonts w:hint="default" w:eastAsia="Malgun Gothic"/>
-          <w:lang w:val="en-US" w:eastAsia="ko-KR"/>
-        </w:rPr>
-      </w:pPr>
-    </w:p>
-    <w:p>
-      <w:pPr>
-        <w:numPr>
-          <w:ilvl w:val="0"/>
-          <w:numId w:val="0"/>
-        </w:numPr>
-        <w:rPr>
-          <w:rFonts w:hint="default" w:eastAsia="Malgun Gothic"/>
-          <w:lang w:val="en-US" w:eastAsia="ko-KR"/>
-        </w:rPr>
-      </w:pPr>
-    </w:p>
-    <w:p>
-      <w:pPr>
-        <w:numPr>
-          <w:ilvl w:val="0"/>
           <w:numId w:val="2"/>
         </w:numPr>
         <w:ind w:left="0" w:leftChars="0" w:firstLine="0" w:firstLineChars="0"/>
         <w:rPr>
-          <w:rFonts w:hint="eastAsia" w:eastAsia="Malgun Gothic"/>
+          <w:rFonts w:hint="default" w:eastAsia="Malgun Gothic"/>
           <w:b/>
           <w:bCs/>
           <w:sz w:val="24"/>
@@ -2219,42 +1393,60 @@
           <w:szCs w:val="24"/>
           <w:lang w:val="en-US" w:eastAsia="ko-KR"/>
         </w:rPr>
-        <w:t>Mel-Spectrogram</w:t>
-      </w:r>
-    </w:p>
-    <w:p>
-      <w:pPr>
-        <w:numPr>
-          <w:ilvl w:val="0"/>
-          <w:numId w:val="0"/>
-        </w:numPr>
-        <w:rPr>
-          <w:rFonts w:hint="eastAsia" w:eastAsia="Malgun Gothic"/>
-          <w:lang w:val="en-US" w:eastAsia="ko-KR"/>
-        </w:rPr>
-      </w:pPr>
-    </w:p>
-    <w:p>
-      <w:pPr>
-        <w:numPr>
-          <w:ilvl w:val="0"/>
-          <w:numId w:val="0"/>
-        </w:numPr>
-        <w:rPr>
-          <w:rFonts w:hint="eastAsia" w:ascii="等线" w:hAnsi="等线" w:eastAsia="等线" w:cs="等线"/>
-          <w:sz w:val="21"/>
-          <w:szCs w:val="21"/>
-          <w:lang w:val="en-US" w:eastAsia="ko-KR"/>
-        </w:rPr>
-      </w:pPr>
-      <w:r>
-        <w:rPr>
-          <w:rFonts w:hint="eastAsia" w:ascii="等线" w:hAnsi="等线" w:eastAsia="等线" w:cs="等线"/>
-          <w:sz w:val="21"/>
-          <w:szCs w:val="21"/>
-          <w:lang w:val="en-US" w:eastAsia="ko-KR"/>
-        </w:rPr>
-        <w:t>人的听觉对频率的感知不是线性的。在较低频率范围内人耳对频率变化更加敏</w:t>
+        <w:t>Short-Time Fourier Tranform(STFT)</w:t>
+      </w:r>
+    </w:p>
+    <w:p>
+      <w:pPr>
+        <w:numPr>
+          <w:ilvl w:val="0"/>
+          <w:numId w:val="0"/>
+        </w:numPr>
+        <w:rPr>
+          <w:rFonts w:hint="eastAsia" w:eastAsia="Malgun Gothic"/>
+          <w:lang w:val="en-US" w:eastAsia="ko-KR"/>
+        </w:rPr>
+      </w:pPr>
+    </w:p>
+    <w:p>
+      <w:pPr>
+        <w:numPr>
+          <w:ilvl w:val="0"/>
+          <w:numId w:val="0"/>
+        </w:numPr>
+        <w:rPr>
+          <w:rFonts w:hint="eastAsia" w:ascii="等线" w:hAnsi="等线" w:eastAsia="等线" w:cs="等线"/>
+          <w:sz w:val="21"/>
+          <w:szCs w:val="21"/>
+          <w:lang w:val="en-US" w:eastAsia="ko-KR"/>
+        </w:rPr>
+      </w:pPr>
+      <w:r>
+        <w:rPr>
+          <w:rFonts w:hint="eastAsia" w:ascii="等线" w:hAnsi="等线" w:eastAsia="等线" w:cs="等线"/>
+          <w:sz w:val="21"/>
+          <w:szCs w:val="21"/>
+          <w:lang w:val="en-US" w:eastAsia="ko-KR"/>
+        </w:rPr>
+        <w:t>Short-Time Fourier Transfo</w:t>
+      </w:r>
+      <w:r>
+        <w:rPr>
+          <w:rFonts w:hint="eastAsia" w:ascii="等线" w:hAnsi="等线" w:eastAsia="等线" w:cs="等线"/>
+          <w:sz w:val="21"/>
+          <w:szCs w:val="21"/>
+          <w:lang w:val="en-US" w:eastAsia="zh-CN"/>
+        </w:rPr>
+        <w:t xml:space="preserve">rm(STFT) </w:t>
+      </w:r>
+      <w:r>
+        <w:rPr>
+          <w:rFonts w:hint="eastAsia" w:ascii="等线" w:hAnsi="等线" w:eastAsia="等线" w:cs="等线"/>
+          <w:sz w:val="21"/>
+          <w:szCs w:val="21"/>
+          <w:lang w:val="en-US" w:eastAsia="ko-KR"/>
+        </w:rPr>
+        <w:t>是对 Fourier Transform 的一种扩展</w:t>
       </w:r>
       <w:r>
         <w:rPr>
@@ -2272,7 +1464,39 @@
           <w:szCs w:val="21"/>
           <w:lang w:val="en-US" w:eastAsia="ko-KR"/>
         </w:rPr>
-        <w:t>在较高频率范围内则相对不敏感</w:t>
+        <w:t xml:space="preserve">用于获取信号在不同时刻的频率信息。  </w:t>
+      </w:r>
+    </w:p>
+    <w:p>
+      <w:pPr>
+        <w:numPr>
+          <w:ilvl w:val="0"/>
+          <w:numId w:val="0"/>
+        </w:numPr>
+        <w:rPr>
+          <w:rFonts w:hint="eastAsia" w:ascii="等线" w:hAnsi="等线" w:eastAsia="等线" w:cs="等线"/>
+          <w:sz w:val="21"/>
+          <w:szCs w:val="21"/>
+          <w:lang w:val="en-US" w:eastAsia="ko-KR"/>
+        </w:rPr>
+      </w:pPr>
+      <w:r>
+        <w:rPr>
+          <w:rFonts w:hint="eastAsia" w:ascii="等线" w:hAnsi="等线" w:eastAsia="等线" w:cs="等线"/>
+          <w:sz w:val="21"/>
+          <w:szCs w:val="21"/>
+          <w:lang w:val="en-US" w:eastAsia="zh-CN"/>
+        </w:rPr>
+        <w:t>把</w:t>
+      </w:r>
+      <w:r>
+        <w:rPr>
+          <w:rFonts w:hint="eastAsia" w:ascii="等线" w:hAnsi="等线" w:eastAsia="等线" w:cs="等线"/>
+          <w:sz w:val="21"/>
+          <w:szCs w:val="21"/>
+          <w:lang w:val="en-US" w:eastAsia="ko-KR"/>
+        </w:rPr>
+        <w:t>输入的整个信号按照较短的window进行分帧和加窗</w:t>
       </w:r>
       <w:r>
         <w:rPr>
@@ -2290,103 +1514,160 @@
           <w:szCs w:val="21"/>
           <w:lang w:val="en-US" w:eastAsia="ko-KR"/>
         </w:rPr>
-        <w:t xml:space="preserve">因此一般的 Spectrogram不能很好地反映人类真实的听觉感知。  </w:t>
-      </w:r>
-    </w:p>
-    <w:p>
-      <w:pPr>
-        <w:numPr>
-          <w:ilvl w:val="0"/>
-          <w:numId w:val="0"/>
-        </w:numPr>
-        <w:rPr>
-          <w:rFonts w:hint="eastAsia" w:eastAsia="Malgun Gothic"/>
-          <w:lang w:val="en-US" w:eastAsia="ko-KR"/>
-        </w:rPr>
-      </w:pPr>
-    </w:p>
-    <w:p>
-      <w:pPr>
-        <w:numPr>
-          <w:ilvl w:val="0"/>
-          <w:numId w:val="0"/>
-        </w:numPr>
-        <w:rPr>
-          <w:rFonts w:hint="eastAsia" w:ascii="等线" w:hAnsi="等线" w:eastAsia="等线" w:cs="等线"/>
-          <w:sz w:val="21"/>
-          <w:szCs w:val="21"/>
-          <w:lang w:val="en-US" w:eastAsia="ko-KR"/>
-        </w:rPr>
-      </w:pPr>
-      <w:r>
-        <w:rPr>
-          <w:rFonts w:hint="eastAsia" w:ascii="等线" w:hAnsi="等线" w:eastAsia="等线" w:cs="等线"/>
-          <w:sz w:val="21"/>
-          <w:szCs w:val="21"/>
-          <w:lang w:val="en-US" w:eastAsia="ko-KR"/>
-        </w:rPr>
-        <w:t>Mel-Spectrogram 是为了解决这一问题而提出的</w:t>
-      </w:r>
-      <w:r>
-        <w:rPr>
-          <w:rFonts w:hint="eastAsia" w:ascii="等线" w:hAnsi="等线" w:eastAsia="等线" w:cs="等线"/>
-          <w:sz w:val="21"/>
-          <w:szCs w:val="21"/>
-          <w:lang w:val="en-US" w:eastAsia="zh-CN"/>
-        </w:rPr>
-        <w:t>。</w:t>
-      </w:r>
-      <w:r>
-        <w:rPr>
-          <w:rFonts w:hint="eastAsia" w:ascii="等线" w:hAnsi="等线" w:eastAsia="等线" w:cs="等线"/>
-          <w:sz w:val="21"/>
-          <w:szCs w:val="21"/>
-          <w:lang w:val="en-US" w:eastAsia="ko-KR"/>
-        </w:rPr>
-        <w:t xml:space="preserve">它将线性的频率轴映射到符合人类听觉感知特性的 Mel </w:t>
-      </w:r>
-      <w:r>
-        <w:rPr>
-          <w:rFonts w:hint="eastAsia" w:ascii="等线" w:hAnsi="等线" w:eastAsia="等线" w:cs="等线"/>
-          <w:sz w:val="21"/>
-          <w:szCs w:val="21"/>
-          <w:lang w:val="en-US" w:eastAsia="zh-CN"/>
-        </w:rPr>
-        <w:t xml:space="preserve"> Scale</w:t>
-      </w:r>
-      <w:r>
-        <w:rPr>
-          <w:rFonts w:hint="eastAsia" w:ascii="等线" w:hAnsi="等线" w:eastAsia="等线" w:cs="等线"/>
-          <w:sz w:val="21"/>
-          <w:szCs w:val="21"/>
-          <w:lang w:val="en-US" w:eastAsia="ko-KR"/>
-        </w:rPr>
-        <w:t>上使频谱表示更接近人耳对声音的感知方式。</w:t>
-      </w:r>
-    </w:p>
-    <w:p>
-      <w:pPr>
-        <w:numPr>
-          <w:ilvl w:val="0"/>
-          <w:numId w:val="0"/>
-        </w:numPr>
-        <w:rPr>
-          <w:rFonts w:hint="eastAsia" w:eastAsia="Malgun Gothic"/>
-          <w:lang w:val="en-US" w:eastAsia="ko-KR"/>
-        </w:rPr>
-      </w:pPr>
-    </w:p>
-    <w:p>
-      <w:pPr>
-        <w:numPr>
-          <w:ilvl w:val="0"/>
-          <w:numId w:val="0"/>
-        </w:numPr>
-        <w:rPr>
-          <w:rFonts w:hint="eastAsia" w:eastAsia="宋体"/>
-          <w:sz w:val="21"/>
-          <w:szCs w:val="21"/>
-          <w:lang w:val="en-US" w:eastAsia="zh-CN"/>
+        <w:t xml:space="preserve">然后对每一帧应用 FFT得到每个时间段的频率成分。  </w:t>
+      </w:r>
+    </w:p>
+    <w:p>
+      <w:pPr>
+        <w:numPr>
+          <w:ilvl w:val="0"/>
+          <w:numId w:val="0"/>
+        </w:numPr>
+        <w:rPr>
+          <w:rFonts w:hint="eastAsia" w:ascii="等线" w:hAnsi="等线" w:eastAsia="等线" w:cs="等线"/>
+          <w:sz w:val="21"/>
+          <w:szCs w:val="21"/>
+          <w:lang w:val="en-US" w:eastAsia="ko-KR"/>
+        </w:rPr>
+      </w:pPr>
+    </w:p>
+    <w:p>
+      <w:pPr>
+        <w:numPr>
+          <w:ilvl w:val="0"/>
+          <w:numId w:val="0"/>
+        </w:numPr>
+        <w:rPr>
+          <w:rFonts w:hint="eastAsia" w:ascii="等线" w:hAnsi="等线" w:eastAsia="等线" w:cs="等线"/>
+          <w:sz w:val="21"/>
+          <w:szCs w:val="21"/>
+          <w:lang w:val="en-US" w:eastAsia="ko-KR"/>
+        </w:rPr>
+      </w:pPr>
+      <w:r>
+        <w:rPr>
+          <w:rFonts w:hint="eastAsia" w:ascii="等线" w:hAnsi="等线" w:eastAsia="等线" w:cs="等线"/>
+          <w:sz w:val="21"/>
+          <w:szCs w:val="21"/>
+          <w:lang w:val="en-US" w:eastAsia="ko-KR"/>
+        </w:rPr>
+        <w:t>这样</w:t>
+      </w:r>
+      <w:r>
+        <w:rPr>
+          <w:rFonts w:hint="eastAsia" w:ascii="等线" w:hAnsi="等线" w:eastAsia="等线" w:cs="等线"/>
+          <w:sz w:val="21"/>
+          <w:szCs w:val="21"/>
+          <w:lang w:val="en-US" w:eastAsia="zh-CN"/>
+        </w:rPr>
+        <w:t>的话</w:t>
+      </w:r>
+      <w:r>
+        <w:rPr>
+          <w:rFonts w:hint="eastAsia" w:ascii="等线" w:hAnsi="等线" w:eastAsia="等线" w:cs="等线"/>
+          <w:sz w:val="21"/>
+          <w:szCs w:val="21"/>
+          <w:lang w:val="en-US" w:eastAsia="ko-KR"/>
+        </w:rPr>
+        <w:t>输出结果就变成了一个二维的时频表示</w:t>
+      </w:r>
+      <w:r>
+        <w:rPr>
+          <w:rFonts w:hint="eastAsia" w:ascii="等线" w:hAnsi="等线" w:eastAsia="等线" w:cs="等线"/>
+          <w:sz w:val="21"/>
+          <w:szCs w:val="21"/>
+          <w:lang w:val="en-US" w:eastAsia="zh-CN"/>
+        </w:rPr>
+        <w:t>，叫</w:t>
+      </w:r>
+      <w:r>
+        <w:rPr>
+          <w:rFonts w:hint="eastAsia" w:ascii="等线" w:hAnsi="等线" w:eastAsia="等线" w:cs="等线"/>
+          <w:sz w:val="21"/>
+          <w:szCs w:val="21"/>
+          <w:lang w:val="en-US" w:eastAsia="ko-KR"/>
+        </w:rPr>
+        <w:t xml:space="preserve"> Spectrogram。  </w:t>
+      </w:r>
+    </w:p>
+    <w:p>
+      <w:pPr>
+        <w:numPr>
+          <w:ilvl w:val="0"/>
+          <w:numId w:val="0"/>
+        </w:numPr>
+        <w:rPr>
+          <w:rFonts w:hint="eastAsia" w:ascii="等线" w:hAnsi="等线" w:eastAsia="等线" w:cs="等线"/>
+          <w:sz w:val="21"/>
+          <w:szCs w:val="21"/>
+          <w:lang w:val="en-US" w:eastAsia="ko-KR"/>
+        </w:rPr>
+      </w:pPr>
+      <w:r>
+        <w:rPr>
+          <w:rFonts w:hint="eastAsia" w:ascii="等线" w:hAnsi="等线" w:eastAsia="等线" w:cs="等线"/>
+          <w:sz w:val="21"/>
+          <w:szCs w:val="21"/>
+          <w:lang w:val="en-US" w:eastAsia="ko-KR"/>
+        </w:rPr>
+        <w:t>通过</w:t>
+      </w:r>
+      <w:r>
+        <w:rPr>
+          <w:rFonts w:hint="eastAsia" w:ascii="等线" w:hAnsi="等线" w:eastAsia="等线" w:cs="等线"/>
+          <w:sz w:val="21"/>
+          <w:szCs w:val="21"/>
+          <w:lang w:val="en-US" w:eastAsia="zh-CN"/>
+        </w:rPr>
+        <w:t>STFT</w:t>
+      </w:r>
+      <w:r>
+        <w:rPr>
+          <w:rFonts w:hint="eastAsia" w:ascii="等线" w:hAnsi="等线" w:eastAsia="等线" w:cs="等线"/>
+          <w:sz w:val="21"/>
+          <w:szCs w:val="21"/>
+          <w:lang w:val="en-US" w:eastAsia="ko-KR"/>
+        </w:rPr>
+        <w:t>能够直观地观察到原始音频在时间维度上每个时刻包含哪些频率成分以及它们的强度分布。</w:t>
+      </w:r>
+    </w:p>
+    <w:p>
+      <w:pPr>
+        <w:numPr>
+          <w:ilvl w:val="0"/>
+          <w:numId w:val="0"/>
+        </w:numPr>
+        <w:rPr>
+          <w:rFonts w:hint="eastAsia" w:eastAsia="Malgun Gothic"/>
+          <w:lang w:val="en-US" w:eastAsia="ko-KR"/>
+        </w:rPr>
+      </w:pPr>
+    </w:p>
+    <w:p>
+      <w:pPr>
+        <w:numPr>
+          <w:ilvl w:val="0"/>
+          <w:numId w:val="0"/>
+        </w:numPr>
+        <w:rPr>
+          <w:rFonts w:hint="eastAsia" w:eastAsia="Malgun Gothic"/>
+          <w:sz w:val="21"/>
+          <w:szCs w:val="21"/>
+          <w:lang w:val="en-US" w:eastAsia="ko-KR"/>
+        </w:rPr>
+      </w:pPr>
+    </w:p>
+    <w:p>
+      <w:pPr>
+        <w:numPr>
+          <w:ilvl w:val="0"/>
+          <w:numId w:val="0"/>
+        </w:numPr>
+        <w:rPr>
+          <w:rFonts w:hint="eastAsia" w:eastAsia="Malgun Gothic"/>
+          <w:sz w:val="21"/>
+          <w:szCs w:val="21"/>
+          <w:lang w:val="en-US" w:eastAsia="ko-KR"/>
         </w:rPr>
       </w:pPr>
     </w:p>
@@ -2414,7 +1695,7 @@
           <wp:inline distT="0" distB="0" distL="114300" distR="114300">
             <wp:extent cx="5274310" cy="1883410"/>
             <wp:effectExtent l="0" t="0" r="8890" b="8890"/>
-            <wp:docPr id="7" name="Picture 7" descr="5_Mel_Spectrogram"/>
+            <wp:docPr id="13" name="Picture 13" descr="4_Short_Time_Fourier_Transform"/>
             <wp:cNvGraphicFramePr>
               <a:graphicFrameLocks xmlns:a="http://schemas.openxmlformats.org/drawingml/2006/main" noChangeAspect="1"/>
             </wp:cNvGraphicFramePr>
@@ -2422,7 +1703,7 @@
               <a:graphicData uri="http://schemas.openxmlformats.org/drawingml/2006/picture">
                 <pic:pic xmlns:pic="http://schemas.openxmlformats.org/drawingml/2006/picture">
                   <pic:nvPicPr>
-                    <pic:cNvPr id="7" name="Picture 7" descr="5_Mel_Spectrogram"/>
+                    <pic:cNvPr id="13" name="Picture 13" descr="4_Short_Time_Fourier_Transform"/>
                     <pic:cNvPicPr>
                       <a:picLocks noChangeAspect="1"/>
                     </pic:cNvPicPr>
@@ -2521,10 +1802,24 @@
           <w:numId w:val="0"/>
         </w:numPr>
         <w:rPr>
-          <w:rFonts w:hint="eastAsia" w:eastAsia="宋体"/>
-          <w:sz w:val="21"/>
-          <w:szCs w:val="21"/>
-          <w:lang w:val="en-US" w:eastAsia="zh-CN"/>
+          <w:rFonts w:hint="eastAsia" w:eastAsia="Malgun Gothic"/>
+          <w:sz w:val="21"/>
+          <w:szCs w:val="21"/>
+          <w:lang w:val="en-US" w:eastAsia="ko-KR"/>
+        </w:rPr>
+      </w:pPr>
+    </w:p>
+    <w:p>
+      <w:pPr>
+        <w:numPr>
+          <w:ilvl w:val="0"/>
+          <w:numId w:val="0"/>
+        </w:numPr>
+        <w:rPr>
+          <w:rFonts w:hint="eastAsia" w:ascii="等线" w:hAnsi="等线" w:eastAsia="等线" w:cs="等线"/>
+          <w:sz w:val="21"/>
+          <w:szCs w:val="21"/>
+          <w:lang w:val="en-US" w:eastAsia="ko-KR"/>
         </w:rPr>
       </w:pPr>
       <w:r>
@@ -2536,7 +1831,7 @@
           <w:szCs w:val="21"/>
           <w:lang w:val="en-US" w:eastAsia="ko-KR"/>
         </w:rPr>
-        <w:t>n_fft, hop_length</w:t>
+        <w:t>n_fft</w:t>
       </w:r>
       <w:r>
         <w:rPr>
@@ -2549,40 +1844,58 @@
       </w:r>
       <w:r>
         <w:rPr>
-          <w:rFonts w:hint="eastAsia" w:eastAsia="宋体"/>
-          <w:sz w:val="21"/>
-          <w:szCs w:val="21"/>
-          <w:lang w:val="en-US" w:eastAsia="zh-CN"/>
-        </w:rPr>
-        <w:t>与</w:t>
-      </w:r>
-      <w:r>
-        <w:rPr>
-          <w:rFonts w:hint="eastAsia" w:eastAsia="Malgun Gothic"/>
-          <w:sz w:val="21"/>
-          <w:szCs w:val="21"/>
-          <w:lang w:val="en-US" w:eastAsia="ko-KR"/>
-        </w:rPr>
-        <w:t xml:space="preserve"> STFT</w:t>
-      </w:r>
-      <w:r>
-        <w:rPr>
-          <w:rFonts w:hint="eastAsia" w:eastAsia="宋体"/>
-          <w:sz w:val="21"/>
-          <w:szCs w:val="21"/>
-          <w:lang w:val="en-US" w:eastAsia="zh-CN"/>
-        </w:rPr>
-        <w:t>相同</w:t>
-      </w:r>
-    </w:p>
-    <w:p>
-      <w:pPr>
-        <w:numPr>
-          <w:ilvl w:val="0"/>
-          <w:numId w:val="0"/>
-        </w:numPr>
-        <w:rPr>
-          <w:rFonts w:hint="eastAsia" w:eastAsia="Malgun Gothic"/>
+          <w:rFonts w:hint="eastAsia" w:ascii="等线" w:hAnsi="等线" w:eastAsia="等线" w:cs="等线"/>
+          <w:sz w:val="21"/>
+          <w:szCs w:val="21"/>
+          <w:lang w:val="en-US" w:eastAsia="ko-KR"/>
+        </w:rPr>
+        <w:t>执行一次 FFT 时所包含的数据采样点数量。n_fft 越大</w:t>
+      </w:r>
+      <w:r>
+        <w:rPr>
+          <w:rFonts w:hint="eastAsia" w:ascii="等线" w:hAnsi="等线" w:eastAsia="等线" w:cs="等线"/>
+          <w:sz w:val="21"/>
+          <w:szCs w:val="21"/>
+          <w:lang w:val="en-US" w:eastAsia="zh-CN"/>
+        </w:rPr>
+        <w:t>就</w:t>
+      </w:r>
+      <w:r>
+        <w:rPr>
+          <w:rFonts w:hint="eastAsia" w:ascii="等线" w:hAnsi="等线" w:eastAsia="等线" w:cs="等线"/>
+          <w:sz w:val="21"/>
+          <w:szCs w:val="21"/>
+          <w:lang w:val="en-US" w:eastAsia="ko-KR"/>
+        </w:rPr>
+        <w:t>单次能分辨的频率分辨率越高，但相应地单个窗口覆盖的时间范围也更长</w:t>
+      </w:r>
+      <w:r>
+        <w:rPr>
+          <w:rFonts w:hint="eastAsia" w:ascii="等线" w:hAnsi="等线" w:eastAsia="等线" w:cs="等线"/>
+          <w:sz w:val="21"/>
+          <w:szCs w:val="21"/>
+          <w:lang w:val="en-US" w:eastAsia="zh-CN"/>
+        </w:rPr>
+        <w:t>。所以</w:t>
+      </w:r>
+      <w:r>
+        <w:rPr>
+          <w:rFonts w:hint="eastAsia" w:ascii="等线" w:hAnsi="等线" w:eastAsia="等线" w:cs="等线"/>
+          <w:sz w:val="21"/>
+          <w:szCs w:val="21"/>
+          <w:lang w:val="en-US" w:eastAsia="ko-KR"/>
+        </w:rPr>
+        <w:t>致时间分辨率降低。</w:t>
+      </w:r>
+    </w:p>
+    <w:p>
+      <w:pPr>
+        <w:numPr>
+          <w:ilvl w:val="0"/>
+          <w:numId w:val="0"/>
+        </w:numPr>
+        <w:rPr>
+          <w:rFonts w:hint="default" w:eastAsia="Malgun Gothic"/>
           <w:sz w:val="21"/>
           <w:szCs w:val="21"/>
           <w:lang w:val="en-US" w:eastAsia="ko-KR"/>
@@ -2611,79 +1924,43 @@
           <w:szCs w:val="21"/>
           <w:lang w:val="en-US" w:eastAsia="ko-KR"/>
         </w:rPr>
-        <w:t>n_mels</w:t>
-      </w:r>
-      <w:r>
-        <w:rPr>
-          <w:rFonts w:hint="eastAsia" w:eastAsia="Malgun Gothic"/>
-          <w:sz w:val="21"/>
-          <w:szCs w:val="21"/>
-          <w:lang w:val="en-US" w:eastAsia="ko-KR"/>
-        </w:rPr>
-        <w:t xml:space="preserve"> = </w:t>
-      </w:r>
-      <w:r>
-        <w:rPr>
-          <w:rFonts w:hint="eastAsia" w:ascii="等线" w:hAnsi="等线" w:eastAsia="等线" w:cs="等线"/>
-          <w:sz w:val="21"/>
-          <w:szCs w:val="21"/>
-          <w:lang w:val="en-US" w:eastAsia="ko-KR"/>
-        </w:rPr>
-        <w:t xml:space="preserve">表示Mel filter </w:t>
-      </w:r>
-      <w:r>
-        <w:rPr>
-          <w:rFonts w:hint="eastAsia" w:ascii="等线" w:hAnsi="等线" w:eastAsia="等线" w:cs="等线"/>
-          <w:sz w:val="21"/>
-          <w:szCs w:val="21"/>
-          <w:lang w:val="en-US" w:eastAsia="zh-CN"/>
-        </w:rPr>
-        <w:t>bank</w:t>
-      </w:r>
-      <w:r>
-        <w:rPr>
-          <w:rFonts w:hint="eastAsia" w:ascii="等线" w:hAnsi="等线" w:eastAsia="等线" w:cs="等线"/>
-          <w:sz w:val="21"/>
-          <w:szCs w:val="21"/>
-          <w:lang w:val="en-US" w:eastAsia="ko-KR"/>
-        </w:rPr>
-        <w:t>的数量。在 STFT 得到的线性频谱中将不同频率范围的能量按照 Mel scale 的划分进行重新分组和聚合。 这些滤波器通常采用三角形响应的形式</w:t>
-      </w:r>
-      <w:r>
-        <w:rPr>
-          <w:rFonts w:hint="eastAsia" w:ascii="等线" w:hAnsi="等线" w:eastAsia="等线" w:cs="等线"/>
-          <w:sz w:val="21"/>
-          <w:szCs w:val="21"/>
-          <w:lang w:val="en-US" w:eastAsia="zh-CN"/>
-        </w:rPr>
-        <w:t>。</w:t>
-      </w:r>
-      <w:r>
-        <w:rPr>
-          <w:rFonts w:hint="eastAsia" w:ascii="等线" w:hAnsi="等线" w:eastAsia="等线" w:cs="等线"/>
-          <w:sz w:val="21"/>
-          <w:szCs w:val="21"/>
-          <w:lang w:val="en-US" w:eastAsia="ko-KR"/>
-        </w:rPr>
-        <w:t>每个滤波器对一个频率区间进行加权平均。通过 n_mels 个滤波器就可以得到 n_mels 个 Mel bi</w:t>
-      </w:r>
-      <w:r>
-        <w:rPr>
-          <w:rFonts w:hint="eastAsia" w:ascii="等线" w:hAnsi="等线" w:eastAsia="等线" w:cs="等线"/>
-          <w:sz w:val="21"/>
-          <w:szCs w:val="21"/>
-          <w:lang w:val="en-US" w:eastAsia="zh-CN"/>
-        </w:rPr>
-        <w:t>n。</w:t>
-      </w:r>
-      <w:r>
-        <w:rPr>
-          <w:rFonts w:hint="eastAsia" w:ascii="等线" w:hAnsi="等线" w:eastAsia="等线" w:cs="等线"/>
-          <w:sz w:val="21"/>
-          <w:szCs w:val="21"/>
-          <w:lang w:val="en-US" w:eastAsia="ko-KR"/>
-        </w:rPr>
-        <w:t>这些 Mel bin 的能量值就是 Mel-Spectrogram 中 y 轴的值。</w:t>
+        <w:t>hop_length</w:t>
+      </w:r>
+      <w:r>
+        <w:rPr>
+          <w:rFonts w:hint="eastAsia" w:eastAsia="Malgun Gothic"/>
+          <w:sz w:val="21"/>
+          <w:szCs w:val="21"/>
+          <w:lang w:val="en-US" w:eastAsia="ko-KR"/>
+        </w:rPr>
+        <w:t xml:space="preserve"> =</w:t>
+      </w:r>
+      <w:r>
+        <w:rPr>
+          <w:rFonts w:hint="eastAsia" w:ascii="等线" w:hAnsi="等线" w:eastAsia="等线" w:cs="等线"/>
+          <w:sz w:val="21"/>
+          <w:szCs w:val="21"/>
+          <w:lang w:val="en-US" w:eastAsia="ko-KR"/>
+        </w:rPr>
+        <w:t xml:space="preserve"> 窗口每次移动时的样本步长。hop_length 越小，帧之间的重叠越多，相邻帧的时间差越小</w:t>
+      </w:r>
+      <w:r>
+        <w:rPr>
+          <w:rFonts w:hint="eastAsia" w:ascii="等线" w:hAnsi="等线" w:eastAsia="等线" w:cs="等线"/>
+          <w:sz w:val="21"/>
+          <w:szCs w:val="21"/>
+          <w:lang w:val="en-US" w:eastAsia="zh-CN"/>
+        </w:rPr>
+        <w:t>，</w:t>
+      </w:r>
+      <w:r>
+        <w:rPr>
+          <w:rFonts w:hint="eastAsia" w:ascii="等线" w:hAnsi="等线" w:eastAsia="等线" w:cs="等线"/>
+          <w:sz w:val="21"/>
+          <w:szCs w:val="21"/>
+          <w:lang w:val="en-US" w:eastAsia="ko-KR"/>
+        </w:rPr>
+        <w:t>时间分辨率越高但这也会增加计算量。</w:t>
       </w:r>
     </w:p>
     <w:p>
@@ -2722,7 +1999,7 @@
           <w:szCs w:val="21"/>
           <w:lang w:val="en-US" w:eastAsia="ko-KR"/>
         </w:rPr>
-        <w:t>fmin, fmax</w:t>
+        <w:t>window</w:t>
       </w:r>
       <w:r>
         <w:rPr>
@@ -2740,149 +2017,215 @@
           <w:szCs w:val="21"/>
           <w:lang w:val="en-US" w:eastAsia="ko-KR"/>
         </w:rPr>
-        <w:t>用于指定分析的最小和最大频率范围。通常将 fmax 设置为sample_rate/2</w:t>
-      </w:r>
-      <w:r>
-        <w:rPr>
-          <w:rFonts w:hint="eastAsia" w:ascii="等线" w:hAnsi="等线" w:eastAsia="等线" w:cs="等线"/>
-          <w:sz w:val="21"/>
-          <w:szCs w:val="21"/>
-          <w:lang w:val="en-US" w:eastAsia="zh-CN"/>
-        </w:rPr>
-        <w:t>(Nyquist rule)。</w:t>
-      </w:r>
-      <w:r>
-        <w:rPr>
-          <w:rFonts w:hint="eastAsia" w:ascii="等线" w:hAnsi="等线" w:eastAsia="等线" w:cs="等线"/>
-          <w:sz w:val="21"/>
-          <w:szCs w:val="21"/>
-          <w:lang w:val="en-US" w:eastAsia="ko-KR"/>
-        </w:rPr>
-        <w:t>因为超出该范围的频率不能从离散信号中可靠地恢复。</w:t>
-      </w:r>
-    </w:p>
-    <w:p>
-      <w:pPr>
-        <w:numPr>
-          <w:ilvl w:val="0"/>
-          <w:numId w:val="0"/>
-        </w:numPr>
-        <w:rPr>
-          <w:rFonts w:hint="default" w:eastAsia="Malgun Gothic"/>
-          <w:sz w:val="21"/>
-          <w:szCs w:val="21"/>
-          <w:lang w:val="en-US" w:eastAsia="ko-KR"/>
-        </w:rPr>
-      </w:pPr>
-    </w:p>
-    <w:p>
-      <w:pPr>
-        <w:numPr>
-          <w:ilvl w:val="0"/>
-          <w:numId w:val="0"/>
-        </w:numPr>
-        <w:rPr>
-          <w:rFonts w:hint="eastAsia" w:eastAsia="Malgun Gothic"/>
-          <w:sz w:val="21"/>
-          <w:szCs w:val="21"/>
-          <w:lang w:val="en-US" w:eastAsia="ko-KR"/>
-        </w:rPr>
-      </w:pPr>
-    </w:p>
-    <w:p>
-      <w:pPr>
-        <w:numPr>
-          <w:ilvl w:val="0"/>
-          <w:numId w:val="0"/>
-        </w:numPr>
-        <w:rPr>
-          <w:rFonts w:hint="eastAsia" w:eastAsia="Malgun Gothic"/>
-          <w:sz w:val="21"/>
-          <w:szCs w:val="21"/>
-          <w:lang w:val="en-US" w:eastAsia="ko-KR"/>
-        </w:rPr>
-      </w:pPr>
-    </w:p>
-    <w:p>
-      <w:pPr>
-        <w:numPr>
-          <w:ilvl w:val="0"/>
-          <w:numId w:val="0"/>
-        </w:numPr>
-        <w:rPr>
-          <w:rFonts w:hint="eastAsia" w:eastAsia="Malgun Gothic"/>
-          <w:sz w:val="21"/>
-          <w:szCs w:val="21"/>
-          <w:lang w:val="en-US" w:eastAsia="ko-KR"/>
-        </w:rPr>
-      </w:pPr>
-    </w:p>
-    <w:p>
-      <w:pPr>
-        <w:numPr>
-          <w:ilvl w:val="0"/>
-          <w:numId w:val="0"/>
-        </w:numPr>
-        <w:rPr>
-          <w:rFonts w:hint="eastAsia" w:eastAsia="Malgun Gothic"/>
-          <w:sz w:val="21"/>
-          <w:szCs w:val="21"/>
-          <w:lang w:val="en-US" w:eastAsia="ko-KR"/>
-        </w:rPr>
-      </w:pPr>
-    </w:p>
-    <w:p>
-      <w:pPr>
-        <w:numPr>
-          <w:ilvl w:val="0"/>
-          <w:numId w:val="0"/>
-        </w:numPr>
-        <w:rPr>
-          <w:rFonts w:hint="eastAsia" w:eastAsia="Malgun Gothic"/>
-          <w:sz w:val="21"/>
-          <w:szCs w:val="21"/>
-          <w:lang w:val="en-US" w:eastAsia="ko-KR"/>
-        </w:rPr>
-      </w:pPr>
-    </w:p>
-    <w:p>
-      <w:pPr>
-        <w:numPr>
-          <w:ilvl w:val="0"/>
-          <w:numId w:val="0"/>
-        </w:numPr>
-        <w:rPr>
-          <w:rFonts w:hint="eastAsia" w:eastAsia="Malgun Gothic"/>
-          <w:sz w:val="21"/>
-          <w:szCs w:val="21"/>
-          <w:lang w:val="en-US" w:eastAsia="ko-KR"/>
-        </w:rPr>
-      </w:pPr>
-    </w:p>
-    <w:p>
-      <w:pPr>
-        <w:numPr>
-          <w:ilvl w:val="0"/>
-          <w:numId w:val="0"/>
-        </w:numPr>
-        <w:rPr>
-          <w:rFonts w:hint="eastAsia" w:eastAsia="Malgun Gothic"/>
-          <w:sz w:val="21"/>
-          <w:szCs w:val="21"/>
-          <w:lang w:val="en-US" w:eastAsia="ko-KR"/>
-        </w:rPr>
-      </w:pPr>
-    </w:p>
-    <w:p>
-      <w:pPr>
-        <w:numPr>
-          <w:ilvl w:val="0"/>
-          <w:numId w:val="0"/>
-        </w:numPr>
-        <w:rPr>
-          <w:rFonts w:hint="eastAsia" w:eastAsia="Malgun Gothic"/>
-          <w:sz w:val="21"/>
-          <w:szCs w:val="21"/>
+        <w:t>用于加窗的 window function。STFT 是将信号按照 window 单位切分进行 FF</w:t>
+      </w:r>
+      <w:r>
+        <w:rPr>
+          <w:rFonts w:hint="eastAsia" w:ascii="等线" w:hAnsi="等线" w:eastAsia="等线" w:cs="等线"/>
+          <w:sz w:val="21"/>
+          <w:szCs w:val="21"/>
+          <w:lang w:val="en-US" w:eastAsia="zh-CN"/>
+        </w:rPr>
+        <w:t>T。</w:t>
+      </w:r>
+      <w:r>
+        <w:rPr>
+          <w:rFonts w:hint="eastAsia" w:ascii="等线" w:hAnsi="等线" w:eastAsia="等线" w:cs="等线"/>
+          <w:sz w:val="21"/>
+          <w:szCs w:val="21"/>
+          <w:lang w:val="en-US" w:eastAsia="ko-KR"/>
+        </w:rPr>
+        <w:t xml:space="preserve"> signal 的边缘部分如果直接截取会产生edge effect导致频谱泄漏。通过加窗函数可以平滑这些边缘。  Hann window 是一种常用的加窗函数</w:t>
+      </w:r>
+      <w:r>
+        <w:rPr>
+          <w:rFonts w:hint="eastAsia" w:ascii="等线" w:hAnsi="等线" w:eastAsia="等线" w:cs="等线"/>
+          <w:sz w:val="21"/>
+          <w:szCs w:val="21"/>
+          <w:lang w:val="en-US" w:eastAsia="zh-CN"/>
+        </w:rPr>
+        <w:t>。</w:t>
+      </w:r>
+      <w:r>
+        <w:rPr>
+          <w:rFonts w:hint="eastAsia" w:ascii="等线" w:hAnsi="等线" w:eastAsia="等线" w:cs="等线"/>
+          <w:sz w:val="21"/>
+          <w:szCs w:val="21"/>
+          <w:lang w:val="en-US" w:eastAsia="ko-KR"/>
+        </w:rPr>
+        <w:t>它会让窗口两端的值平滑地下降到 0</w:t>
+      </w:r>
+      <w:r>
+        <w:rPr>
+          <w:rFonts w:hint="eastAsia" w:ascii="等线" w:hAnsi="等线" w:eastAsia="等线" w:cs="等线"/>
+          <w:sz w:val="21"/>
+          <w:szCs w:val="21"/>
+          <w:lang w:val="en-US" w:eastAsia="zh-CN"/>
+        </w:rPr>
+        <w:t>。</w:t>
+      </w:r>
+      <w:r>
+        <w:rPr>
+          <w:rFonts w:hint="eastAsia" w:ascii="等线" w:hAnsi="等线" w:eastAsia="等线" w:cs="等线"/>
+          <w:sz w:val="21"/>
+          <w:szCs w:val="21"/>
+          <w:lang w:val="en-US" w:eastAsia="ko-KR"/>
+        </w:rPr>
+        <w:t xml:space="preserve">在每个窗口之间减少人工断点造成的频谱伪影提高分析的效果。  </w:t>
+      </w:r>
+    </w:p>
+    <w:p>
+      <w:pPr>
+        <w:numPr>
+          <w:ilvl w:val="0"/>
+          <w:numId w:val="0"/>
+        </w:numPr>
+        <w:rPr>
+          <w:rFonts w:hint="default" w:eastAsia="Malgun Gothic"/>
+          <w:lang w:val="en-US" w:eastAsia="ko-KR"/>
+        </w:rPr>
+      </w:pPr>
+    </w:p>
+    <w:p>
+      <w:pPr>
+        <w:numPr>
+          <w:ilvl w:val="0"/>
+          <w:numId w:val="0"/>
+        </w:numPr>
+        <w:rPr>
+          <w:rFonts w:hint="default" w:eastAsia="Malgun Gothic"/>
+          <w:lang w:val="en-US" w:eastAsia="ko-KR"/>
+        </w:rPr>
+      </w:pPr>
+    </w:p>
+    <w:p>
+      <w:pPr>
+        <w:numPr>
+          <w:ilvl w:val="0"/>
+          <w:numId w:val="0"/>
+        </w:numPr>
+        <w:rPr>
+          <w:rFonts w:hint="default" w:eastAsia="Malgun Gothic"/>
+          <w:lang w:val="en-US" w:eastAsia="ko-KR"/>
+        </w:rPr>
+      </w:pPr>
+    </w:p>
+    <w:p>
+      <w:pPr>
+        <w:numPr>
+          <w:ilvl w:val="0"/>
+          <w:numId w:val="0"/>
+        </w:numPr>
+        <w:rPr>
+          <w:rFonts w:hint="default" w:eastAsia="Malgun Gothic"/>
+          <w:lang w:val="en-US" w:eastAsia="ko-KR"/>
+        </w:rPr>
+      </w:pPr>
+    </w:p>
+    <w:p>
+      <w:pPr>
+        <w:numPr>
+          <w:ilvl w:val="0"/>
+          <w:numId w:val="0"/>
+        </w:numPr>
+        <w:rPr>
+          <w:rFonts w:hint="default" w:eastAsia="Malgun Gothic"/>
+          <w:lang w:val="en-US" w:eastAsia="ko-KR"/>
+        </w:rPr>
+      </w:pPr>
+    </w:p>
+    <w:p>
+      <w:pPr>
+        <w:numPr>
+          <w:ilvl w:val="0"/>
+          <w:numId w:val="0"/>
+        </w:numPr>
+        <w:rPr>
+          <w:rFonts w:hint="default" w:eastAsia="Malgun Gothic"/>
+          <w:lang w:val="en-US" w:eastAsia="ko-KR"/>
+        </w:rPr>
+      </w:pPr>
+    </w:p>
+    <w:p>
+      <w:pPr>
+        <w:numPr>
+          <w:ilvl w:val="0"/>
+          <w:numId w:val="0"/>
+        </w:numPr>
+        <w:rPr>
+          <w:rFonts w:hint="default" w:eastAsia="Malgun Gothic"/>
+          <w:lang w:val="en-US" w:eastAsia="ko-KR"/>
+        </w:rPr>
+      </w:pPr>
+    </w:p>
+    <w:p>
+      <w:pPr>
+        <w:numPr>
+          <w:ilvl w:val="0"/>
+          <w:numId w:val="0"/>
+        </w:numPr>
+        <w:rPr>
+          <w:rFonts w:hint="default" w:eastAsia="Malgun Gothic"/>
+          <w:lang w:val="en-US" w:eastAsia="ko-KR"/>
+        </w:rPr>
+      </w:pPr>
+    </w:p>
+    <w:p>
+      <w:pPr>
+        <w:numPr>
+          <w:ilvl w:val="0"/>
+          <w:numId w:val="0"/>
+        </w:numPr>
+        <w:rPr>
+          <w:rFonts w:hint="default" w:eastAsia="Malgun Gothic"/>
+          <w:lang w:val="en-US" w:eastAsia="ko-KR"/>
+        </w:rPr>
+      </w:pPr>
+    </w:p>
+    <w:p>
+      <w:pPr>
+        <w:numPr>
+          <w:ilvl w:val="0"/>
+          <w:numId w:val="0"/>
+        </w:numPr>
+        <w:rPr>
+          <w:rFonts w:hint="default" w:eastAsia="Malgun Gothic"/>
+          <w:lang w:val="en-US" w:eastAsia="ko-KR"/>
+        </w:rPr>
+      </w:pPr>
+    </w:p>
+    <w:p>
+      <w:pPr>
+        <w:numPr>
+          <w:ilvl w:val="0"/>
+          <w:numId w:val="0"/>
+        </w:numPr>
+        <w:rPr>
+          <w:rFonts w:hint="default" w:eastAsia="Malgun Gothic"/>
+          <w:lang w:val="en-US" w:eastAsia="ko-KR"/>
+        </w:rPr>
+      </w:pPr>
+    </w:p>
+    <w:p>
+      <w:pPr>
+        <w:numPr>
+          <w:ilvl w:val="0"/>
+          <w:numId w:val="0"/>
+        </w:numPr>
+        <w:rPr>
+          <w:rFonts w:hint="default" w:eastAsia="Malgun Gothic"/>
+          <w:lang w:val="en-US" w:eastAsia="ko-KR"/>
+        </w:rPr>
+      </w:pPr>
+    </w:p>
+    <w:p>
+      <w:pPr>
+        <w:numPr>
+          <w:ilvl w:val="0"/>
+          <w:numId w:val="0"/>
+        </w:numPr>
+        <w:rPr>
+          <w:rFonts w:hint="default" w:eastAsia="Malgun Gothic"/>
           <w:lang w:val="en-US" w:eastAsia="ko-KR"/>
         </w:rPr>
       </w:pPr>
@@ -2895,7 +2238,7 @@
         </w:numPr>
         <w:ind w:left="0" w:leftChars="0" w:firstLine="0" w:firstLineChars="0"/>
         <w:rPr>
-          <w:rFonts w:hint="default" w:eastAsia="Malgun Gothic"/>
+          <w:rFonts w:hint="eastAsia" w:eastAsia="Malgun Gothic"/>
           <w:b/>
           <w:bCs/>
           <w:sz w:val="24"/>
@@ -2912,44 +2255,42 @@
           <w:szCs w:val="24"/>
           <w:lang w:val="en-US" w:eastAsia="ko-KR"/>
         </w:rPr>
-        <w:t>Wavelet Transform</w:t>
-      </w:r>
-    </w:p>
-    <w:p>
-      <w:pPr>
-        <w:numPr>
-          <w:ilvl w:val="0"/>
-          <w:numId w:val="0"/>
-        </w:numPr>
-        <w:rPr>
-          <w:rFonts w:hint="eastAsia" w:eastAsia="Malgun Gothic"/>
-          <w:sz w:val="21"/>
-          <w:szCs w:val="21"/>
-          <w:lang w:val="en-US" w:eastAsia="ko-KR"/>
-        </w:rPr>
-      </w:pPr>
-    </w:p>
-    <w:p>
-      <w:pPr>
-        <w:numPr>
-          <w:ilvl w:val="0"/>
-          <w:numId w:val="0"/>
-        </w:numPr>
-        <w:rPr>
-          <w:rFonts w:hint="eastAsia" w:ascii="等线" w:hAnsi="等线" w:eastAsia="等线" w:cs="等线"/>
-          <w:sz w:val="21"/>
-          <w:szCs w:val="21"/>
-          <w:lang w:val="en-US" w:eastAsia="ko-KR"/>
-        </w:rPr>
-      </w:pPr>
-      <w:r>
-        <w:rPr>
-          <w:rFonts w:hint="eastAsia" w:ascii="等线" w:hAnsi="等线" w:eastAsia="等线" w:cs="等线"/>
-          <w:sz w:val="21"/>
-          <w:szCs w:val="21"/>
-          <w:lang w:val="en-US" w:eastAsia="ko-KR"/>
-        </w:rPr>
-        <w:t>Wavelet Transform是一种用于信号分析的数学工具</w:t>
+        <w:t>Mel-Spectrogram</w:t>
+      </w:r>
+    </w:p>
+    <w:p>
+      <w:pPr>
+        <w:numPr>
+          <w:ilvl w:val="0"/>
+          <w:numId w:val="0"/>
+        </w:numPr>
+        <w:rPr>
+          <w:rFonts w:hint="eastAsia" w:eastAsia="Malgun Gothic"/>
+          <w:lang w:val="en-US" w:eastAsia="ko-KR"/>
+        </w:rPr>
+      </w:pPr>
+    </w:p>
+    <w:p>
+      <w:pPr>
+        <w:numPr>
+          <w:ilvl w:val="0"/>
+          <w:numId w:val="0"/>
+        </w:numPr>
+        <w:rPr>
+          <w:rFonts w:hint="eastAsia" w:ascii="等线" w:hAnsi="等线" w:eastAsia="等线" w:cs="等线"/>
+          <w:sz w:val="21"/>
+          <w:szCs w:val="21"/>
+          <w:lang w:val="en-US" w:eastAsia="ko-KR"/>
+        </w:rPr>
+      </w:pPr>
+      <w:r>
+        <w:rPr>
+          <w:rFonts w:hint="eastAsia" w:ascii="等线" w:hAnsi="等线" w:eastAsia="等线" w:cs="等线"/>
+          <w:sz w:val="21"/>
+          <w:szCs w:val="21"/>
+          <w:lang w:val="en-US" w:eastAsia="ko-KR"/>
+        </w:rPr>
+        <w:t>人的听觉对频率的感知不是线性的。在较低频率范围内人耳对频率变化更加敏</w:t>
       </w:r>
       <w:r>
         <w:rPr>
@@ -2967,127 +2308,121 @@
           <w:szCs w:val="21"/>
           <w:lang w:val="en-US" w:eastAsia="ko-KR"/>
         </w:rPr>
-        <w:t xml:space="preserve">它能够同时提供更好的时间和频率定位信息。与 STFT使用固定大小的时间窗口不同，Wavelet Transform 通过不同的scale 和shift对信号进行分解。  </w:t>
-      </w:r>
-    </w:p>
-    <w:p>
-      <w:pPr>
-        <w:numPr>
-          <w:ilvl w:val="0"/>
-          <w:numId w:val="0"/>
-        </w:numPr>
-        <w:rPr>
-          <w:rFonts w:hint="eastAsia" w:eastAsia="Malgun Gothic"/>
-          <w:sz w:val="21"/>
-          <w:szCs w:val="21"/>
-          <w:lang w:val="en-US" w:eastAsia="ko-KR"/>
-        </w:rPr>
-      </w:pPr>
-    </w:p>
-    <w:p>
-      <w:pPr>
-        <w:numPr>
-          <w:ilvl w:val="0"/>
-          <w:numId w:val="0"/>
-        </w:numPr>
-        <w:rPr>
-          <w:rFonts w:hint="eastAsia" w:eastAsia="Malgun Gothic"/>
-          <w:sz w:val="21"/>
-          <w:szCs w:val="21"/>
-          <w:lang w:val="en-US" w:eastAsia="ko-KR"/>
-        </w:rPr>
-      </w:pPr>
-    </w:p>
-    <w:p>
-      <w:pPr>
-        <w:numPr>
-          <w:ilvl w:val="0"/>
-          <w:numId w:val="0"/>
-        </w:numPr>
-        <w:rPr>
-          <w:rFonts w:hint="eastAsia" w:eastAsia="Malgun Gothic"/>
-          <w:sz w:val="21"/>
-          <w:szCs w:val="21"/>
-          <w:lang w:val="en-US" w:eastAsia="ko-KR"/>
-        </w:rPr>
-      </w:pPr>
-    </w:p>
-    <w:p>
-      <w:pPr>
-        <w:numPr>
-          <w:ilvl w:val="0"/>
-          <w:numId w:val="0"/>
-        </w:numPr>
-        <w:rPr>
-          <w:rFonts w:hint="eastAsia" w:eastAsia="Malgun Gothic"/>
-          <w:sz w:val="21"/>
-          <w:szCs w:val="21"/>
-          <w:lang w:val="en-US" w:eastAsia="ko-KR"/>
-        </w:rPr>
-      </w:pPr>
-    </w:p>
-    <w:p>
-      <w:pPr>
-        <w:numPr>
-          <w:ilvl w:val="0"/>
-          <w:numId w:val="0"/>
-        </w:numPr>
-        <w:rPr>
-          <w:rFonts w:hint="eastAsia" w:eastAsia="Malgun Gothic"/>
-          <w:sz w:val="21"/>
-          <w:szCs w:val="21"/>
-          <w:lang w:val="en-US" w:eastAsia="ko-KR"/>
-        </w:rPr>
-      </w:pPr>
-    </w:p>
-    <w:p>
-      <w:pPr>
-        <w:numPr>
-          <w:ilvl w:val="0"/>
-          <w:numId w:val="0"/>
-        </w:numPr>
-        <w:rPr>
-          <w:rFonts w:hint="default" w:eastAsia="Malgun Gothic"/>
-          <w:sz w:val="21"/>
-          <w:szCs w:val="21"/>
-          <w:lang w:val="en-US" w:eastAsia="ko-KR"/>
-        </w:rPr>
-      </w:pPr>
-      <w:r>
-        <w:rPr>
-          <w:rFonts w:hint="eastAsia" w:eastAsia="Malgun Gothic"/>
-          <w:sz w:val="21"/>
-          <w:szCs w:val="21"/>
-          <w:lang w:val="en-US" w:eastAsia="ko-KR"/>
-        </w:rPr>
-        <w:t>- method parameter description</w:t>
-      </w:r>
-    </w:p>
-    <w:p>
-      <w:pPr>
-        <w:numPr>
-          <w:ilvl w:val="0"/>
-          <w:numId w:val="0"/>
-        </w:numPr>
-        <w:rPr>
-          <w:rFonts w:hint="eastAsia" w:eastAsia="Malgun Gothic"/>
-          <w:sz w:val="21"/>
-          <w:szCs w:val="21"/>
-          <w:lang w:val="en-US" w:eastAsia="ko-KR"/>
-        </w:rPr>
-      </w:pPr>
-    </w:p>
-    <w:p>
-      <w:pPr>
-        <w:numPr>
-          <w:ilvl w:val="0"/>
-          <w:numId w:val="0"/>
-        </w:numPr>
-        <w:rPr>
-          <w:rFonts w:hint="eastAsia" w:eastAsia="Malgun Gothic"/>
-          <w:sz w:val="21"/>
-          <w:szCs w:val="21"/>
-          <w:lang w:val="en-US" w:eastAsia="ko-KR"/>
+        <w:t>在较高频率范围内则相对不敏感</w:t>
+      </w:r>
+      <w:r>
+        <w:rPr>
+          <w:rFonts w:hint="eastAsia" w:ascii="等线" w:hAnsi="等线" w:eastAsia="等线" w:cs="等线"/>
+          <w:sz w:val="21"/>
+          <w:szCs w:val="21"/>
+          <w:lang w:val="en-US" w:eastAsia="zh-CN"/>
+        </w:rPr>
+        <w:t>。</w:t>
+      </w:r>
+      <w:r>
+        <w:rPr>
+          <w:rFonts w:hint="eastAsia" w:ascii="等线" w:hAnsi="等线" w:eastAsia="等线" w:cs="等线"/>
+          <w:sz w:val="21"/>
+          <w:szCs w:val="21"/>
+          <w:lang w:val="en-US" w:eastAsia="ko-KR"/>
+        </w:rPr>
+        <w:t xml:space="preserve">因此一般的 Spectrogram不能很好地反映人类真实的听觉感知。  </w:t>
+      </w:r>
+    </w:p>
+    <w:p>
+      <w:pPr>
+        <w:numPr>
+          <w:ilvl w:val="0"/>
+          <w:numId w:val="0"/>
+        </w:numPr>
+        <w:rPr>
+          <w:rFonts w:hint="eastAsia" w:eastAsia="Malgun Gothic"/>
+          <w:lang w:val="en-US" w:eastAsia="ko-KR"/>
+        </w:rPr>
+      </w:pPr>
+    </w:p>
+    <w:p>
+      <w:pPr>
+        <w:numPr>
+          <w:ilvl w:val="0"/>
+          <w:numId w:val="0"/>
+        </w:numPr>
+        <w:rPr>
+          <w:rFonts w:hint="eastAsia" w:ascii="等线" w:hAnsi="等线" w:eastAsia="等线" w:cs="等线"/>
+          <w:sz w:val="21"/>
+          <w:szCs w:val="21"/>
+          <w:lang w:val="en-US" w:eastAsia="ko-KR"/>
+        </w:rPr>
+      </w:pPr>
+      <w:r>
+        <w:rPr>
+          <w:rFonts w:hint="eastAsia" w:ascii="等线" w:hAnsi="等线" w:eastAsia="等线" w:cs="等线"/>
+          <w:sz w:val="21"/>
+          <w:szCs w:val="21"/>
+          <w:lang w:val="en-US" w:eastAsia="ko-KR"/>
+        </w:rPr>
+        <w:t>Mel-Spectrogram 是为了解决这一问题而提出的</w:t>
+      </w:r>
+      <w:r>
+        <w:rPr>
+          <w:rFonts w:hint="eastAsia" w:ascii="等线" w:hAnsi="等线" w:eastAsia="等线" w:cs="等线"/>
+          <w:sz w:val="21"/>
+          <w:szCs w:val="21"/>
+          <w:lang w:val="en-US" w:eastAsia="zh-CN"/>
+        </w:rPr>
+        <w:t>。</w:t>
+      </w:r>
+      <w:r>
+        <w:rPr>
+          <w:rFonts w:hint="eastAsia" w:ascii="等线" w:hAnsi="等线" w:eastAsia="等线" w:cs="等线"/>
+          <w:sz w:val="21"/>
+          <w:szCs w:val="21"/>
+          <w:lang w:val="en-US" w:eastAsia="ko-KR"/>
+        </w:rPr>
+        <w:t xml:space="preserve">它将线性的频率轴映射到符合人类听觉感知特性的 Mel </w:t>
+      </w:r>
+      <w:r>
+        <w:rPr>
+          <w:rFonts w:hint="eastAsia" w:ascii="等线" w:hAnsi="等线" w:eastAsia="等线" w:cs="等线"/>
+          <w:sz w:val="21"/>
+          <w:szCs w:val="21"/>
+          <w:lang w:val="en-US" w:eastAsia="zh-CN"/>
+        </w:rPr>
+        <w:t xml:space="preserve"> Scale</w:t>
+      </w:r>
+      <w:r>
+        <w:rPr>
+          <w:rFonts w:hint="eastAsia" w:ascii="等线" w:hAnsi="等线" w:eastAsia="等线" w:cs="等线"/>
+          <w:sz w:val="21"/>
+          <w:szCs w:val="21"/>
+          <w:lang w:val="en-US" w:eastAsia="ko-KR"/>
+        </w:rPr>
+        <w:t>上使频谱表示更接近人耳对声音的感知方式。</w:t>
+      </w:r>
+    </w:p>
+    <w:p>
+      <w:pPr>
+        <w:numPr>
+          <w:ilvl w:val="0"/>
+          <w:numId w:val="0"/>
+        </w:numPr>
+        <w:rPr>
+          <w:rFonts w:hint="eastAsia" w:eastAsia="Malgun Gothic"/>
+          <w:lang w:val="en-US" w:eastAsia="ko-KR"/>
+        </w:rPr>
+      </w:pPr>
+    </w:p>
+    <w:p>
+      <w:pPr>
+        <w:numPr>
+          <w:ilvl w:val="0"/>
+          <w:numId w:val="0"/>
+        </w:numPr>
+        <w:rPr>
+          <w:rFonts w:hint="eastAsia" w:eastAsia="宋体"/>
+          <w:sz w:val="21"/>
+          <w:szCs w:val="21"/>
+          <w:lang w:val="en-US" w:eastAsia="zh-CN"/>
         </w:rPr>
       </w:pPr>
     </w:p>
@@ -3115,7 +2450,7 @@
           <wp:inline distT="0" distB="0" distL="114300" distR="114300">
             <wp:extent cx="5274310" cy="1883410"/>
             <wp:effectExtent l="0" t="0" r="8890" b="8890"/>
-            <wp:docPr id="8" name="Picture 8" descr="6_Waveform_Transform"/>
+            <wp:docPr id="14" name="Picture 14" descr="5_Mel_Spectrogram"/>
             <wp:cNvGraphicFramePr>
               <a:graphicFrameLocks xmlns:a="http://schemas.openxmlformats.org/drawingml/2006/main" noChangeAspect="1"/>
             </wp:cNvGraphicFramePr>
@@ -3123,7 +2458,7 @@
               <a:graphicData uri="http://schemas.openxmlformats.org/drawingml/2006/picture">
                 <pic:pic xmlns:pic="http://schemas.openxmlformats.org/drawingml/2006/picture">
                   <pic:nvPicPr>
-                    <pic:cNvPr id="8" name="Picture 8" descr="6_Waveform_Transform"/>
+                    <pic:cNvPr id="14" name="Picture 14" descr="5_Mel_Spectrogram"/>
                     <pic:cNvPicPr>
                       <a:picLocks noChangeAspect="1"/>
                     </pic:cNvPicPr>
@@ -3205,6 +2540,500 @@
           <w:lang w:val="en-US" w:eastAsia="ko-KR"/>
         </w:rPr>
       </w:pPr>
+      <w:r>
+        <w:rPr>
+          <w:rFonts w:hint="eastAsia" w:eastAsia="Malgun Gothic"/>
+          <w:sz w:val="21"/>
+          <w:szCs w:val="21"/>
+          <w:lang w:val="en-US" w:eastAsia="ko-KR"/>
+        </w:rPr>
+        <w:t>- method parameter description</w:t>
+      </w:r>
+    </w:p>
+    <w:p>
+      <w:pPr>
+        <w:numPr>
+          <w:ilvl w:val="0"/>
+          <w:numId w:val="0"/>
+        </w:numPr>
+        <w:rPr>
+          <w:rFonts w:hint="eastAsia" w:eastAsia="宋体"/>
+          <w:sz w:val="21"/>
+          <w:szCs w:val="21"/>
+          <w:lang w:val="en-US" w:eastAsia="zh-CN"/>
+        </w:rPr>
+      </w:pPr>
+      <w:r>
+        <w:rPr>
+          <w:rFonts w:hint="eastAsia" w:eastAsia="Malgun Gothic"/>
+          <w:b/>
+          <w:bCs/>
+          <w:sz w:val="21"/>
+          <w:szCs w:val="21"/>
+          <w:lang w:val="en-US" w:eastAsia="ko-KR"/>
+        </w:rPr>
+        <w:t>n_fft, hop_length</w:t>
+      </w:r>
+      <w:r>
+        <w:rPr>
+          <w:rFonts w:hint="eastAsia" w:eastAsia="Malgun Gothic"/>
+          <w:sz w:val="21"/>
+          <w:szCs w:val="21"/>
+          <w:lang w:val="en-US" w:eastAsia="ko-KR"/>
+        </w:rPr>
+        <w:t xml:space="preserve"> = </w:t>
+      </w:r>
+      <w:r>
+        <w:rPr>
+          <w:rFonts w:hint="eastAsia" w:eastAsia="宋体"/>
+          <w:sz w:val="21"/>
+          <w:szCs w:val="21"/>
+          <w:lang w:val="en-US" w:eastAsia="zh-CN"/>
+        </w:rPr>
+        <w:t>与</w:t>
+      </w:r>
+      <w:r>
+        <w:rPr>
+          <w:rFonts w:hint="eastAsia" w:eastAsia="Malgun Gothic"/>
+          <w:sz w:val="21"/>
+          <w:szCs w:val="21"/>
+          <w:lang w:val="en-US" w:eastAsia="ko-KR"/>
+        </w:rPr>
+        <w:t xml:space="preserve"> STFT</w:t>
+      </w:r>
+      <w:r>
+        <w:rPr>
+          <w:rFonts w:hint="eastAsia" w:eastAsia="宋体"/>
+          <w:sz w:val="21"/>
+          <w:szCs w:val="21"/>
+          <w:lang w:val="en-US" w:eastAsia="zh-CN"/>
+        </w:rPr>
+        <w:t>相同</w:t>
+      </w:r>
+    </w:p>
+    <w:p>
+      <w:pPr>
+        <w:numPr>
+          <w:ilvl w:val="0"/>
+          <w:numId w:val="0"/>
+        </w:numPr>
+        <w:rPr>
+          <w:rFonts w:hint="eastAsia" w:eastAsia="Malgun Gothic"/>
+          <w:sz w:val="21"/>
+          <w:szCs w:val="21"/>
+          <w:lang w:val="en-US" w:eastAsia="ko-KR"/>
+        </w:rPr>
+      </w:pPr>
+    </w:p>
+    <w:p>
+      <w:pPr>
+        <w:numPr>
+          <w:ilvl w:val="0"/>
+          <w:numId w:val="0"/>
+        </w:numPr>
+        <w:rPr>
+          <w:rFonts w:hint="eastAsia" w:eastAsia="Malgun Gothic"/>
+          <w:sz w:val="21"/>
+          <w:szCs w:val="21"/>
+          <w:lang w:val="en-US" w:eastAsia="ko-KR"/>
+        </w:rPr>
+      </w:pPr>
+      <w:r>
+        <w:rPr>
+          <w:rFonts w:hint="eastAsia" w:eastAsia="Malgun Gothic"/>
+          <w:b/>
+          <w:bCs/>
+          <w:sz w:val="21"/>
+          <w:szCs w:val="21"/>
+          <w:lang w:val="en-US" w:eastAsia="ko-KR"/>
+        </w:rPr>
+        <w:t>n_mels</w:t>
+      </w:r>
+      <w:r>
+        <w:rPr>
+          <w:rFonts w:hint="eastAsia" w:eastAsia="Malgun Gothic"/>
+          <w:sz w:val="21"/>
+          <w:szCs w:val="21"/>
+          <w:lang w:val="en-US" w:eastAsia="ko-KR"/>
+        </w:rPr>
+        <w:t xml:space="preserve"> = </w:t>
+      </w:r>
+      <w:r>
+        <w:rPr>
+          <w:rFonts w:hint="eastAsia" w:ascii="等线" w:hAnsi="等线" w:eastAsia="等线" w:cs="等线"/>
+          <w:sz w:val="21"/>
+          <w:szCs w:val="21"/>
+          <w:lang w:val="en-US" w:eastAsia="ko-KR"/>
+        </w:rPr>
+        <w:t xml:space="preserve">表示Mel filter </w:t>
+      </w:r>
+      <w:r>
+        <w:rPr>
+          <w:rFonts w:hint="eastAsia" w:ascii="等线" w:hAnsi="等线" w:eastAsia="等线" w:cs="等线"/>
+          <w:sz w:val="21"/>
+          <w:szCs w:val="21"/>
+          <w:lang w:val="en-US" w:eastAsia="zh-CN"/>
+        </w:rPr>
+        <w:t>bank</w:t>
+      </w:r>
+      <w:r>
+        <w:rPr>
+          <w:rFonts w:hint="eastAsia" w:ascii="等线" w:hAnsi="等线" w:eastAsia="等线" w:cs="等线"/>
+          <w:sz w:val="21"/>
+          <w:szCs w:val="21"/>
+          <w:lang w:val="en-US" w:eastAsia="ko-KR"/>
+        </w:rPr>
+        <w:t>的数量。在 STFT 得到的线性频谱中将不同频率范围的能量按照 Mel scale 的划分进行重新分组和聚合。 这些滤波器通常采用三角形响应的形式</w:t>
+      </w:r>
+      <w:r>
+        <w:rPr>
+          <w:rFonts w:hint="eastAsia" w:ascii="等线" w:hAnsi="等线" w:eastAsia="等线" w:cs="等线"/>
+          <w:sz w:val="21"/>
+          <w:szCs w:val="21"/>
+          <w:lang w:val="en-US" w:eastAsia="zh-CN"/>
+        </w:rPr>
+        <w:t>。</w:t>
+      </w:r>
+      <w:r>
+        <w:rPr>
+          <w:rFonts w:hint="eastAsia" w:ascii="等线" w:hAnsi="等线" w:eastAsia="等线" w:cs="等线"/>
+          <w:sz w:val="21"/>
+          <w:szCs w:val="21"/>
+          <w:lang w:val="en-US" w:eastAsia="ko-KR"/>
+        </w:rPr>
+        <w:t>每个滤波器对一个频率区间进行加权平均。通过 n_mels 个滤波器就可以得到 n_mels 个 Mel bi</w:t>
+      </w:r>
+      <w:r>
+        <w:rPr>
+          <w:rFonts w:hint="eastAsia" w:ascii="等线" w:hAnsi="等线" w:eastAsia="等线" w:cs="等线"/>
+          <w:sz w:val="21"/>
+          <w:szCs w:val="21"/>
+          <w:lang w:val="en-US" w:eastAsia="zh-CN"/>
+        </w:rPr>
+        <w:t>n。</w:t>
+      </w:r>
+      <w:r>
+        <w:rPr>
+          <w:rFonts w:hint="eastAsia" w:ascii="等线" w:hAnsi="等线" w:eastAsia="等线" w:cs="等线"/>
+          <w:sz w:val="21"/>
+          <w:szCs w:val="21"/>
+          <w:lang w:val="en-US" w:eastAsia="ko-KR"/>
+        </w:rPr>
+        <w:t>这些 Mel bin 的能量值就是 Mel-Spectrogram 中 y 轴的值。</w:t>
+      </w:r>
+    </w:p>
+    <w:p>
+      <w:pPr>
+        <w:numPr>
+          <w:ilvl w:val="0"/>
+          <w:numId w:val="0"/>
+        </w:numPr>
+        <w:rPr>
+          <w:rFonts w:hint="default" w:eastAsia="Malgun Gothic"/>
+          <w:sz w:val="21"/>
+          <w:szCs w:val="21"/>
+          <w:lang w:val="en-US" w:eastAsia="ko-KR"/>
+        </w:rPr>
+      </w:pPr>
+    </w:p>
+    <w:p>
+      <w:pPr>
+        <w:numPr>
+          <w:ilvl w:val="0"/>
+          <w:numId w:val="0"/>
+        </w:numPr>
+        <w:rPr>
+          <w:rFonts w:hint="default" w:eastAsia="Malgun Gothic"/>
+          <w:sz w:val="21"/>
+          <w:szCs w:val="21"/>
+          <w:lang w:val="en-US" w:eastAsia="ko-KR"/>
+        </w:rPr>
+      </w:pPr>
+      <w:r>
+        <w:rPr>
+          <w:rFonts w:hint="eastAsia" w:eastAsia="Malgun Gothic"/>
+          <w:b/>
+          <w:bCs/>
+          <w:sz w:val="21"/>
+          <w:szCs w:val="21"/>
+          <w:lang w:val="en-US" w:eastAsia="ko-KR"/>
+        </w:rPr>
+        <w:t>fmin, fmax</w:t>
+      </w:r>
+      <w:r>
+        <w:rPr>
+          <w:rFonts w:hint="eastAsia" w:eastAsia="Malgun Gothic"/>
+          <w:sz w:val="21"/>
+          <w:szCs w:val="21"/>
+          <w:lang w:val="en-US" w:eastAsia="ko-KR"/>
+        </w:rPr>
+        <w:t xml:space="preserve"> = </w:t>
+      </w:r>
+      <w:r>
+        <w:rPr>
+          <w:rFonts w:hint="eastAsia" w:ascii="等线" w:hAnsi="等线" w:eastAsia="等线" w:cs="等线"/>
+          <w:sz w:val="21"/>
+          <w:szCs w:val="21"/>
+          <w:lang w:val="en-US" w:eastAsia="ko-KR"/>
+        </w:rPr>
+        <w:t>用于指定分析的最小和最大频率范围。通常将 fmax 设置为sample_rate/2</w:t>
+      </w:r>
+      <w:r>
+        <w:rPr>
+          <w:rFonts w:hint="eastAsia" w:ascii="等线" w:hAnsi="等线" w:eastAsia="等线" w:cs="等线"/>
+          <w:sz w:val="21"/>
+          <w:szCs w:val="21"/>
+          <w:lang w:val="en-US" w:eastAsia="zh-CN"/>
+        </w:rPr>
+        <w:t>(Nyquist rule)。</w:t>
+      </w:r>
+      <w:r>
+        <w:rPr>
+          <w:rFonts w:hint="eastAsia" w:ascii="等线" w:hAnsi="等线" w:eastAsia="等线" w:cs="等线"/>
+          <w:sz w:val="21"/>
+          <w:szCs w:val="21"/>
+          <w:lang w:val="en-US" w:eastAsia="ko-KR"/>
+        </w:rPr>
+        <w:t>因为超出该范围的频率不能从离散信号中可靠地恢复。</w:t>
+      </w:r>
+    </w:p>
+    <w:p>
+      <w:pPr>
+        <w:numPr>
+          <w:ilvl w:val="0"/>
+          <w:numId w:val="0"/>
+        </w:numPr>
+        <w:rPr>
+          <w:rFonts w:hint="default" w:eastAsia="Malgun Gothic"/>
+          <w:sz w:val="21"/>
+          <w:szCs w:val="21"/>
+          <w:lang w:val="en-US" w:eastAsia="ko-KR"/>
+        </w:rPr>
+      </w:pPr>
+    </w:p>
+    <w:p>
+      <w:pPr>
+        <w:numPr>
+          <w:ilvl w:val="0"/>
+          <w:numId w:val="0"/>
+        </w:numPr>
+        <w:rPr>
+          <w:rFonts w:hint="eastAsia" w:eastAsia="Malgun Gothic"/>
+          <w:sz w:val="21"/>
+          <w:szCs w:val="21"/>
+          <w:lang w:val="en-US" w:eastAsia="ko-KR"/>
+        </w:rPr>
+      </w:pPr>
+    </w:p>
+    <w:p>
+      <w:pPr>
+        <w:numPr>
+          <w:ilvl w:val="0"/>
+          <w:numId w:val="0"/>
+        </w:numPr>
+        <w:rPr>
+          <w:rFonts w:hint="eastAsia" w:eastAsia="Malgun Gothic"/>
+          <w:sz w:val="21"/>
+          <w:szCs w:val="21"/>
+          <w:lang w:val="en-US" w:eastAsia="ko-KR"/>
+        </w:rPr>
+      </w:pPr>
+    </w:p>
+    <w:p>
+      <w:pPr>
+        <w:numPr>
+          <w:ilvl w:val="0"/>
+          <w:numId w:val="0"/>
+        </w:numPr>
+        <w:rPr>
+          <w:rFonts w:hint="eastAsia" w:eastAsia="Malgun Gothic"/>
+          <w:sz w:val="21"/>
+          <w:szCs w:val="21"/>
+          <w:lang w:val="en-US" w:eastAsia="ko-KR"/>
+        </w:rPr>
+      </w:pPr>
+    </w:p>
+    <w:p>
+      <w:pPr>
+        <w:numPr>
+          <w:ilvl w:val="0"/>
+          <w:numId w:val="0"/>
+        </w:numPr>
+        <w:rPr>
+          <w:rFonts w:hint="eastAsia" w:eastAsia="Malgun Gothic"/>
+          <w:sz w:val="21"/>
+          <w:szCs w:val="21"/>
+          <w:lang w:val="en-US" w:eastAsia="ko-KR"/>
+        </w:rPr>
+      </w:pPr>
+    </w:p>
+    <w:p>
+      <w:pPr>
+        <w:numPr>
+          <w:ilvl w:val="0"/>
+          <w:numId w:val="0"/>
+        </w:numPr>
+        <w:rPr>
+          <w:rFonts w:hint="eastAsia" w:eastAsia="Malgun Gothic"/>
+          <w:sz w:val="21"/>
+          <w:szCs w:val="21"/>
+          <w:lang w:val="en-US" w:eastAsia="ko-KR"/>
+        </w:rPr>
+      </w:pPr>
+    </w:p>
+    <w:p>
+      <w:pPr>
+        <w:numPr>
+          <w:ilvl w:val="0"/>
+          <w:numId w:val="0"/>
+        </w:numPr>
+        <w:rPr>
+          <w:rFonts w:hint="eastAsia" w:eastAsia="Malgun Gothic"/>
+          <w:sz w:val="21"/>
+          <w:szCs w:val="21"/>
+          <w:lang w:val="en-US" w:eastAsia="ko-KR"/>
+        </w:rPr>
+      </w:pPr>
+    </w:p>
+    <w:p>
+      <w:pPr>
+        <w:numPr>
+          <w:ilvl w:val="0"/>
+          <w:numId w:val="0"/>
+        </w:numPr>
+        <w:rPr>
+          <w:rFonts w:hint="eastAsia" w:eastAsia="Malgun Gothic"/>
+          <w:sz w:val="21"/>
+          <w:szCs w:val="21"/>
+          <w:lang w:val="en-US" w:eastAsia="ko-KR"/>
+        </w:rPr>
+      </w:pPr>
+    </w:p>
+    <w:p>
+      <w:pPr>
+        <w:numPr>
+          <w:ilvl w:val="0"/>
+          <w:numId w:val="0"/>
+        </w:numPr>
+        <w:rPr>
+          <w:rFonts w:hint="eastAsia" w:eastAsia="Malgun Gothic"/>
+          <w:sz w:val="21"/>
+          <w:szCs w:val="21"/>
+          <w:lang w:val="en-US" w:eastAsia="ko-KR"/>
+        </w:rPr>
+      </w:pPr>
+    </w:p>
+    <w:p>
+      <w:pPr>
+        <w:numPr>
+          <w:ilvl w:val="0"/>
+          <w:numId w:val="0"/>
+        </w:numPr>
+        <w:rPr>
+          <w:rFonts w:hint="eastAsia" w:eastAsia="Malgun Gothic"/>
+          <w:sz w:val="21"/>
+          <w:szCs w:val="21"/>
+          <w:lang w:val="en-US" w:eastAsia="ko-KR"/>
+        </w:rPr>
+      </w:pPr>
+    </w:p>
+    <w:p>
+      <w:pPr>
+        <w:numPr>
+          <w:ilvl w:val="0"/>
+          <w:numId w:val="0"/>
+        </w:numPr>
+        <w:rPr>
+          <w:rFonts w:hint="eastAsia" w:eastAsia="Malgun Gothic"/>
+          <w:sz w:val="21"/>
+          <w:szCs w:val="21"/>
+          <w:lang w:val="en-US" w:eastAsia="ko-KR"/>
+        </w:rPr>
+      </w:pPr>
+    </w:p>
+    <w:p>
+      <w:pPr>
+        <w:numPr>
+          <w:ilvl w:val="0"/>
+          <w:numId w:val="0"/>
+        </w:numPr>
+        <w:rPr>
+          <w:rFonts w:hint="eastAsia" w:eastAsia="Malgun Gothic"/>
+          <w:sz w:val="21"/>
+          <w:szCs w:val="21"/>
+          <w:lang w:val="en-US" w:eastAsia="ko-KR"/>
+        </w:rPr>
+      </w:pPr>
+    </w:p>
+    <w:p>
+      <w:pPr>
+        <w:numPr>
+          <w:ilvl w:val="0"/>
+          <w:numId w:val="0"/>
+        </w:numPr>
+        <w:rPr>
+          <w:rFonts w:hint="eastAsia" w:eastAsia="Malgun Gothic"/>
+          <w:sz w:val="21"/>
+          <w:szCs w:val="21"/>
+          <w:lang w:val="en-US" w:eastAsia="ko-KR"/>
+        </w:rPr>
+      </w:pPr>
+    </w:p>
+    <w:p>
+      <w:pPr>
+        <w:numPr>
+          <w:ilvl w:val="0"/>
+          <w:numId w:val="0"/>
+        </w:numPr>
+        <w:rPr>
+          <w:rFonts w:hint="eastAsia" w:eastAsia="Malgun Gothic"/>
+          <w:sz w:val="21"/>
+          <w:szCs w:val="21"/>
+          <w:lang w:val="en-US" w:eastAsia="ko-KR"/>
+        </w:rPr>
+      </w:pPr>
+    </w:p>
+    <w:p>
+      <w:pPr>
+        <w:numPr>
+          <w:ilvl w:val="0"/>
+          <w:numId w:val="0"/>
+        </w:numPr>
+        <w:rPr>
+          <w:rFonts w:hint="eastAsia" w:eastAsia="Malgun Gothic"/>
+          <w:sz w:val="21"/>
+          <w:szCs w:val="21"/>
+          <w:lang w:val="en-US" w:eastAsia="ko-KR"/>
+        </w:rPr>
+      </w:pPr>
+    </w:p>
+    <w:p>
+      <w:pPr>
+        <w:numPr>
+          <w:ilvl w:val="0"/>
+          <w:numId w:val="0"/>
+        </w:numPr>
+        <w:rPr>
+          <w:rFonts w:hint="eastAsia" w:eastAsia="Malgun Gothic"/>
+          <w:sz w:val="21"/>
+          <w:szCs w:val="21"/>
+          <w:lang w:val="en-US" w:eastAsia="ko-KR"/>
+        </w:rPr>
+      </w:pPr>
+    </w:p>
+    <w:p>
+      <w:pPr>
+        <w:numPr>
+          <w:ilvl w:val="0"/>
+          <w:numId w:val="0"/>
+        </w:numPr>
+        <w:rPr>
+          <w:rFonts w:hint="eastAsia" w:eastAsia="Malgun Gothic"/>
+          <w:sz w:val="21"/>
+          <w:szCs w:val="21"/>
+          <w:lang w:val="en-US" w:eastAsia="ko-KR"/>
+        </w:rPr>
+      </w:pPr>
     </w:p>
     <w:p>
       <w:pPr>
@@ -3259,48 +3088,48 @@
           <w:szCs w:val="24"/>
           <w:lang w:val="en-US" w:eastAsia="ko-KR"/>
         </w:rPr>
-        <w:t>Mel-Frequency Cepstral Coefficients(MFCC)</w:t>
-      </w:r>
-    </w:p>
-    <w:p>
-      <w:pPr>
-        <w:numPr>
-          <w:ilvl w:val="0"/>
-          <w:numId w:val="0"/>
-        </w:numPr>
-        <w:rPr>
-          <w:rFonts w:hint="eastAsia" w:eastAsia="Malgun Gothic"/>
-          <w:sz w:val="21"/>
-          <w:szCs w:val="21"/>
-          <w:lang w:val="en-US" w:eastAsia="ko-KR"/>
-        </w:rPr>
-      </w:pPr>
-    </w:p>
-    <w:p>
-      <w:pPr>
-        <w:numPr>
-          <w:ilvl w:val="0"/>
-          <w:numId w:val="0"/>
-        </w:numPr>
-        <w:rPr>
-          <w:rFonts w:hint="eastAsia" w:eastAsia="Malgun Gothic"/>
-          <w:sz w:val="21"/>
-          <w:szCs w:val="21"/>
-          <w:lang w:val="en-US" w:eastAsia="ko-KR"/>
-        </w:rPr>
-      </w:pPr>
-      <w:r>
-        <w:rPr>
-          <w:rFonts w:hint="eastAsia" w:eastAsia="Malgun Gothic"/>
-          <w:sz w:val="21"/>
-          <w:szCs w:val="21"/>
-          <w:lang w:val="en-US" w:eastAsia="ko-KR"/>
-        </w:rPr>
-        <w:t>MFCC是基于Mel-Spectrogram的进一步处理过程</w:t>
-      </w:r>
-      <w:r>
-        <w:rPr>
-          <w:rFonts w:hint="eastAsia" w:eastAsia="宋体"/>
+        <w:t>Wavelet Transform</w:t>
+      </w:r>
+    </w:p>
+    <w:p>
+      <w:pPr>
+        <w:numPr>
+          <w:ilvl w:val="0"/>
+          <w:numId w:val="0"/>
+        </w:numPr>
+        <w:rPr>
+          <w:rFonts w:hint="eastAsia" w:eastAsia="Malgun Gothic"/>
+          <w:sz w:val="21"/>
+          <w:szCs w:val="21"/>
+          <w:lang w:val="en-US" w:eastAsia="ko-KR"/>
+        </w:rPr>
+      </w:pPr>
+    </w:p>
+    <w:p>
+      <w:pPr>
+        <w:numPr>
+          <w:ilvl w:val="0"/>
+          <w:numId w:val="0"/>
+        </w:numPr>
+        <w:rPr>
+          <w:rFonts w:hint="eastAsia" w:ascii="等线" w:hAnsi="等线" w:eastAsia="等线" w:cs="等线"/>
+          <w:sz w:val="21"/>
+          <w:szCs w:val="21"/>
+          <w:lang w:val="en-US" w:eastAsia="ko-KR"/>
+        </w:rPr>
+      </w:pPr>
+      <w:r>
+        <w:rPr>
+          <w:rFonts w:hint="eastAsia" w:ascii="等线" w:hAnsi="等线" w:eastAsia="等线" w:cs="等线"/>
+          <w:sz w:val="21"/>
+          <w:szCs w:val="21"/>
+          <w:lang w:val="en-US" w:eastAsia="ko-KR"/>
+        </w:rPr>
+        <w:t>Wavelet Transform是一种用于信号分析的数学工具</w:t>
+      </w:r>
+      <w:r>
+        <w:rPr>
+          <w:rFonts w:hint="eastAsia" w:ascii="等线" w:hAnsi="等线" w:eastAsia="等线" w:cs="等线"/>
           <w:sz w:val="21"/>
           <w:szCs w:val="21"/>
           <w:lang w:val="en-US" w:eastAsia="zh-CN"/>
@@ -3309,213 +3138,111 @@
       </w:r>
       <w:r>
         <w:rPr>
-          <w:rFonts w:hint="eastAsia" w:eastAsia="Malgun Gothic"/>
-          <w:sz w:val="21"/>
-          <w:szCs w:val="21"/>
-          <w:lang w:val="en-US" w:eastAsia="ko-KR"/>
-        </w:rPr>
-        <w:t xml:space="preserve">用于从音频信号中提取代表性特征。MFCC 在语音识别、情绪识别、音乐信息检索等任务中被广泛使用。  </w:t>
-      </w:r>
-    </w:p>
-    <w:p>
-      <w:pPr>
-        <w:numPr>
-          <w:ilvl w:val="0"/>
-          <w:numId w:val="0"/>
-        </w:numPr>
-        <w:rPr>
-          <w:rFonts w:hint="eastAsia" w:eastAsia="Malgun Gothic"/>
-          <w:sz w:val="21"/>
-          <w:szCs w:val="21"/>
-          <w:lang w:val="en-US" w:eastAsia="ko-KR"/>
-        </w:rPr>
-      </w:pPr>
-    </w:p>
-    <w:p>
-      <w:pPr>
-        <w:numPr>
-          <w:ilvl w:val="0"/>
-          <w:numId w:val="0"/>
-        </w:numPr>
-        <w:rPr>
-          <w:rFonts w:hint="eastAsia" w:eastAsia="Malgun Gothic"/>
-          <w:sz w:val="21"/>
-          <w:szCs w:val="21"/>
-          <w:lang w:val="en-US" w:eastAsia="ko-KR"/>
-        </w:rPr>
-      </w:pPr>
-      <w:r>
-        <w:rPr>
-          <w:rFonts w:hint="eastAsia" w:eastAsia="Malgun Gothic"/>
-          <w:sz w:val="21"/>
-          <w:szCs w:val="21"/>
-          <w:lang w:val="en-US" w:eastAsia="ko-KR"/>
-        </w:rPr>
-        <w:t>首先通过 STFT 获得 Mel-Spectrogra</w:t>
-      </w:r>
-      <w:r>
-        <w:rPr>
-          <w:rFonts w:hint="eastAsia" w:eastAsia="宋体"/>
-          <w:sz w:val="21"/>
-          <w:szCs w:val="21"/>
-          <w:lang w:val="en-US" w:eastAsia="zh-CN"/>
-        </w:rPr>
-        <w:t>m。</w:t>
-      </w:r>
-      <w:r>
-        <w:rPr>
-          <w:rFonts w:hint="eastAsia" w:eastAsia="Malgun Gothic"/>
-          <w:sz w:val="21"/>
-          <w:szCs w:val="21"/>
-          <w:lang w:val="en-US" w:eastAsia="ko-KR"/>
-        </w:rPr>
-        <w:t>然后对 Me</w:t>
-      </w:r>
-      <w:r>
-        <w:rPr>
-          <w:rFonts w:hint="eastAsia" w:eastAsia="宋体"/>
-          <w:sz w:val="21"/>
-          <w:szCs w:val="21"/>
-          <w:lang w:val="en-US" w:eastAsia="zh-CN"/>
-        </w:rPr>
-        <w:t>l-Spectrogram取上log</w:t>
-      </w:r>
-      <w:r>
-        <w:rPr>
-          <w:rFonts w:hint="eastAsia" w:eastAsia="Malgun Gothic"/>
-          <w:sz w:val="21"/>
-          <w:szCs w:val="21"/>
-          <w:lang w:val="en-US" w:eastAsia="ko-KR"/>
-        </w:rPr>
-        <w:t>得到</w:t>
-      </w:r>
-      <w:r>
-        <w:rPr>
-          <w:rFonts w:hint="eastAsia" w:eastAsia="宋体"/>
-          <w:sz w:val="21"/>
-          <w:szCs w:val="21"/>
-          <w:lang w:val="en-US" w:eastAsia="zh-CN"/>
-        </w:rPr>
-        <w:t>log</w:t>
-      </w:r>
-      <w:r>
-        <w:rPr>
-          <w:rFonts w:hint="eastAsia" w:eastAsia="Malgun Gothic"/>
-          <w:sz w:val="21"/>
-          <w:szCs w:val="21"/>
-          <w:lang w:val="en-US" w:eastAsia="ko-KR"/>
-        </w:rPr>
-        <w:t xml:space="preserve"> Mel</w:t>
-      </w:r>
-      <w:r>
-        <w:rPr>
-          <w:rFonts w:hint="eastAsia" w:eastAsia="宋体"/>
-          <w:sz w:val="21"/>
-          <w:szCs w:val="21"/>
-          <w:lang w:val="en-US" w:eastAsia="zh-CN"/>
-        </w:rPr>
-        <w:t>-Spectrogram</w:t>
-      </w:r>
-      <w:r>
-        <w:rPr>
-          <w:rFonts w:hint="eastAsia" w:eastAsia="Malgun Gothic"/>
-          <w:sz w:val="21"/>
-          <w:szCs w:val="21"/>
-          <w:lang w:val="en-US" w:eastAsia="ko-KR"/>
-        </w:rPr>
-        <w:t>。</w:t>
-      </w:r>
-      <w:r>
-        <w:rPr>
-          <w:rFonts w:hint="eastAsia" w:eastAsia="宋体"/>
-          <w:sz w:val="21"/>
-          <w:szCs w:val="21"/>
-          <w:lang w:val="en-US" w:eastAsia="zh-CN"/>
-        </w:rPr>
-        <w:t>以后</w:t>
-      </w:r>
-      <w:r>
-        <w:rPr>
-          <w:rFonts w:hint="eastAsia" w:eastAsia="Malgun Gothic"/>
-          <w:sz w:val="21"/>
-          <w:szCs w:val="21"/>
-          <w:lang w:val="en-US" w:eastAsia="ko-KR"/>
-        </w:rPr>
-        <w:t>对 log Mel 频谱执行Discrete Cosine Transform</w:t>
-      </w:r>
-      <w:r>
-        <w:rPr>
-          <w:rFonts w:hint="eastAsia" w:eastAsia="宋体"/>
-          <w:sz w:val="21"/>
-          <w:szCs w:val="21"/>
-          <w:lang w:val="en-US" w:eastAsia="zh-CN"/>
-        </w:rPr>
-        <w:t>(</w:t>
-      </w:r>
-      <w:r>
-        <w:rPr>
-          <w:rFonts w:hint="eastAsia" w:eastAsia="Malgun Gothic"/>
-          <w:sz w:val="21"/>
-          <w:szCs w:val="21"/>
-          <w:lang w:val="en-US" w:eastAsia="ko-KR"/>
-        </w:rPr>
-        <w:t>DC</w:t>
-      </w:r>
-      <w:r>
-        <w:rPr>
-          <w:rFonts w:hint="eastAsia" w:eastAsia="宋体"/>
-          <w:sz w:val="21"/>
-          <w:szCs w:val="21"/>
-          <w:lang w:val="en-US" w:eastAsia="zh-CN"/>
-        </w:rPr>
-        <w:t>T)。</w:t>
-      </w:r>
-      <w:r>
-        <w:rPr>
-          <w:rFonts w:hint="eastAsia" w:eastAsia="Malgun Gothic"/>
-          <w:sz w:val="21"/>
-          <w:szCs w:val="21"/>
-          <w:lang w:val="en-US" w:eastAsia="ko-KR"/>
-        </w:rPr>
-        <w:t xml:space="preserve">从而得到 MFCCs。  </w:t>
-      </w:r>
-    </w:p>
-    <w:p>
-      <w:pPr>
-        <w:numPr>
-          <w:ilvl w:val="0"/>
-          <w:numId w:val="0"/>
-        </w:numPr>
-        <w:rPr>
-          <w:rFonts w:hint="eastAsia" w:eastAsia="Malgun Gothic"/>
-          <w:sz w:val="21"/>
-          <w:szCs w:val="21"/>
-          <w:lang w:val="en-US" w:eastAsia="ko-KR"/>
-        </w:rPr>
-      </w:pPr>
-    </w:p>
-    <w:p>
-      <w:pPr>
-        <w:numPr>
-          <w:ilvl w:val="0"/>
-          <w:numId w:val="0"/>
-        </w:numPr>
-        <w:rPr>
-          <w:rFonts w:hint="eastAsia" w:eastAsia="Malgun Gothic"/>
-          <w:sz w:val="21"/>
-          <w:szCs w:val="21"/>
-          <w:lang w:val="en-US" w:eastAsia="ko-KR"/>
-        </w:rPr>
-      </w:pPr>
-      <w:r>
-        <w:rPr>
-          <w:rFonts w:hint="eastAsia" w:eastAsia="Malgun Gothic"/>
-          <w:sz w:val="21"/>
-          <w:szCs w:val="21"/>
-          <w:lang w:val="en-US" w:eastAsia="ko-KR"/>
-        </w:rPr>
-        <w:t xml:space="preserve">MFCC 突出信号的频率包络结构并将冗余的频谱信息压缩为较少数量的系数。  </w:t>
-      </w:r>
+          <w:rFonts w:hint="eastAsia" w:ascii="等线" w:hAnsi="等线" w:eastAsia="等线" w:cs="等线"/>
+          <w:sz w:val="21"/>
+          <w:szCs w:val="21"/>
+          <w:lang w:val="en-US" w:eastAsia="ko-KR"/>
+        </w:rPr>
+        <w:t xml:space="preserve">它能够同时提供更好的时间和频率定位信息。与 STFT使用固定大小的时间窗口不同，Wavelet Transform 通过不同的scale 和shift对信号进行分解。  </w:t>
+      </w:r>
+    </w:p>
+    <w:p>
+      <w:pPr>
+        <w:numPr>
+          <w:ilvl w:val="0"/>
+          <w:numId w:val="0"/>
+        </w:numPr>
+        <w:rPr>
+          <w:rFonts w:hint="eastAsia" w:eastAsia="Malgun Gothic"/>
+          <w:sz w:val="21"/>
+          <w:szCs w:val="21"/>
+          <w:lang w:val="en-US" w:eastAsia="ko-KR"/>
+        </w:rPr>
+      </w:pPr>
+    </w:p>
+    <w:p>
+      <w:pPr>
+        <w:numPr>
+          <w:ilvl w:val="0"/>
+          <w:numId w:val="0"/>
+        </w:numPr>
+        <w:rPr>
+          <w:rFonts w:hint="eastAsia" w:eastAsia="Malgun Gothic"/>
+          <w:sz w:val="21"/>
+          <w:szCs w:val="21"/>
+          <w:lang w:val="en-US" w:eastAsia="ko-KR"/>
+        </w:rPr>
+      </w:pPr>
+    </w:p>
+    <w:p>
+      <w:pPr>
+        <w:numPr>
+          <w:ilvl w:val="0"/>
+          <w:numId w:val="0"/>
+        </w:numPr>
+        <w:rPr>
+          <w:rFonts w:hint="eastAsia" w:eastAsia="Malgun Gothic"/>
+          <w:sz w:val="21"/>
+          <w:szCs w:val="21"/>
+          <w:lang w:val="en-US" w:eastAsia="ko-KR"/>
+        </w:rPr>
+      </w:pPr>
+    </w:p>
+    <w:p>
+      <w:pPr>
+        <w:numPr>
+          <w:ilvl w:val="0"/>
+          <w:numId w:val="0"/>
+        </w:numPr>
+        <w:rPr>
+          <w:rFonts w:hint="eastAsia" w:eastAsia="Malgun Gothic"/>
+          <w:sz w:val="21"/>
+          <w:szCs w:val="21"/>
+          <w:lang w:val="en-US" w:eastAsia="ko-KR"/>
+        </w:rPr>
+      </w:pPr>
+    </w:p>
+    <w:p>
+      <w:pPr>
+        <w:numPr>
+          <w:ilvl w:val="0"/>
+          <w:numId w:val="0"/>
+        </w:numPr>
+        <w:rPr>
+          <w:rFonts w:hint="eastAsia" w:eastAsia="Malgun Gothic"/>
+          <w:sz w:val="21"/>
+          <w:szCs w:val="21"/>
+          <w:lang w:val="en-US" w:eastAsia="ko-KR"/>
+        </w:rPr>
+      </w:pPr>
+    </w:p>
+    <w:p>
+      <w:pPr>
+        <w:numPr>
+          <w:ilvl w:val="0"/>
+          <w:numId w:val="0"/>
+        </w:numPr>
+        <w:rPr>
+          <w:rFonts w:hint="eastAsia" w:eastAsia="Malgun Gothic"/>
+          <w:sz w:val="21"/>
+          <w:szCs w:val="21"/>
+          <w:lang w:val="en-US" w:eastAsia="ko-KR"/>
+        </w:rPr>
+      </w:pPr>
+    </w:p>
+    <w:p>
+      <w:pPr>
+        <w:numPr>
+          <w:ilvl w:val="0"/>
+          <w:numId w:val="0"/>
+        </w:numPr>
+        <w:rPr>
+          <w:rFonts w:hint="eastAsia" w:eastAsia="Malgun Gothic"/>
+          <w:sz w:val="21"/>
+          <w:szCs w:val="21"/>
+          <w:lang w:val="en-US" w:eastAsia="ko-KR"/>
+        </w:rPr>
+      </w:pPr>
     </w:p>
     <w:p>
       <w:pPr>
@@ -3555,7 +3282,7 @@
           <wp:inline distT="0" distB="0" distL="114300" distR="114300">
             <wp:extent cx="5274310" cy="1883410"/>
             <wp:effectExtent l="0" t="0" r="8890" b="8890"/>
-            <wp:docPr id="9" name="Picture 9" descr="7_MFCCs"/>
+            <wp:docPr id="15" name="Picture 15" descr="6_Waveform_Transform"/>
             <wp:cNvGraphicFramePr>
               <a:graphicFrameLocks xmlns:a="http://schemas.openxmlformats.org/drawingml/2006/main" noChangeAspect="1"/>
             </wp:cNvGraphicFramePr>
@@ -3563,7 +3290,7 @@
               <a:graphicData uri="http://schemas.openxmlformats.org/drawingml/2006/picture">
                 <pic:pic xmlns:pic="http://schemas.openxmlformats.org/drawingml/2006/picture">
                   <pic:nvPicPr>
-                    <pic:cNvPr id="9" name="Picture 9" descr="7_MFCCs"/>
+                    <pic:cNvPr id="15" name="Picture 15" descr="6_Waveform_Transform"/>
                     <pic:cNvPicPr>
                       <a:picLocks noChangeAspect="1"/>
                     </pic:cNvPicPr>
@@ -3589,6 +3316,398 @@
           </wp:inline>
         </w:drawing>
       </w:r>
+    </w:p>
+    <w:p>
+      <w:pPr>
+        <w:numPr>
+          <w:ilvl w:val="0"/>
+          <w:numId w:val="0"/>
+        </w:numPr>
+        <w:rPr>
+          <w:rFonts w:hint="eastAsia" w:eastAsia="Malgun Gothic"/>
+          <w:sz w:val="21"/>
+          <w:szCs w:val="21"/>
+          <w:lang w:val="en-US" w:eastAsia="ko-KR"/>
+        </w:rPr>
+      </w:pPr>
+    </w:p>
+    <w:p>
+      <w:pPr>
+        <w:numPr>
+          <w:ilvl w:val="0"/>
+          <w:numId w:val="0"/>
+        </w:numPr>
+        <w:rPr>
+          <w:rFonts w:hint="eastAsia" w:eastAsia="Malgun Gothic"/>
+          <w:sz w:val="21"/>
+          <w:szCs w:val="21"/>
+          <w:lang w:val="en-US" w:eastAsia="ko-KR"/>
+        </w:rPr>
+      </w:pPr>
+    </w:p>
+    <w:p>
+      <w:pPr>
+        <w:numPr>
+          <w:ilvl w:val="0"/>
+          <w:numId w:val="0"/>
+        </w:numPr>
+        <w:rPr>
+          <w:rFonts w:hint="eastAsia" w:eastAsia="Malgun Gothic"/>
+          <w:sz w:val="21"/>
+          <w:szCs w:val="21"/>
+          <w:lang w:val="en-US" w:eastAsia="ko-KR"/>
+        </w:rPr>
+      </w:pPr>
+    </w:p>
+    <w:p>
+      <w:pPr>
+        <w:numPr>
+          <w:ilvl w:val="0"/>
+          <w:numId w:val="0"/>
+        </w:numPr>
+        <w:rPr>
+          <w:rFonts w:hint="eastAsia" w:eastAsia="Malgun Gothic"/>
+          <w:sz w:val="21"/>
+          <w:szCs w:val="21"/>
+          <w:lang w:val="en-US" w:eastAsia="ko-KR"/>
+        </w:rPr>
+      </w:pPr>
+    </w:p>
+    <w:p>
+      <w:pPr>
+        <w:numPr>
+          <w:ilvl w:val="0"/>
+          <w:numId w:val="0"/>
+        </w:numPr>
+        <w:rPr>
+          <w:rFonts w:hint="eastAsia" w:eastAsia="Malgun Gothic"/>
+          <w:sz w:val="21"/>
+          <w:szCs w:val="21"/>
+          <w:lang w:val="en-US" w:eastAsia="ko-KR"/>
+        </w:rPr>
+      </w:pPr>
+    </w:p>
+    <w:p>
+      <w:pPr>
+        <w:numPr>
+          <w:ilvl w:val="0"/>
+          <w:numId w:val="0"/>
+        </w:numPr>
+        <w:rPr>
+          <w:rFonts w:hint="eastAsia" w:eastAsia="Malgun Gothic"/>
+          <w:sz w:val="21"/>
+          <w:szCs w:val="21"/>
+          <w:lang w:val="en-US" w:eastAsia="ko-KR"/>
+        </w:rPr>
+      </w:pPr>
+    </w:p>
+    <w:p>
+      <w:pPr>
+        <w:numPr>
+          <w:ilvl w:val="0"/>
+          <w:numId w:val="0"/>
+        </w:numPr>
+        <w:rPr>
+          <w:rFonts w:hint="eastAsia" w:eastAsia="Malgun Gothic"/>
+          <w:sz w:val="21"/>
+          <w:szCs w:val="21"/>
+          <w:lang w:val="en-US" w:eastAsia="ko-KR"/>
+        </w:rPr>
+      </w:pPr>
+    </w:p>
+    <w:p>
+      <w:pPr>
+        <w:numPr>
+          <w:ilvl w:val="0"/>
+          <w:numId w:val="0"/>
+        </w:numPr>
+        <w:rPr>
+          <w:rFonts w:hint="eastAsia" w:eastAsia="Malgun Gothic"/>
+          <w:sz w:val="21"/>
+          <w:szCs w:val="21"/>
+          <w:lang w:val="en-US" w:eastAsia="ko-KR"/>
+        </w:rPr>
+      </w:pPr>
+    </w:p>
+    <w:p>
+      <w:pPr>
+        <w:numPr>
+          <w:ilvl w:val="0"/>
+          <w:numId w:val="0"/>
+        </w:numPr>
+        <w:rPr>
+          <w:rFonts w:hint="eastAsia" w:eastAsia="Malgun Gothic"/>
+          <w:sz w:val="21"/>
+          <w:szCs w:val="21"/>
+          <w:lang w:val="en-US" w:eastAsia="ko-KR"/>
+        </w:rPr>
+      </w:pPr>
+    </w:p>
+    <w:p>
+      <w:pPr>
+        <w:numPr>
+          <w:ilvl w:val="0"/>
+          <w:numId w:val="0"/>
+        </w:numPr>
+        <w:rPr>
+          <w:rFonts w:hint="eastAsia" w:eastAsia="Malgun Gothic"/>
+          <w:sz w:val="21"/>
+          <w:szCs w:val="21"/>
+          <w:lang w:val="en-US" w:eastAsia="ko-KR"/>
+        </w:rPr>
+      </w:pPr>
+    </w:p>
+    <w:p>
+      <w:pPr>
+        <w:numPr>
+          <w:ilvl w:val="0"/>
+          <w:numId w:val="0"/>
+        </w:numPr>
+        <w:rPr>
+          <w:rFonts w:hint="eastAsia" w:eastAsia="Malgun Gothic"/>
+          <w:sz w:val="21"/>
+          <w:szCs w:val="21"/>
+          <w:lang w:val="en-US" w:eastAsia="ko-KR"/>
+        </w:rPr>
+      </w:pPr>
+    </w:p>
+    <w:p>
+      <w:pPr>
+        <w:numPr>
+          <w:ilvl w:val="0"/>
+          <w:numId w:val="0"/>
+        </w:numPr>
+        <w:rPr>
+          <w:rFonts w:hint="eastAsia" w:eastAsia="Malgun Gothic"/>
+          <w:sz w:val="21"/>
+          <w:szCs w:val="21"/>
+          <w:lang w:val="en-US" w:eastAsia="ko-KR"/>
+        </w:rPr>
+      </w:pPr>
+    </w:p>
+    <w:p>
+      <w:pPr>
+        <w:numPr>
+          <w:ilvl w:val="0"/>
+          <w:numId w:val="0"/>
+        </w:numPr>
+        <w:rPr>
+          <w:rFonts w:hint="eastAsia" w:eastAsia="Malgun Gothic"/>
+          <w:sz w:val="21"/>
+          <w:szCs w:val="21"/>
+          <w:lang w:val="en-US" w:eastAsia="ko-KR"/>
+        </w:rPr>
+      </w:pPr>
+    </w:p>
+    <w:p>
+      <w:pPr>
+        <w:numPr>
+          <w:ilvl w:val="0"/>
+          <w:numId w:val="0"/>
+        </w:numPr>
+        <w:rPr>
+          <w:rFonts w:hint="eastAsia" w:eastAsia="Malgun Gothic"/>
+          <w:sz w:val="21"/>
+          <w:szCs w:val="21"/>
+          <w:lang w:val="en-US" w:eastAsia="ko-KR"/>
+        </w:rPr>
+      </w:pPr>
+    </w:p>
+    <w:p>
+      <w:pPr>
+        <w:numPr>
+          <w:ilvl w:val="0"/>
+          <w:numId w:val="0"/>
+        </w:numPr>
+        <w:rPr>
+          <w:rFonts w:hint="eastAsia" w:eastAsia="Malgun Gothic"/>
+          <w:sz w:val="21"/>
+          <w:szCs w:val="21"/>
+          <w:lang w:val="en-US" w:eastAsia="ko-KR"/>
+        </w:rPr>
+      </w:pPr>
+    </w:p>
+    <w:p>
+      <w:pPr>
+        <w:numPr>
+          <w:ilvl w:val="0"/>
+          <w:numId w:val="0"/>
+        </w:numPr>
+        <w:rPr>
+          <w:rFonts w:hint="eastAsia" w:eastAsia="Malgun Gothic"/>
+          <w:sz w:val="21"/>
+          <w:szCs w:val="21"/>
+          <w:lang w:val="en-US" w:eastAsia="ko-KR"/>
+        </w:rPr>
+      </w:pPr>
+    </w:p>
+    <w:p>
+      <w:pPr>
+        <w:numPr>
+          <w:ilvl w:val="0"/>
+          <w:numId w:val="0"/>
+        </w:numPr>
+        <w:rPr>
+          <w:rFonts w:hint="eastAsia" w:eastAsia="Malgun Gothic"/>
+          <w:sz w:val="21"/>
+          <w:szCs w:val="21"/>
+          <w:lang w:val="en-US" w:eastAsia="ko-KR"/>
+        </w:rPr>
+      </w:pPr>
+    </w:p>
+    <w:p>
+      <w:pPr>
+        <w:numPr>
+          <w:ilvl w:val="0"/>
+          <w:numId w:val="0"/>
+        </w:numPr>
+        <w:rPr>
+          <w:rFonts w:hint="eastAsia" w:eastAsia="Malgun Gothic"/>
+          <w:sz w:val="21"/>
+          <w:szCs w:val="21"/>
+          <w:lang w:val="en-US" w:eastAsia="ko-KR"/>
+        </w:rPr>
+      </w:pPr>
+    </w:p>
+    <w:p>
+      <w:pPr>
+        <w:numPr>
+          <w:ilvl w:val="0"/>
+          <w:numId w:val="0"/>
+        </w:numPr>
+        <w:rPr>
+          <w:rFonts w:hint="eastAsia" w:eastAsia="Malgun Gothic"/>
+          <w:sz w:val="21"/>
+          <w:szCs w:val="21"/>
+          <w:lang w:val="en-US" w:eastAsia="ko-KR"/>
+        </w:rPr>
+      </w:pPr>
+    </w:p>
+    <w:p>
+      <w:pPr>
+        <w:numPr>
+          <w:ilvl w:val="0"/>
+          <w:numId w:val="0"/>
+        </w:numPr>
+        <w:rPr>
+          <w:rFonts w:hint="eastAsia" w:eastAsia="Malgun Gothic"/>
+          <w:sz w:val="21"/>
+          <w:szCs w:val="21"/>
+          <w:lang w:val="en-US" w:eastAsia="ko-KR"/>
+        </w:rPr>
+      </w:pPr>
+    </w:p>
+    <w:p>
+      <w:pPr>
+        <w:numPr>
+          <w:ilvl w:val="0"/>
+          <w:numId w:val="0"/>
+        </w:numPr>
+        <w:rPr>
+          <w:rFonts w:hint="eastAsia" w:eastAsia="Malgun Gothic"/>
+          <w:sz w:val="21"/>
+          <w:szCs w:val="21"/>
+          <w:lang w:val="en-US" w:eastAsia="ko-KR"/>
+        </w:rPr>
+      </w:pPr>
+    </w:p>
+    <w:p>
+      <w:pPr>
+        <w:numPr>
+          <w:ilvl w:val="0"/>
+          <w:numId w:val="0"/>
+        </w:numPr>
+        <w:rPr>
+          <w:rFonts w:hint="eastAsia" w:eastAsia="Malgun Gothic"/>
+          <w:sz w:val="21"/>
+          <w:szCs w:val="21"/>
+          <w:lang w:val="en-US" w:eastAsia="ko-KR"/>
+        </w:rPr>
+      </w:pPr>
+    </w:p>
+    <w:p>
+      <w:pPr>
+        <w:numPr>
+          <w:ilvl w:val="0"/>
+          <w:numId w:val="0"/>
+        </w:numPr>
+        <w:rPr>
+          <w:rFonts w:hint="eastAsia" w:eastAsia="Malgun Gothic"/>
+          <w:sz w:val="21"/>
+          <w:szCs w:val="21"/>
+          <w:lang w:val="en-US" w:eastAsia="ko-KR"/>
+        </w:rPr>
+      </w:pPr>
+    </w:p>
+    <w:p>
+      <w:pPr>
+        <w:numPr>
+          <w:ilvl w:val="0"/>
+          <w:numId w:val="0"/>
+        </w:numPr>
+        <w:rPr>
+          <w:rFonts w:hint="eastAsia" w:eastAsia="Malgun Gothic"/>
+          <w:sz w:val="21"/>
+          <w:szCs w:val="21"/>
+          <w:lang w:val="en-US" w:eastAsia="ko-KR"/>
+        </w:rPr>
+      </w:pPr>
+    </w:p>
+    <w:p>
+      <w:pPr>
+        <w:numPr>
+          <w:ilvl w:val="0"/>
+          <w:numId w:val="0"/>
+        </w:numPr>
+        <w:rPr>
+          <w:rFonts w:hint="eastAsia" w:eastAsia="Malgun Gothic"/>
+          <w:sz w:val="21"/>
+          <w:szCs w:val="21"/>
+          <w:lang w:val="en-US" w:eastAsia="ko-KR"/>
+        </w:rPr>
+      </w:pPr>
+    </w:p>
+    <w:p>
+      <w:pPr>
+        <w:numPr>
+          <w:ilvl w:val="0"/>
+          <w:numId w:val="0"/>
+        </w:numPr>
+        <w:rPr>
+          <w:rFonts w:hint="eastAsia" w:eastAsia="Malgun Gothic"/>
+          <w:sz w:val="21"/>
+          <w:szCs w:val="21"/>
+          <w:lang w:val="en-US" w:eastAsia="ko-KR"/>
+        </w:rPr>
+      </w:pPr>
+    </w:p>
+    <w:p>
+      <w:pPr>
+        <w:numPr>
+          <w:ilvl w:val="0"/>
+          <w:numId w:val="0"/>
+        </w:numPr>
+        <w:rPr>
+          <w:rFonts w:hint="eastAsia" w:eastAsia="Malgun Gothic"/>
+          <w:sz w:val="21"/>
+          <w:szCs w:val="21"/>
+          <w:lang w:val="en-US" w:eastAsia="ko-KR"/>
+        </w:rPr>
+      </w:pPr>
+    </w:p>
+    <w:p>
+      <w:pPr>
+        <w:numPr>
+          <w:ilvl w:val="0"/>
+          <w:numId w:val="0"/>
+        </w:numPr>
+        <w:rPr>
+          <w:rFonts w:hint="eastAsia" w:eastAsia="Malgun Gothic"/>
+          <w:sz w:val="21"/>
+          <w:szCs w:val="21"/>
+          <w:lang w:val="en-US" w:eastAsia="ko-KR"/>
+        </w:rPr>
+      </w:pPr>
       <w:bookmarkStart w:id="0" w:name="_GoBack"/>
       <w:bookmarkEnd w:id="0"/>
     </w:p>
@@ -3605,6 +3724,376 @@
           <w:lang w:val="en-US" w:eastAsia="ko-KR"/>
         </w:rPr>
       </w:pPr>
+    </w:p>
+    <w:p>
+      <w:pPr>
+        <w:numPr>
+          <w:ilvl w:val="0"/>
+          <w:numId w:val="2"/>
+        </w:numPr>
+        <w:ind w:left="0" w:leftChars="0" w:firstLine="0" w:firstLineChars="0"/>
+        <w:rPr>
+          <w:rFonts w:hint="default" w:eastAsia="Malgun Gothic"/>
+          <w:b/>
+          <w:bCs/>
+          <w:sz w:val="24"/>
+          <w:szCs w:val="24"/>
+          <w:lang w:val="en-US" w:eastAsia="ko-KR"/>
+        </w:rPr>
+      </w:pPr>
+      <w:r>
+        <w:rPr>
+          <w:rFonts w:hint="eastAsia" w:eastAsia="Malgun Gothic"/>
+          <w:b/>
+          <w:bCs/>
+          <w:sz w:val="24"/>
+          <w:szCs w:val="24"/>
+          <w:lang w:val="en-US" w:eastAsia="ko-KR"/>
+        </w:rPr>
+        <w:t>Mel-Frequency Cepstral Coefficients(MFCC)</w:t>
+      </w:r>
+    </w:p>
+    <w:p>
+      <w:pPr>
+        <w:numPr>
+          <w:ilvl w:val="0"/>
+          <w:numId w:val="0"/>
+        </w:numPr>
+        <w:rPr>
+          <w:rFonts w:hint="eastAsia" w:eastAsia="Malgun Gothic"/>
+          <w:sz w:val="21"/>
+          <w:szCs w:val="21"/>
+          <w:lang w:val="en-US" w:eastAsia="ko-KR"/>
+        </w:rPr>
+      </w:pPr>
+    </w:p>
+    <w:p>
+      <w:pPr>
+        <w:numPr>
+          <w:ilvl w:val="0"/>
+          <w:numId w:val="0"/>
+        </w:numPr>
+        <w:rPr>
+          <w:rFonts w:hint="eastAsia" w:eastAsia="Malgun Gothic"/>
+          <w:sz w:val="21"/>
+          <w:szCs w:val="21"/>
+          <w:lang w:val="en-US" w:eastAsia="ko-KR"/>
+        </w:rPr>
+      </w:pPr>
+      <w:r>
+        <w:rPr>
+          <w:rFonts w:hint="eastAsia" w:eastAsia="Malgun Gothic"/>
+          <w:sz w:val="21"/>
+          <w:szCs w:val="21"/>
+          <w:lang w:val="en-US" w:eastAsia="ko-KR"/>
+        </w:rPr>
+        <w:t>MFCC是基于Mel-Spectrogram的进一步处理过程</w:t>
+      </w:r>
+      <w:r>
+        <w:rPr>
+          <w:rFonts w:hint="eastAsia" w:eastAsia="宋体"/>
+          <w:sz w:val="21"/>
+          <w:szCs w:val="21"/>
+          <w:lang w:val="en-US" w:eastAsia="zh-CN"/>
+        </w:rPr>
+        <w:t>。</w:t>
+      </w:r>
+      <w:r>
+        <w:rPr>
+          <w:rFonts w:hint="eastAsia" w:eastAsia="Malgun Gothic"/>
+          <w:sz w:val="21"/>
+          <w:szCs w:val="21"/>
+          <w:lang w:val="en-US" w:eastAsia="ko-KR"/>
+        </w:rPr>
+        <w:t xml:space="preserve">用于从音频信号中提取代表性特征。MFCC 在语音识别、情绪识别、音乐信息检索等任务中被广泛使用。  </w:t>
+      </w:r>
+    </w:p>
+    <w:p>
+      <w:pPr>
+        <w:numPr>
+          <w:ilvl w:val="0"/>
+          <w:numId w:val="0"/>
+        </w:numPr>
+        <w:rPr>
+          <w:rFonts w:hint="eastAsia" w:eastAsia="Malgun Gothic"/>
+          <w:sz w:val="21"/>
+          <w:szCs w:val="21"/>
+          <w:lang w:val="en-US" w:eastAsia="ko-KR"/>
+        </w:rPr>
+      </w:pPr>
+    </w:p>
+    <w:p>
+      <w:pPr>
+        <w:numPr>
+          <w:ilvl w:val="0"/>
+          <w:numId w:val="0"/>
+        </w:numPr>
+        <w:rPr>
+          <w:rFonts w:hint="eastAsia" w:eastAsia="Malgun Gothic"/>
+          <w:sz w:val="21"/>
+          <w:szCs w:val="21"/>
+          <w:lang w:val="en-US" w:eastAsia="ko-KR"/>
+        </w:rPr>
+      </w:pPr>
+      <w:r>
+        <w:rPr>
+          <w:rFonts w:hint="eastAsia" w:eastAsia="Malgun Gothic"/>
+          <w:sz w:val="21"/>
+          <w:szCs w:val="21"/>
+          <w:lang w:val="en-US" w:eastAsia="ko-KR"/>
+        </w:rPr>
+        <w:t>首先通过 STFT 获得 Mel-Spectrogra</w:t>
+      </w:r>
+      <w:r>
+        <w:rPr>
+          <w:rFonts w:hint="eastAsia" w:eastAsia="宋体"/>
+          <w:sz w:val="21"/>
+          <w:szCs w:val="21"/>
+          <w:lang w:val="en-US" w:eastAsia="zh-CN"/>
+        </w:rPr>
+        <w:t>m。</w:t>
+      </w:r>
+      <w:r>
+        <w:rPr>
+          <w:rFonts w:hint="eastAsia" w:eastAsia="Malgun Gothic"/>
+          <w:sz w:val="21"/>
+          <w:szCs w:val="21"/>
+          <w:lang w:val="en-US" w:eastAsia="ko-KR"/>
+        </w:rPr>
+        <w:t>然后对 Me</w:t>
+      </w:r>
+      <w:r>
+        <w:rPr>
+          <w:rFonts w:hint="eastAsia" w:eastAsia="宋体"/>
+          <w:sz w:val="21"/>
+          <w:szCs w:val="21"/>
+          <w:lang w:val="en-US" w:eastAsia="zh-CN"/>
+        </w:rPr>
+        <w:t>l-Spectrogram取上log</w:t>
+      </w:r>
+      <w:r>
+        <w:rPr>
+          <w:rFonts w:hint="eastAsia" w:eastAsia="Malgun Gothic"/>
+          <w:sz w:val="21"/>
+          <w:szCs w:val="21"/>
+          <w:lang w:val="en-US" w:eastAsia="ko-KR"/>
+        </w:rPr>
+        <w:t>得到</w:t>
+      </w:r>
+      <w:r>
+        <w:rPr>
+          <w:rFonts w:hint="eastAsia" w:eastAsia="宋体"/>
+          <w:sz w:val="21"/>
+          <w:szCs w:val="21"/>
+          <w:lang w:val="en-US" w:eastAsia="zh-CN"/>
+        </w:rPr>
+        <w:t>log</w:t>
+      </w:r>
+      <w:r>
+        <w:rPr>
+          <w:rFonts w:hint="eastAsia" w:eastAsia="Malgun Gothic"/>
+          <w:sz w:val="21"/>
+          <w:szCs w:val="21"/>
+          <w:lang w:val="en-US" w:eastAsia="ko-KR"/>
+        </w:rPr>
+        <w:t xml:space="preserve"> Mel</w:t>
+      </w:r>
+      <w:r>
+        <w:rPr>
+          <w:rFonts w:hint="eastAsia" w:eastAsia="宋体"/>
+          <w:sz w:val="21"/>
+          <w:szCs w:val="21"/>
+          <w:lang w:val="en-US" w:eastAsia="zh-CN"/>
+        </w:rPr>
+        <w:t>-Spectrogram</w:t>
+      </w:r>
+      <w:r>
+        <w:rPr>
+          <w:rFonts w:hint="eastAsia" w:eastAsia="Malgun Gothic"/>
+          <w:sz w:val="21"/>
+          <w:szCs w:val="21"/>
+          <w:lang w:val="en-US" w:eastAsia="ko-KR"/>
+        </w:rPr>
+        <w:t>。</w:t>
+      </w:r>
+      <w:r>
+        <w:rPr>
+          <w:rFonts w:hint="eastAsia" w:eastAsia="宋体"/>
+          <w:sz w:val="21"/>
+          <w:szCs w:val="21"/>
+          <w:lang w:val="en-US" w:eastAsia="zh-CN"/>
+        </w:rPr>
+        <w:t>以后</w:t>
+      </w:r>
+      <w:r>
+        <w:rPr>
+          <w:rFonts w:hint="eastAsia" w:eastAsia="Malgun Gothic"/>
+          <w:sz w:val="21"/>
+          <w:szCs w:val="21"/>
+          <w:lang w:val="en-US" w:eastAsia="ko-KR"/>
+        </w:rPr>
+        <w:t>对 log Mel 频谱执行Discrete Cosine Transform</w:t>
+      </w:r>
+      <w:r>
+        <w:rPr>
+          <w:rFonts w:hint="eastAsia" w:eastAsia="宋体"/>
+          <w:sz w:val="21"/>
+          <w:szCs w:val="21"/>
+          <w:lang w:val="en-US" w:eastAsia="zh-CN"/>
+        </w:rPr>
+        <w:t>(</w:t>
+      </w:r>
+      <w:r>
+        <w:rPr>
+          <w:rFonts w:hint="eastAsia" w:eastAsia="Malgun Gothic"/>
+          <w:sz w:val="21"/>
+          <w:szCs w:val="21"/>
+          <w:lang w:val="en-US" w:eastAsia="ko-KR"/>
+        </w:rPr>
+        <w:t>DC</w:t>
+      </w:r>
+      <w:r>
+        <w:rPr>
+          <w:rFonts w:hint="eastAsia" w:eastAsia="宋体"/>
+          <w:sz w:val="21"/>
+          <w:szCs w:val="21"/>
+          <w:lang w:val="en-US" w:eastAsia="zh-CN"/>
+        </w:rPr>
+        <w:t>T)。</w:t>
+      </w:r>
+      <w:r>
+        <w:rPr>
+          <w:rFonts w:hint="eastAsia" w:eastAsia="Malgun Gothic"/>
+          <w:sz w:val="21"/>
+          <w:szCs w:val="21"/>
+          <w:lang w:val="en-US" w:eastAsia="ko-KR"/>
+        </w:rPr>
+        <w:t xml:space="preserve">从而得到 MFCCs。  </w:t>
+      </w:r>
+    </w:p>
+    <w:p>
+      <w:pPr>
+        <w:numPr>
+          <w:ilvl w:val="0"/>
+          <w:numId w:val="0"/>
+        </w:numPr>
+        <w:rPr>
+          <w:rFonts w:hint="eastAsia" w:eastAsia="Malgun Gothic"/>
+          <w:sz w:val="21"/>
+          <w:szCs w:val="21"/>
+          <w:lang w:val="en-US" w:eastAsia="ko-KR"/>
+        </w:rPr>
+      </w:pPr>
+    </w:p>
+    <w:p>
+      <w:pPr>
+        <w:numPr>
+          <w:ilvl w:val="0"/>
+          <w:numId w:val="0"/>
+        </w:numPr>
+        <w:rPr>
+          <w:rFonts w:hint="eastAsia" w:eastAsia="Malgun Gothic"/>
+          <w:sz w:val="21"/>
+          <w:szCs w:val="21"/>
+          <w:lang w:val="en-US" w:eastAsia="ko-KR"/>
+        </w:rPr>
+      </w:pPr>
+      <w:r>
+        <w:rPr>
+          <w:rFonts w:hint="eastAsia" w:eastAsia="Malgun Gothic"/>
+          <w:sz w:val="21"/>
+          <w:szCs w:val="21"/>
+          <w:lang w:val="en-US" w:eastAsia="ko-KR"/>
+        </w:rPr>
+        <w:t xml:space="preserve">MFCC 突出信号的频率包络结构并将冗余的频谱信息压缩为较少数量的系数。  </w:t>
+      </w:r>
+    </w:p>
+    <w:p>
+      <w:pPr>
+        <w:numPr>
+          <w:ilvl w:val="0"/>
+          <w:numId w:val="0"/>
+        </w:numPr>
+        <w:rPr>
+          <w:rFonts w:hint="eastAsia" w:eastAsia="Malgun Gothic"/>
+          <w:sz w:val="21"/>
+          <w:szCs w:val="21"/>
+          <w:lang w:val="en-US" w:eastAsia="ko-KR"/>
+        </w:rPr>
+      </w:pPr>
+    </w:p>
+    <w:p>
+      <w:pPr>
+        <w:numPr>
+          <w:ilvl w:val="0"/>
+          <w:numId w:val="0"/>
+        </w:numPr>
+        <w:rPr>
+          <w:rFonts w:hint="eastAsia" w:eastAsia="Malgun Gothic"/>
+          <w:sz w:val="21"/>
+          <w:szCs w:val="21"/>
+          <w:lang w:val="en-US" w:eastAsia="ko-KR"/>
+        </w:rPr>
+      </w:pPr>
+    </w:p>
+    <w:p>
+      <w:pPr>
+        <w:numPr>
+          <w:ilvl w:val="0"/>
+          <w:numId w:val="0"/>
+        </w:numPr>
+        <w:rPr>
+          <w:rFonts w:hint="eastAsia" w:eastAsia="Malgun Gothic"/>
+          <w:sz w:val="21"/>
+          <w:szCs w:val="21"/>
+          <w:lang w:val="en-US" w:eastAsia="ko-KR"/>
+        </w:rPr>
+      </w:pPr>
+      <w:r>
+        <w:rPr>
+          <w:rFonts w:hint="eastAsia" w:eastAsia="Malgun Gothic"/>
+          <w:sz w:val="21"/>
+          <w:szCs w:val="21"/>
+          <w:lang w:val="en-US" w:eastAsia="ko-KR"/>
+        </w:rPr>
+        <w:drawing>
+          <wp:inline distT="0" distB="0" distL="114300" distR="114300">
+            <wp:extent cx="5274310" cy="1883410"/>
+            <wp:effectExtent l="0" t="0" r="8890" b="8890"/>
+            <wp:docPr id="16" name="Picture 16" descr="7_MFCCs"/>
+            <wp:cNvGraphicFramePr>
+              <a:graphicFrameLocks xmlns:a="http://schemas.openxmlformats.org/drawingml/2006/main" noChangeAspect="1"/>
+            </wp:cNvGraphicFramePr>
+            <a:graphic xmlns:a="http://schemas.openxmlformats.org/drawingml/2006/main">
+              <a:graphicData uri="http://schemas.openxmlformats.org/drawingml/2006/picture">
+                <pic:pic xmlns:pic="http://schemas.openxmlformats.org/drawingml/2006/picture">
+                  <pic:nvPicPr>
+                    <pic:cNvPr id="16" name="Picture 16" descr="7_MFCCs"/>
+                    <pic:cNvPicPr>
+                      <a:picLocks noChangeAspect="1"/>
+                    </pic:cNvPicPr>
+                  </pic:nvPicPr>
+                  <pic:blipFill>
+                    <a:blip r:embed="rId12"/>
+                    <a:stretch>
+                      <a:fillRect/>
+                    </a:stretch>
+                  </pic:blipFill>
+                  <pic:spPr>
+                    <a:xfrm>
+                      <a:off x="0" y="0"/>
+                      <a:ext cx="5274310" cy="1883410"/>
+                    </a:xfrm>
+                    <a:prstGeom prst="rect">
+                      <a:avLst/>
+                    </a:prstGeom>
+                  </pic:spPr>
+                </pic:pic>
+              </a:graphicData>
+            </a:graphic>
+          </wp:inline>
+        </w:drawing>
+      </w:r>
     </w:p>
     <w:p>
       <w:pPr>

--- a/Week1/Week 1 Task Report.docx
+++ b/Week1/Week 1 Task Report.docx
@@ -563,6 +563,15 @@
           <w:lang w:val="en-US" w:eastAsia="ko-KR"/>
         </w:rPr>
       </w:pPr>
+      <w:r>
+        <w:rPr>
+          <w:rFonts w:hint="eastAsia" w:eastAsia="Malgun Gothic"/>
+          <w:lang w:val="en-US" w:eastAsia="ko-KR"/>
+        </w:rPr>
+        <w:t>인</w:t>
+      </w:r>
+      <w:bookmarkStart w:id="0" w:name="_GoBack"/>
+      <w:bookmarkEnd w:id="0"/>
     </w:p>
     <w:p>
       <w:pPr>
@@ -3708,8 +3717,6 @@
           <w:lang w:val="en-US" w:eastAsia="ko-KR"/>
         </w:rPr>
       </w:pPr>
-      <w:bookmarkStart w:id="0" w:name="_GoBack"/>
-      <w:bookmarkEnd w:id="0"/>
     </w:p>
     <w:p>
       <w:pPr>
